--- a/Workshops/Workshop 3 - LM with continuous predictor/Workshop-3---LM-with-a-continuous-predictor--with-answers-.docx
+++ b/Workshops/Workshop 3 - LM with continuous predictor/Workshop-3---LM-with-a-continuous-predictor--with-answers-.docx
@@ -95,7 +95,7 @@
         <w:t xml:space="preserve"> </w:t>
       </w:r>
       <w:r>
-        <w:t xml:space="preserve">2024-09-17</w:t>
+        <w:t xml:space="preserve">2025-08-22</w:t>
       </w:r>
     </w:p>
     <w:sdt>
@@ -1291,7 +1291,39 @@
         <w:t xml:space="preserve">rnorm(n = 100, mean = 50, sd = 20)</w:t>
       </w:r>
       <w:r>
-        <w:t xml:space="preserve">, what’s the smallest value you generate when running it? Try changing the standard deviation (</w:t>
+        <w:t xml:space="preserve"> </w:t>
+      </w:r>
+      <w:r>
+        <w:t xml:space="preserve">that randomly generates</w:t>
+      </w:r>
+      <w:r>
+        <w:t xml:space="preserve"> </w:t>
+      </w:r>
+      <m:oMath>
+        <m:r>
+          <m:t>N</m:t>
+        </m:r>
+        <m:r>
+          <m:t>o</m:t>
+        </m:r>
+        <m:r>
+          <m:t>r</m:t>
+        </m:r>
+        <m:r>
+          <m:t>m</m:t>
+        </m:r>
+        <m:r>
+          <m:t>a</m:t>
+        </m:r>
+        <m:r>
+          <m:t>l</m:t>
+        </m:r>
+      </m:oMath>
+      <w:r>
+        <w:t xml:space="preserve"> </w:t>
+      </w:r>
+      <w:r>
+        <w:t xml:space="preserve">data, what’s the smallest value you generate when running it? Try changing the standard deviation (</w:t>
       </w:r>
       <w:r>
         <w:rPr>
@@ -1411,7 +1443,10 @@
         <w:rPr>
           <w:rStyle w:val="CommentTok"/>
         </w:rPr>
-        <w:t xml:space="preserve"># Yes. We used a Normal distribution to generate the data, so a model that </w:t>
+        <w:t xml:space="preserve"># Yes. We used a Normal distribution to generate the data, so a model that  assumes a Normal distribution (like a linear model) is entirely appropriate. </w:t>
+      </w:r>
+      <w:r>
+        <w:br/>
       </w:r>
       <w:r>
         <w:br/>
@@ -1420,64 +1455,7 @@
         <w:rPr>
           <w:rStyle w:val="CommentTok"/>
         </w:rPr>
-        <w:t xml:space="preserve"># assumes a Normal distribution (like a linear model) is entirely appropriate. </w:t>
-      </w:r>
-      <w:r>
-        <w:br/>
-      </w:r>
-      <w:r>
-        <w:br/>
-      </w:r>
-      <w:r>
-        <w:rPr>
-          <w:rStyle w:val="CommentTok"/>
-        </w:rPr>
-        <w:t xml:space="preserve"># This question is intended to be straightforward, but I'm also trying to highlight </w:t>
-      </w:r>
-      <w:r>
-        <w:br/>
-      </w:r>
-      <w:r>
-        <w:rPr>
-          <w:rStyle w:val="CommentTok"/>
-        </w:rPr>
-        <w:t xml:space="preserve"># that there is a challenge in the boto example, where we're balancing biology with </w:t>
-      </w:r>
-      <w:r>
-        <w:br/>
-      </w:r>
-      <w:r>
-        <w:rPr>
-          <w:rStyle w:val="CommentTok"/>
-        </w:rPr>
-        <w:t xml:space="preserve"># statistics; Botos cannot be 0 or negative cm long, yet a Normal distribution </w:t>
-      </w:r>
-      <w:r>
-        <w:br/>
-      </w:r>
-      <w:r>
-        <w:rPr>
-          <w:rStyle w:val="CommentTok"/>
-        </w:rPr>
-        <w:t xml:space="preserve"># technically allows for such values, but we can probably get away with using </w:t>
-      </w:r>
-      <w:r>
-        <w:br/>
-      </w:r>
-      <w:r>
-        <w:rPr>
-          <w:rStyle w:val="CommentTok"/>
-        </w:rPr>
-        <w:t xml:space="preserve"># a Normal distribution in this case because none of our observed values are </w:t>
-      </w:r>
-      <w:r>
-        <w:br/>
-      </w:r>
-      <w:r>
-        <w:rPr>
-          <w:rStyle w:val="CommentTok"/>
-        </w:rPr>
-        <w:t xml:space="preserve"># particularly close to zero.</w:t>
+        <w:t xml:space="preserve"># This question is intended to be straightforward, but I'm also trying to highlight that there is a challenge in the boto example, where we're balancing biology with statistics; Botos cannot be 0 or negative cm long, yet a Normal distribution technically allows for such values, but we can probably get away with using a Normal distribution in this case because none of our observed values are particularly close to zero.</w:t>
       </w:r>
     </w:p>
     <w:p>
@@ -1529,7 +1507,10 @@
         <w:rPr>
           <w:rStyle w:val="CommentTok"/>
         </w:rPr>
-        <w:t xml:space="preserve"># No, generating data according to a $Normal$ distribution does not automatically </w:t>
+        <w:t xml:space="preserve"># No, generating data according to a $Normal$ distribution does not automatically satisfy the assumption of normality. The assumption of normality specifically refers to the distribution of the residuals (i.e., the differences between the observed and predicted values) in your model — neither the raw data itself nor the distribution we assume generated the data.</w:t>
+      </w:r>
+      <w:r>
+        <w:br/>
       </w:r>
       <w:r>
         <w:br/>
@@ -1538,64 +1519,7 @@
         <w:rPr>
           <w:rStyle w:val="CommentTok"/>
         </w:rPr>
-        <w:t xml:space="preserve"># satisfy the assumption of normality. The assumption of normality specifically </w:t>
-      </w:r>
-      <w:r>
-        <w:br/>
-      </w:r>
-      <w:r>
-        <w:rPr>
-          <w:rStyle w:val="CommentTok"/>
-        </w:rPr>
-        <w:t xml:space="preserve"># refers to the distribution of the residuals (i.e., the differences between the </w:t>
-      </w:r>
-      <w:r>
-        <w:br/>
-      </w:r>
-      <w:r>
-        <w:rPr>
-          <w:rStyle w:val="CommentTok"/>
-        </w:rPr>
-        <w:t xml:space="preserve"># observed and predicted values) in your model — neither the raw data itself nor </w:t>
-      </w:r>
-      <w:r>
-        <w:br/>
-      </w:r>
-      <w:r>
-        <w:rPr>
-          <w:rStyle w:val="CommentTok"/>
-        </w:rPr>
-        <w:t xml:space="preserve"># the distribution we assume generated the data.</w:t>
-      </w:r>
-      <w:r>
-        <w:br/>
-      </w:r>
-      <w:r>
-        <w:br/>
-      </w:r>
-      <w:r>
-        <w:rPr>
-          <w:rStyle w:val="CommentTok"/>
-        </w:rPr>
-        <w:t xml:space="preserve"># Even if the underlying data is normally distributed, the residuals might not be, </w:t>
-      </w:r>
-      <w:r>
-        <w:br/>
-      </w:r>
-      <w:r>
-        <w:rPr>
-          <w:rStyle w:val="CommentTok"/>
-        </w:rPr>
-        <w:t xml:space="preserve"># depending on how well our model fits the data. We can only check the residuals </w:t>
-      </w:r>
-      <w:r>
-        <w:br/>
-      </w:r>
-      <w:r>
-        <w:rPr>
-          <w:rStyle w:val="CommentTok"/>
-        </w:rPr>
-        <w:t xml:space="preserve"># after fitting the model to confirm whether they are approximately normally distributed.</w:t>
+        <w:t xml:space="preserve"># Even if the underlying data is normally distributed, the residuals might not be, depending on how well our model fits the data. We can only check the residuals after fitting the model to confirm whether they are approximately normally distributed.</w:t>
       </w:r>
     </w:p>
     <w:bookmarkEnd w:id="23"/>
@@ -1726,16 +1650,7 @@
         <w:rPr>
           <w:rStyle w:val="CommentTok"/>
         </w:rPr>
-        <w:t xml:space="preserve"># All of the assumptions related to model residuals. Remember - residuals are the difference between what the model predict</w:t>
-      </w:r>
-      <w:r>
-        <w:br/>
-      </w:r>
-      <w:r>
-        <w:rPr>
-          <w:rStyle w:val="CommentTok"/>
-        </w:rPr>
-        <w:t xml:space="preserve"># and what we observed. We can't check that until we've run the model. We can also check linearity after (but also with EDA) but there is no way to check the others</w:t>
+        <w:t xml:space="preserve"># All of the assumptions related to model residuals. Remember - residuals are the difference between what the model predict and what we observed. We can't check that until we've run the model. We can also check linearity after (but also with EDA) but there is no way to check the others</w:t>
       </w:r>
       <w:r>
         <w:br/>
@@ -4249,17 +4164,6 @@
           <w:rStyle w:val="NormalTok"/>
         </w:rPr>
         <w:t xml:space="preserve">(ggeffects)</w:t>
-      </w:r>
-    </w:p>
-    <w:p>
-      <w:pPr>
-        <w:pStyle w:val="SourceCode"/>
-      </w:pPr>
-      <w:r>
-        <w:rPr>
-          <w:rStyle w:val="VerbatimChar"/>
-        </w:rPr>
-        <w:t xml:space="preserve">## Warning: package 'ggeffects' was built under R version 4.3.3</w:t>
       </w:r>
     </w:p>
     <w:p>
@@ -7766,7 +7670,7 @@
 </file>
 
 <file path=word/numbering.xml><?xml version="1.0" encoding="utf-8"?>
-<w:numbering xmlns:aink="http://schemas.microsoft.com/office/drawing/2016/ink" xmlns:am3d="http://schemas.microsoft.com/office/drawing/2017/model3d" xmlns:cx="http://schemas.microsoft.com/office/drawing/2014/chartex" xmlns:cx1="http://schemas.microsoft.com/office/drawing/2015/9/8/chartex" xmlns:cx2="http://schemas.microsoft.com/office/drawing/2015/10/21/chartex" xmlns:cx3="http://schemas.microsoft.com/office/drawing/2016/5/9/chartex" xmlns:cx4="http://schemas.microsoft.com/office/drawing/2016/5/10/chartex" xmlns:cx5="http://schemas.microsoft.com/office/drawing/2016/5/11/chartex" xmlns:cx6="http://schemas.microsoft.com/office/drawing/2016/5/12/chartex" xmlns:cx7="http://schemas.microsoft.com/office/drawing/2016/5/13/chartex" xmlns:cx8="http://schemas.microsoft.com/office/drawing/2016/5/14/chartex" xmlns:m="http://schemas.openxmlformats.org/officeDocument/2006/math" xmlns:mc="http://schemas.openxmlformats.org/markup-compatibility/2006" xmlns:o="urn:schemas-microsoft-com:office:office" xmlns:oel="http://schemas.microsoft.com/office/2019/extlst" xmlns:r="http://schemas.openxmlformats.org/officeDocument/2006/relationships" xmlns:v="urn:schemas-microsoft-com:vml" xmlns:w="http://schemas.openxmlformats.org/wordprocessingml/2006/main" xmlns:w10="urn:schemas-microsoft-com:office:word" xmlns:w14="http://schemas.microsoft.com/office/word/2010/wordml" xmlns:w15="http://schemas.microsoft.com/office/word/2012/wordml" xmlns:w16="http://schemas.microsoft.com/office/word/2018/wordml" xmlns:w16cex="http://schemas.microsoft.com/office/word/2018/wordml/cex" xmlns:w16cid="http://schemas.microsoft.com/office/word/2016/wordml/cid" xmlns:w16du="http://schemas.microsoft.com/office/word/2023/wordml/word16du" xmlns:w16sdtdh="http://schemas.microsoft.com/office/word/2020/wordml/sdtdatahash" xmlns:w16se="http://schemas.microsoft.com/office/word/2015/wordml/symex" xmlns:wne="http://schemas.microsoft.com/office/word/2006/wordml" xmlns:wp="http://schemas.openxmlformats.org/drawingml/2006/wordprocessingDrawing" xmlns:wp14="http://schemas.microsoft.com/office/word/2010/wordprocessingDrawing" xmlns:wpc="http://schemas.microsoft.com/office/word/2010/wordprocessingCanvas" xmlns:wpg="http://schemas.microsoft.com/office/word/2010/wordprocessingGroup" xmlns:wpi="http://schemas.microsoft.com/office/word/2010/wordprocessingInk" xmlns:wps="http://schemas.microsoft.com/office/word/2010/wordprocessingShape" mc:Ignorable="w14 w15 w16se w16cid w16 w16cex w16sdtdh w16du wp14">
+<w:numbering xmlns:aink="http://schemas.microsoft.com/office/drawing/2016/ink" xmlns:am3d="http://schemas.microsoft.com/office/drawing/2017/model3d" xmlns:cx="http://schemas.microsoft.com/office/drawing/2014/chartex" xmlns:cx1="http://schemas.microsoft.com/office/drawing/2015/9/8/chartex" xmlns:cx2="http://schemas.microsoft.com/office/drawing/2015/10/21/chartex" xmlns:cx3="http://schemas.microsoft.com/office/drawing/2016/5/9/chartex" xmlns:cx4="http://schemas.microsoft.com/office/drawing/2016/5/10/chartex" xmlns:cx5="http://schemas.microsoft.com/office/drawing/2016/5/11/chartex" xmlns:cx6="http://schemas.microsoft.com/office/drawing/2016/5/12/chartex" xmlns:cx7="http://schemas.microsoft.com/office/drawing/2016/5/13/chartex" xmlns:cx8="http://schemas.microsoft.com/office/drawing/2016/5/14/chartex" xmlns:m="http://schemas.openxmlformats.org/officeDocument/2006/math" xmlns:mc="http://schemas.openxmlformats.org/markup-compatibility/2006" xmlns:o="urn:schemas-microsoft-com:office:office" xmlns:oel="http://schemas.microsoft.com/office/2019/extlst" xmlns:r="http://schemas.openxmlformats.org/officeDocument/2006/relationships" xmlns:v="urn:schemas-microsoft-com:vml" xmlns:w="http://schemas.openxmlformats.org/wordprocessingml/2006/main" xmlns:w10="urn:schemas-microsoft-com:office:word" xmlns:w14="http://schemas.microsoft.com/office/word/2010/wordml" xmlns:w15="http://schemas.microsoft.com/office/word/2012/wordml" xmlns:w16="http://schemas.microsoft.com/office/word/2018/wordml" xmlns:w16cex="http://schemas.microsoft.com/office/word/2018/wordml/cex" xmlns:w16cid="http://schemas.microsoft.com/office/word/2016/wordml/cid" xmlns:w16du="http://schemas.microsoft.com/office/word/2023/wordml/word16du" xmlns:w16sdtdh="http://schemas.microsoft.com/office/word/2020/wordml/sdtdatahash" xmlns:w16sdtfl="http://schemas.microsoft.com/office/word/2024/wordml/sdtformatlock" xmlns:w16se="http://schemas.microsoft.com/office/word/2015/wordml/symex" xmlns:wne="http://schemas.microsoft.com/office/word/2006/wordml" xmlns:wp="http://schemas.openxmlformats.org/drawingml/2006/wordprocessingDrawing" xmlns:wp14="http://schemas.microsoft.com/office/word/2010/wordprocessingDrawing" xmlns:wpc="http://schemas.microsoft.com/office/word/2010/wordprocessingCanvas" xmlns:wpg="http://schemas.microsoft.com/office/word/2010/wordprocessingGroup" xmlns:wpi="http://schemas.microsoft.com/office/word/2010/wordprocessingInk" xmlns:wps="http://schemas.microsoft.com/office/word/2010/wordprocessingShape" mc:Ignorable="w14 w15 w16se w16cid w16 w16cex w16sdtdh w16sdtfl w16du wp14">
   <w:abstractNum w15:restartNumberingAfterBreak="0" w:abstractNumId="0">
     <w:nsid w:val="0000A990"/>
     <w:multiLevelType w:val="multilevel"/>
@@ -8890,7 +8794,7 @@
 </file>
 
 <file path=word/styles.xml><?xml version="1.0" encoding="utf-8"?>
-<w:styles xmlns:mc="http://schemas.openxmlformats.org/markup-compatibility/2006" xmlns:r="http://schemas.openxmlformats.org/officeDocument/2006/relationships" xmlns:w="http://schemas.openxmlformats.org/wordprocessingml/2006/main" xmlns:w14="http://schemas.microsoft.com/office/word/2010/wordml" xmlns:w15="http://schemas.microsoft.com/office/word/2012/wordml" xmlns:w16="http://schemas.microsoft.com/office/word/2018/wordml" xmlns:w16cex="http://schemas.microsoft.com/office/word/2018/wordml/cex" xmlns:w16cid="http://schemas.microsoft.com/office/word/2016/wordml/cid" xmlns:w16du="http://schemas.microsoft.com/office/word/2023/wordml/word16du" xmlns:w16sdtdh="http://schemas.microsoft.com/office/word/2020/wordml/sdtdatahash" xmlns:w16se="http://schemas.microsoft.com/office/word/2015/wordml/symex" mc:Ignorable="w14 w15 w16se w16cid w16 w16cex w16sdtdh w16du">
+<w:styles xmlns:mc="http://schemas.openxmlformats.org/markup-compatibility/2006" xmlns:r="http://schemas.openxmlformats.org/officeDocument/2006/relationships" xmlns:w="http://schemas.openxmlformats.org/wordprocessingml/2006/main" xmlns:w14="http://schemas.microsoft.com/office/word/2010/wordml" xmlns:w15="http://schemas.microsoft.com/office/word/2012/wordml" xmlns:w16="http://schemas.microsoft.com/office/word/2018/wordml" xmlns:w16cex="http://schemas.microsoft.com/office/word/2018/wordml/cex" xmlns:w16cid="http://schemas.microsoft.com/office/word/2016/wordml/cid" xmlns:w16du="http://schemas.microsoft.com/office/word/2023/wordml/word16du" xmlns:w16sdtdh="http://schemas.microsoft.com/office/word/2020/wordml/sdtdatahash" xmlns:w16sdtfl="http://schemas.microsoft.com/office/word/2024/wordml/sdtformatlock" xmlns:w16se="http://schemas.microsoft.com/office/word/2015/wordml/symex" mc:Ignorable="w14 w15 w16se w16cid w16 w16cex w16sdtdh w16sdtfl w16du">
   <w:docDefaults>
     <w:rPrDefault>
       <w:rPr>
@@ -9584,9 +9488,10 @@
     <w:name w:val="Verbatim Char"/>
     <w:basedOn w:val="CaptionChar"/>
     <w:link w:val="SourceCode"/>
-    <w:rsid w:val="00F34E30"/>
+    <w:rsid w:val="00796E50"/>
     <w:rPr>
       <w:rFonts w:ascii="Consolas" w:hAnsi="Consolas"/>
+      <w:sz w:val="22"/>
       <w:shd w:color="auto" w:fill="F8F8F8" w:val="clear"/>
     </w:rPr>
   </w:style>
@@ -9631,10 +9536,11 @@
     <w:name w:val="Source Code"/>
     <w:basedOn w:val="Normal"/>
     <w:link w:val="VerbatimChar"/>
-    <w:rsid w:val="00F34E30"/>
+    <w:rsid w:val="00796E50"/>
     <w:pPr>
       <w:shd w:color="auto" w:fill="F8F8F8" w:val="clear"/>
       <w:wordWrap w:val="0"/>
+      <w:textboxTightWrap w:val="allLines"/>
     </w:pPr>
     <w:rPr>
       <w:rFonts w:ascii="Consolas" w:hAnsi="Consolas"/>
@@ -9647,6 +9553,7 @@
       <w:rFonts w:ascii="Consolas" w:hAnsi="Consolas"/>
       <w:b/>
       <w:color w:val="204A87"/>
+      <w:sz w:val="22"/>
       <w:shd w:color="auto" w:fill="F8F8F8" w:val="clear"/>
     </w:rPr>
   </w:style>
@@ -9656,6 +9563,7 @@
     <w:rPr>
       <w:rFonts w:ascii="Consolas" w:hAnsi="Consolas"/>
       <w:color w:val="204A87"/>
+      <w:sz w:val="22"/>
       <w:shd w:color="auto" w:fill="F8F8F8" w:val="clear"/>
     </w:rPr>
   </w:style>
@@ -9665,6 +9573,7 @@
     <w:rPr>
       <w:rFonts w:ascii="Consolas" w:hAnsi="Consolas"/>
       <w:color w:val="0000CF"/>
+      <w:sz w:val="22"/>
       <w:shd w:color="auto" w:fill="F8F8F8" w:val="clear"/>
     </w:rPr>
   </w:style>
@@ -9674,6 +9583,7 @@
     <w:rPr>
       <w:rFonts w:ascii="Consolas" w:hAnsi="Consolas"/>
       <w:color w:val="0000CF"/>
+      <w:sz w:val="22"/>
       <w:shd w:color="auto" w:fill="F8F8F8" w:val="clear"/>
     </w:rPr>
   </w:style>
@@ -9683,6 +9593,7 @@
     <w:rPr>
       <w:rFonts w:ascii="Consolas" w:hAnsi="Consolas"/>
       <w:color w:val="0000CF"/>
+      <w:sz w:val="22"/>
       <w:shd w:color="auto" w:fill="F8F8F8" w:val="clear"/>
     </w:rPr>
   </w:style>
@@ -9693,6 +9604,7 @@
     <w:rPr>
       <w:rFonts w:ascii="Consolas" w:hAnsi="Consolas"/>
       <w:color w:themeColor="accent2" w:themeShade="BF" w:val="943634"/>
+      <w:sz w:val="22"/>
       <w:shd w:color="auto" w:fill="F8F8F8" w:val="clear"/>
     </w:rPr>
   </w:style>
@@ -9702,6 +9614,7 @@
     <w:rPr>
       <w:rFonts w:ascii="Consolas" w:hAnsi="Consolas"/>
       <w:color w:val="4E9A06"/>
+      <w:sz w:val="22"/>
       <w:shd w:color="auto" w:fill="F8F8F8" w:val="clear"/>
     </w:rPr>
   </w:style>
@@ -9712,6 +9625,7 @@
       <w:rFonts w:ascii="Consolas" w:hAnsi="Consolas"/>
       <w:b/>
       <w:color w:val="CE5C00"/>
+      <w:sz w:val="22"/>
       <w:shd w:color="auto" w:fill="F8F8F8" w:val="clear"/>
     </w:rPr>
   </w:style>
@@ -9721,6 +9635,7 @@
     <w:rPr>
       <w:rFonts w:ascii="Consolas" w:hAnsi="Consolas"/>
       <w:color w:val="4E9A06"/>
+      <w:sz w:val="22"/>
       <w:shd w:color="auto" w:fill="F8F8F8" w:val="clear"/>
     </w:rPr>
   </w:style>
@@ -9730,6 +9645,7 @@
     <w:rPr>
       <w:rFonts w:ascii="Consolas" w:hAnsi="Consolas"/>
       <w:color w:val="4E9A06"/>
+      <w:sz w:val="22"/>
       <w:shd w:color="auto" w:fill="F8F8F8" w:val="clear"/>
     </w:rPr>
   </w:style>
@@ -9739,6 +9655,7 @@
     <w:rPr>
       <w:rFonts w:ascii="Consolas" w:hAnsi="Consolas"/>
       <w:color w:val="4E9A06"/>
+      <w:sz w:val="22"/>
       <w:shd w:color="auto" w:fill="F8F8F8" w:val="clear"/>
     </w:rPr>
   </w:style>
@@ -9747,6 +9664,7 @@
     <w:basedOn w:val="VerbatimChar"/>
     <w:rPr>
       <w:rFonts w:ascii="Consolas" w:hAnsi="Consolas"/>
+      <w:sz w:val="22"/>
       <w:shd w:color="auto" w:fill="F8F8F8" w:val="clear"/>
     </w:rPr>
   </w:style>
@@ -9758,6 +9676,7 @@
       <w:rFonts w:ascii="Consolas" w:hAnsi="Consolas"/>
       <w:i/>
       <w:color w:themeColor="accent4" w:themeTint="99" w:val="B2A1C7"/>
+      <w:sz w:val="22"/>
       <w:shd w:color="auto" w:fill="F8F8F8" w:val="clear"/>
     </w:rPr>
   </w:style>
@@ -9769,6 +9688,7 @@
       <w:b/>
       <w:i/>
       <w:color w:val="8F5902"/>
+      <w:sz w:val="22"/>
       <w:shd w:color="auto" w:fill="F8F8F8" w:val="clear"/>
     </w:rPr>
   </w:style>
@@ -9780,6 +9700,7 @@
       <w:b/>
       <w:i/>
       <w:color w:val="8F5902"/>
+      <w:sz w:val="22"/>
       <w:shd w:color="auto" w:fill="F8F8F8" w:val="clear"/>
     </w:rPr>
   </w:style>
@@ -9791,6 +9712,7 @@
       <w:b/>
       <w:i/>
       <w:color w:val="8F5902"/>
+      <w:sz w:val="22"/>
       <w:shd w:color="auto" w:fill="F8F8F8" w:val="clear"/>
     </w:rPr>
   </w:style>
@@ -9800,6 +9722,7 @@
     <w:rPr>
       <w:rFonts w:ascii="Consolas" w:hAnsi="Consolas"/>
       <w:color w:val="8F5902"/>
+      <w:sz w:val="22"/>
       <w:shd w:color="auto" w:fill="F8F8F8" w:val="clear"/>
     </w:rPr>
   </w:style>
@@ -9811,6 +9734,7 @@
       <w:rFonts w:ascii="Consolas" w:hAnsi="Consolas"/>
       <w:b/>
       <w:color w:themeColor="accent6" w:val="F79646"/>
+      <w:sz w:val="22"/>
       <w:shd w:color="auto" w:fill="F8F8F8" w:val="clear"/>
     </w:rPr>
   </w:style>
@@ -9820,6 +9744,7 @@
     <w:rPr>
       <w:rFonts w:ascii="Consolas" w:hAnsi="Consolas"/>
       <w:color w:val="000000"/>
+      <w:sz w:val="22"/>
       <w:shd w:color="auto" w:fill="F8F8F8" w:val="clear"/>
     </w:rPr>
   </w:style>
@@ -9830,6 +9755,7 @@
       <w:rFonts w:ascii="Consolas" w:hAnsi="Consolas"/>
       <w:b/>
       <w:color w:val="204A87"/>
+      <w:sz w:val="22"/>
       <w:shd w:color="auto" w:fill="F8F8F8" w:val="clear"/>
     </w:rPr>
   </w:style>
@@ -9840,6 +9766,7 @@
       <w:rFonts w:ascii="Consolas" w:hAnsi="Consolas"/>
       <w:b/>
       <w:color w:val="CE5C00"/>
+      <w:sz w:val="22"/>
       <w:shd w:color="auto" w:fill="F8F8F8" w:val="clear"/>
     </w:rPr>
   </w:style>
@@ -9848,6 +9775,7 @@
     <w:basedOn w:val="VerbatimChar"/>
     <w:rPr>
       <w:rFonts w:ascii="Consolas" w:hAnsi="Consolas"/>
+      <w:sz w:val="22"/>
       <w:shd w:color="auto" w:fill="F8F8F8" w:val="clear"/>
     </w:rPr>
   </w:style>
@@ -9856,6 +9784,7 @@
     <w:basedOn w:val="VerbatimChar"/>
     <w:rPr>
       <w:rFonts w:ascii="Consolas" w:hAnsi="Consolas"/>
+      <w:sz w:val="22"/>
       <w:shd w:color="auto" w:fill="F8F8F8" w:val="clear"/>
     </w:rPr>
   </w:style>
@@ -9866,6 +9795,7 @@
       <w:rFonts w:ascii="Consolas" w:hAnsi="Consolas"/>
       <w:i/>
       <w:color w:val="8F5902"/>
+      <w:sz w:val="22"/>
       <w:shd w:color="auto" w:fill="F8F8F8" w:val="clear"/>
     </w:rPr>
   </w:style>
@@ -9875,6 +9805,7 @@
     <w:rPr>
       <w:rFonts w:ascii="Consolas" w:hAnsi="Consolas"/>
       <w:color w:val="204A87"/>
+      <w:sz w:val="22"/>
       <w:shd w:color="auto" w:fill="F8F8F8" w:val="clear"/>
     </w:rPr>
   </w:style>
@@ -9883,6 +9814,7 @@
     <w:basedOn w:val="VerbatimChar"/>
     <w:rPr>
       <w:rFonts w:ascii="Consolas" w:hAnsi="Consolas"/>
+      <w:sz w:val="22"/>
       <w:shd w:color="auto" w:fill="F8F8F8" w:val="clear"/>
     </w:rPr>
   </w:style>
@@ -9894,6 +9826,7 @@
       <w:b/>
       <w:i/>
       <w:color w:val="8F5902"/>
+      <w:sz w:val="22"/>
       <w:shd w:color="auto" w:fill="F8F8F8" w:val="clear"/>
     </w:rPr>
   </w:style>
@@ -9905,6 +9838,7 @@
       <w:b/>
       <w:i/>
       <w:color w:val="8F5902"/>
+      <w:sz w:val="22"/>
       <w:shd w:color="auto" w:fill="F8F8F8" w:val="clear"/>
     </w:rPr>
   </w:style>
@@ -9914,6 +9848,7 @@
     <w:rPr>
       <w:rFonts w:ascii="Consolas" w:hAnsi="Consolas"/>
       <w:color w:val="EF2929"/>
+      <w:sz w:val="22"/>
       <w:shd w:color="auto" w:fill="F8F8F8" w:val="clear"/>
     </w:rPr>
   </w:style>
@@ -9924,6 +9859,7 @@
       <w:rFonts w:ascii="Consolas" w:hAnsi="Consolas"/>
       <w:b/>
       <w:color w:val="A40000"/>
+      <w:sz w:val="22"/>
       <w:shd w:color="auto" w:fill="F8F8F8" w:val="clear"/>
     </w:rPr>
   </w:style>
@@ -9934,6 +9870,7 @@
     <w:rPr>
       <w:rFonts w:ascii="Consolas" w:hAnsi="Consolas"/>
       <w:color w:themeColor="text1" w:themeTint="F2" w:val="0D0D0D"/>
+      <w:sz w:val="22"/>
       <w:shd w:color="auto" w:fill="F8F8F8" w:val="clear"/>
     </w:rPr>
   </w:style>

--- a/Workshops/Workshop 3 - LM with continuous predictor/Workshop-3---LM-with-a-continuous-predictor--with-answers-.docx
+++ b/Workshops/Workshop 3 - LM with continuous predictor/Workshop-3---LM-with-a-continuous-predictor--with-answers-.docx
@@ -95,7 +95,7 @@
         <w:t xml:space="preserve"> </w:t>
       </w:r>
       <w:r>
-        <w:t xml:space="preserve">2025-08-22</w:t>
+        <w:t xml:space="preserve">2025-09-04</w:t>
       </w:r>
     </w:p>
     <w:sdt>
@@ -3924,13 +3924,13 @@
       </w:r>
     </w:p>
     <w:bookmarkEnd w:id="35"/>
-    <w:bookmarkStart w:id="44" w:name="summarise-the-results."/>
+    <w:bookmarkStart w:id="42" w:name="extra-how-many-decimal-points"/>
     <w:p>
       <w:pPr>
         <w:pStyle w:val="Heading1"/>
       </w:pPr>
       <w:r>
-        <w:t xml:space="preserve">6. Summarise the results.</w:t>
+        <w:t xml:space="preserve">Extra: How many decimal points?</w:t>
       </w:r>
     </w:p>
     <w:p>
@@ -3938,90 +3938,7 @@
         <w:pStyle w:val="FirstParagraph"/>
       </w:pPr>
       <w:r>
-        <w:t xml:space="preserve">We’ll come back to</w:t>
-      </w:r>
-      <w:r>
-        <w:t xml:space="preserve"> </w:t>
-      </w:r>
-      <w:r>
-        <w:t xml:space="preserve">“</w:t>
-      </w:r>
-      <w:r>
-        <w:t xml:space="preserve">5. Diagnose the model and check assumptions.</w:t>
-      </w:r>
-      <w:r>
-        <w:t xml:space="preserve">”</w:t>
-      </w:r>
-      <w:r>
-        <w:t xml:space="preserve"> </w:t>
-      </w:r>
-      <w:r>
-        <w:t xml:space="preserve">on Friday. For today we’ll go through how to take these results and convert them into a figure.</w:t>
-      </w:r>
-    </w:p>
-    <w:p>
-      <w:pPr>
-        <w:pStyle w:val="BodyText"/>
-      </w:pPr>
-      <w:r>
-        <w:t xml:space="preserve">To do so we’ll show you two options.</w:t>
-      </w:r>
-    </w:p>
-    <w:p>
-      <w:pPr>
-        <w:numPr>
-          <w:ilvl w:val="0"/>
-          <w:numId w:val="1016"/>
-        </w:numPr>
-      </w:pPr>
-      <w:r>
-        <w:t xml:space="preserve">Option 1: Use an</w:t>
-      </w:r>
-      <w:r>
-        <w:t xml:space="preserve"> </w:t>
-      </w:r>
-      <w:r>
-        <w:rPr>
-          <w:rStyle w:val="VerbatimChar"/>
-        </w:rPr>
-        <w:t xml:space="preserve">R</w:t>
-      </w:r>
-      <w:r>
-        <w:t xml:space="preserve"> </w:t>
-      </w:r>
-      <w:r>
-        <w:t xml:space="preserve">package to create the figure for you.</w:t>
-      </w:r>
-    </w:p>
-    <w:p>
-      <w:pPr>
-        <w:numPr>
-          <w:ilvl w:val="0"/>
-          <w:numId w:val="1016"/>
-        </w:numPr>
-      </w:pPr>
-      <w:r>
-        <w:t xml:space="preserve">Option 2: Create the prediction and figure yourself.</w:t>
-      </w:r>
-    </w:p>
-    <w:p>
-      <w:pPr>
-        <w:pStyle w:val="FirstParagraph"/>
-      </w:pPr>
-      <w:r>
-        <w:t xml:space="preserve">Option 1 is nice because it’s really quick and easy. The downside, though, is that you don’t get much control in what the figure looks like, and these packages can often obscure what’s going on, leading to confusion (e.g. </w:t>
-      </w:r>
-      <w:r>
-        <w:t xml:space="preserve">“</w:t>
-      </w:r>
-      <w:r>
-        <w:t xml:space="preserve">How did you make this figure?</w:t>
-      </w:r>
-      <w:r>
-        <w:t xml:space="preserve">”</w:t>
-      </w:r>
-      <w:r>
-        <w:t xml:space="preserve">.</w:t>
+        <w:t xml:space="preserve">Generally, when we work with summaries of data and estimates, these won’t be integers (i.e. whole numbers, 1, 2, 3) but will be</w:t>
       </w:r>
       <w:r>
         <w:t xml:space="preserve"> </w:t>
@@ -4031,242 +3948,36 @@
           <w:iCs/>
           <w:i/>
         </w:rPr>
-        <w:t xml:space="preserve">shrug</w:t>
-      </w:r>
-      <w:r>
-        <w:t xml:space="preserve">.).</w:t>
+        <w:t xml:space="preserve">floating</w:t>
+      </w:r>
+      <w:r>
+        <w:t xml:space="preserve"> </w:t>
+      </w:r>
+      <w:r>
+        <w:t xml:space="preserve">numbers (i.e. numbers with decimal points, 1.1, 2.032, 3.14). A common question is,</w:t>
+      </w:r>
+      <w:r>
+        <w:t xml:space="preserve"> </w:t>
+      </w:r>
+      <w:r>
+        <w:t xml:space="preserve">“</w:t>
+      </w:r>
+      <w:r>
+        <w:t xml:space="preserve">How many decimal points should I use and report?</w:t>
+      </w:r>
+      <w:r>
+        <w:t xml:space="preserve">”</w:t>
+      </w:r>
+      <w:r>
+        <w:t xml:space="preserve"> </w:t>
+      </w:r>
+      <w:r>
+        <w:t xml:space="preserve">There is no singularly correct answer. It depends on context. For example, in the next step of this workshop you’ll be using parameter estimates to create figures showing your predicted relationship. If you were to do this by hand, should you use zero decimal points or one hundred? Let’s see what difference it makes with a hypothetical model.</w:t>
       </w:r>
     </w:p>
     <w:p>
       <w:pPr>
         <w:pStyle w:val="BodyText"/>
-      </w:pPr>
-      <w:r>
-        <w:t xml:space="preserve">Option 2, on the other hand, can be more fiddly, but has the benefit of giving you flexibility, and makes the underlying process pretty transparent.</w:t>
-      </w:r>
-    </w:p>
-    <w:p>
-      <w:pPr>
-        <w:pStyle w:val="BodyText"/>
-      </w:pPr>
-      <w:r>
-        <w:t xml:space="preserve">We’ll start with Option 1.</w:t>
-      </w:r>
-    </w:p>
-    <w:bookmarkStart w:id="39" w:name="X904265fd1c38f657b0a0512398af9fee0fe9262"/>
-    <w:p>
-      <w:pPr>
-        <w:pStyle w:val="Heading2"/>
-      </w:pPr>
-      <w:r>
-        <w:t xml:space="preserve">Use an</w:t>
-      </w:r>
-      <w:r>
-        <w:t xml:space="preserve"> </w:t>
-      </w:r>
-      <w:r>
-        <w:rPr>
-          <w:rStyle w:val="VerbatimChar"/>
-        </w:rPr>
-        <w:t xml:space="preserve">R</w:t>
-      </w:r>
-      <w:r>
-        <w:t xml:space="preserve"> </w:t>
-      </w:r>
-      <w:r>
-        <w:t xml:space="preserve">package to create the figure for you.</w:t>
-      </w:r>
-    </w:p>
-    <w:p>
-      <w:pPr>
-        <w:pStyle w:val="FirstParagraph"/>
-      </w:pPr>
-      <w:r>
-        <w:t xml:space="preserve">First, install a package called</w:t>
-      </w:r>
-      <w:r>
-        <w:t xml:space="preserve"> </w:t>
-      </w:r>
-      <w:r>
-        <w:rPr>
-          <w:rStyle w:val="VerbatimChar"/>
-        </w:rPr>
-        <w:t xml:space="preserve">ggeffects</w:t>
-      </w:r>
-      <w:r>
-        <w:t xml:space="preserve">:</w:t>
-      </w:r>
-    </w:p>
-    <w:p>
-      <w:pPr>
-        <w:pStyle w:val="SourceCode"/>
-      </w:pPr>
-      <w:r>
-        <w:rPr>
-          <w:rStyle w:val="FunctionTok"/>
-        </w:rPr>
-        <w:t xml:space="preserve">install.packages</w:t>
-      </w:r>
-      <w:r>
-        <w:rPr>
-          <w:rStyle w:val="NormalTok"/>
-        </w:rPr>
-        <w:t xml:space="preserve">(</w:t>
-      </w:r>
-      <w:r>
-        <w:rPr>
-          <w:rStyle w:val="StringTok"/>
-        </w:rPr>
-        <w:t xml:space="preserve">"ggeffects"</w:t>
-      </w:r>
-      <w:r>
-        <w:rPr>
-          <w:rStyle w:val="NormalTok"/>
-        </w:rPr>
-        <w:t xml:space="preserve">)</w:t>
-      </w:r>
-    </w:p>
-    <w:p>
-      <w:pPr>
-        <w:pStyle w:val="FirstParagraph"/>
-      </w:pPr>
-      <w:r>
-        <w:t xml:space="preserve">As with other</w:t>
-      </w:r>
-      <w:r>
-        <w:t xml:space="preserve"> </w:t>
-      </w:r>
-      <w:r>
-        <w:rPr>
-          <w:rStyle w:val="VerbatimChar"/>
-        </w:rPr>
-        <w:t xml:space="preserve">R</w:t>
-      </w:r>
-      <w:r>
-        <w:t xml:space="preserve"> </w:t>
-      </w:r>
-      <w:r>
-        <w:t xml:space="preserve">packages, once it’s installed on your machine you shouldn’t need to install it again. When it’s finished loading, make sure to load it:</w:t>
-      </w:r>
-    </w:p>
-    <w:p>
-      <w:pPr>
-        <w:pStyle w:val="SourceCode"/>
-      </w:pPr>
-      <w:r>
-        <w:rPr>
-          <w:rStyle w:val="FunctionTok"/>
-        </w:rPr>
-        <w:t xml:space="preserve">library</w:t>
-      </w:r>
-      <w:r>
-        <w:rPr>
-          <w:rStyle w:val="NormalTok"/>
-        </w:rPr>
-        <w:t xml:space="preserve">(ggeffects)</w:t>
-      </w:r>
-    </w:p>
-    <w:p>
-      <w:pPr>
-        <w:pStyle w:val="FirstParagraph"/>
-      </w:pPr>
-      <w:r>
-        <w:t xml:space="preserve">Next, we’re going to use a function within</w:t>
-      </w:r>
-      <w:r>
-        <w:t xml:space="preserve"> </w:t>
-      </w:r>
-      <w:r>
-        <w:rPr>
-          <w:rStyle w:val="VerbatimChar"/>
-        </w:rPr>
-        <w:t xml:space="preserve">ggeffects</w:t>
-      </w:r>
-      <w:r>
-        <w:t xml:space="preserve"> </w:t>
-      </w:r>
-      <w:r>
-        <w:t xml:space="preserve">to create predictions from our model which we’ll store in a new object called</w:t>
-      </w:r>
-      <w:r>
-        <w:t xml:space="preserve"> </w:t>
-      </w:r>
-      <w:r>
-        <w:rPr>
-          <w:rStyle w:val="VerbatimChar"/>
-        </w:rPr>
-        <w:t xml:space="preserve">preds</w:t>
-      </w:r>
-      <w:r>
-        <w:t xml:space="preserve"> </w:t>
-      </w:r>
-      <w:r>
-        <w:t xml:space="preserve">(or whatever you prefer to call it), which we’ll plot subsequently. This is where storing the model output becomes really handy:</w:t>
-      </w:r>
-    </w:p>
-    <w:p>
-      <w:pPr>
-        <w:pStyle w:val="SourceCode"/>
-      </w:pPr>
-      <w:r>
-        <w:rPr>
-          <w:rStyle w:val="NormalTok"/>
-        </w:rPr>
-        <w:t xml:space="preserve">preds </w:t>
-      </w:r>
-      <w:r>
-        <w:rPr>
-          <w:rStyle w:val="OtherTok"/>
-        </w:rPr>
-        <w:t xml:space="preserve">&lt;-</w:t>
-      </w:r>
-      <w:r>
-        <w:rPr>
-          <w:rStyle w:val="NormalTok"/>
-        </w:rPr>
-        <w:t xml:space="preserve"> </w:t>
-      </w:r>
-      <w:r>
-        <w:rPr>
-          <w:rStyle w:val="FunctionTok"/>
-        </w:rPr>
-        <w:t xml:space="preserve">ggpredict</w:t>
-      </w:r>
-      <w:r>
-        <w:rPr>
-          <w:rStyle w:val="NormalTok"/>
-        </w:rPr>
-        <w:t xml:space="preserve">(boto_model)</w:t>
-      </w:r>
-    </w:p>
-    <w:p>
-      <w:pPr>
-        <w:pStyle w:val="FirstParagraph"/>
-      </w:pPr>
-      <w:r>
-        <w:t xml:space="preserve">Now we just need to plot it:</w:t>
-      </w:r>
-    </w:p>
-    <w:p>
-      <w:pPr>
-        <w:pStyle w:val="SourceCode"/>
-      </w:pPr>
-      <w:r>
-        <w:rPr>
-          <w:rStyle w:val="FunctionTok"/>
-        </w:rPr>
-        <w:t xml:space="preserve">plot</w:t>
-      </w:r>
-      <w:r>
-        <w:rPr>
-          <w:rStyle w:val="NormalTok"/>
-        </w:rPr>
-        <w:t xml:space="preserve">(preds)</w:t>
-      </w:r>
-    </w:p>
-    <w:p>
-      <w:pPr>
-        <w:pStyle w:val="FirstParagraph"/>
       </w:pPr>
       <w:r>
         <w:drawing>
@@ -4278,7 +3989,7 @@
               <a:graphicData uri="http://schemas.openxmlformats.org/drawingml/2006/picture">
                 <pic:pic>
                   <pic:nvPicPr>
-                    <pic:cNvPr descr="Workshop-3---LM-with-a-continuous-predictor--with-answers-_files/figure-docx/unnamed-chunk-19-1.png" id="38" name="Picture"/>
+                    <pic:cNvPr descr="Workshop-3---LM-with-a-continuous-predictor--with-answers-_files/figure-docx/unnamed-chunk-16-1.png" id="38" name="Picture"/>
                     <pic:cNvPicPr>
                       <a:picLocks noChangeArrowheads="1" noChangeAspect="1"/>
                     </pic:cNvPicPr>
@@ -4316,729 +4027,324 @@
         <w:pStyle w:val="BodyText"/>
       </w:pPr>
       <w:r>
-        <w:t xml:space="preserve">And there we have it - with 95% confidence thrown in as a bonus! (We’ll cover 95% CI and what they mean next week). As easy as that. Buuuuut…. there are stylistic choices that I, personally and subjectively, don’t like. I wanna decide what’s going on, not some automated software!</w:t>
-      </w:r>
-    </w:p>
-    <w:bookmarkEnd w:id="39"/>
-    <w:bookmarkStart w:id="43" w:name="X7edb65d87e4270dc90baec660bef0aa39b5f258"/>
-    <w:p>
-      <w:pPr>
-        <w:pStyle w:val="Heading2"/>
-      </w:pPr>
-      <w:r>
-        <w:t xml:space="preserve">Create the prediction and figure yourself.</w:t>
-      </w:r>
-    </w:p>
-    <w:p>
-      <w:pPr>
-        <w:pStyle w:val="FirstParagraph"/>
-      </w:pPr>
-      <w:r>
-        <w:t xml:space="preserve">It’s actually not much harder to make the figure ourselves. We’ve actually already learnt all of the techniques we need to do so. Let’s get to it.</w:t>
+        <w:t xml:space="preserve">In the figure above, the parameter estimates from the model (</w:t>
+      </w:r>
+      <m:oMath>
+        <m:sSub>
+          <m:e>
+            <m:r>
+              <m:t>β</m:t>
+            </m:r>
+          </m:e>
+          <m:sub>
+            <m:r>
+              <m:t>0</m:t>
+            </m:r>
+          </m:sub>
+        </m:sSub>
+        <m:d>
+          <m:dPr>
+            <m:begChr m:val="("/>
+            <m:endChr m:val=")"/>
+            <m:sepChr m:val=""/>
+            <m:grow/>
+          </m:dPr>
+          <m:e>
+            <m:r>
+              <m:rPr>
+                <m:nor/>
+                <m:sty m:val="p"/>
+              </m:rPr>
+              <m:t>Intercept</m:t>
+            </m:r>
+          </m:e>
+        </m:d>
+        <m:r>
+          <m:rPr>
+            <m:sty m:val="p"/>
+          </m:rPr>
+          <m:t>=</m:t>
+        </m:r>
+        <m:r>
+          <m:rPr>
+            <m:sty m:val="p"/>
+          </m:rPr>
+          <m:t>−</m:t>
+        </m:r>
+        <m:r>
+          <m:t>1.23456789</m:t>
+        </m:r>
+      </m:oMath>
+      <w:r>
+        <w:t xml:space="preserve"> </w:t>
+      </w:r>
+      <w:r>
+        <w:t xml:space="preserve">and</w:t>
+      </w:r>
+      <w:r>
+        <w:t xml:space="preserve"> </w:t>
+      </w:r>
+      <m:oMath>
+        <m:sSub>
+          <m:e>
+            <m:r>
+              <m:t>β</m:t>
+            </m:r>
+          </m:e>
+          <m:sub>
+            <m:r>
+              <m:t>1</m:t>
+            </m:r>
+          </m:sub>
+        </m:sSub>
+        <m:d>
+          <m:dPr>
+            <m:begChr m:val="("/>
+            <m:endChr m:val=")"/>
+            <m:sepChr m:val=""/>
+            <m:grow/>
+          </m:dPr>
+          <m:e>
+            <m:r>
+              <m:rPr>
+                <m:nor/>
+                <m:sty m:val="p"/>
+              </m:rPr>
+              <m:t>Slope</m:t>
+            </m:r>
+          </m:e>
+        </m:d>
+        <m:r>
+          <m:rPr>
+            <m:sty m:val="p"/>
+          </m:rPr>
+          <m:t>=</m:t>
+        </m:r>
+        <m:r>
+          <m:t>3.45567891</m:t>
+        </m:r>
+      </m:oMath>
+      <w:r>
+        <w:t xml:space="preserve">) have been rounded to zero or two decimal places. For zero decimal places, this becomes (</w:t>
+      </w:r>
+      <m:oMath>
+        <m:sSub>
+          <m:e>
+            <m:r>
+              <m:t>β</m:t>
+            </m:r>
+          </m:e>
+          <m:sub>
+            <m:r>
+              <m:t>0</m:t>
+            </m:r>
+          </m:sub>
+        </m:sSub>
+        <m:d>
+          <m:dPr>
+            <m:begChr m:val="("/>
+            <m:endChr m:val=")"/>
+            <m:sepChr m:val=""/>
+            <m:grow/>
+          </m:dPr>
+          <m:e>
+            <m:r>
+              <m:rPr>
+                <m:nor/>
+                <m:sty m:val="p"/>
+              </m:rPr>
+              <m:t>Intercept</m:t>
+            </m:r>
+          </m:e>
+        </m:d>
+        <m:r>
+          <m:rPr>
+            <m:sty m:val="p"/>
+          </m:rPr>
+          <m:t>=</m:t>
+        </m:r>
+        <m:r>
+          <m:rPr>
+            <m:sty m:val="p"/>
+          </m:rPr>
+          <m:t>−</m:t>
+        </m:r>
+        <m:r>
+          <m:t>1</m:t>
+        </m:r>
+      </m:oMath>
+      <w:r>
+        <w:t xml:space="preserve"> </w:t>
+      </w:r>
+      <w:r>
+        <w:t xml:space="preserve">and</w:t>
+      </w:r>
+      <w:r>
+        <w:t xml:space="preserve"> </w:t>
+      </w:r>
+      <m:oMath>
+        <m:sSub>
+          <m:e>
+            <m:r>
+              <m:t>β</m:t>
+            </m:r>
+          </m:e>
+          <m:sub>
+            <m:r>
+              <m:t>1</m:t>
+            </m:r>
+          </m:sub>
+        </m:sSub>
+        <m:d>
+          <m:dPr>
+            <m:begChr m:val="("/>
+            <m:endChr m:val=")"/>
+            <m:sepChr m:val=""/>
+            <m:grow/>
+          </m:dPr>
+          <m:e>
+            <m:r>
+              <m:rPr>
+                <m:nor/>
+                <m:sty m:val="p"/>
+              </m:rPr>
+              <m:t>Slope</m:t>
+            </m:r>
+          </m:e>
+        </m:d>
+        <m:r>
+          <m:rPr>
+            <m:sty m:val="p"/>
+          </m:rPr>
+          <m:t>=</m:t>
+        </m:r>
+        <m:r>
+          <m:t>3</m:t>
+        </m:r>
+      </m:oMath>
+      <w:r>
+        <w:t xml:space="preserve">) and for twop decimal places (</w:t>
+      </w:r>
+      <m:oMath>
+        <m:sSub>
+          <m:e>
+            <m:r>
+              <m:t>β</m:t>
+            </m:r>
+          </m:e>
+          <m:sub>
+            <m:r>
+              <m:t>0</m:t>
+            </m:r>
+          </m:sub>
+        </m:sSub>
+        <m:d>
+          <m:dPr>
+            <m:begChr m:val="("/>
+            <m:endChr m:val=")"/>
+            <m:sepChr m:val=""/>
+            <m:grow/>
+          </m:dPr>
+          <m:e>
+            <m:r>
+              <m:rPr>
+                <m:nor/>
+                <m:sty m:val="p"/>
+              </m:rPr>
+              <m:t>Intercept</m:t>
+            </m:r>
+          </m:e>
+        </m:d>
+        <m:r>
+          <m:rPr>
+            <m:sty m:val="p"/>
+          </m:rPr>
+          <m:t>=</m:t>
+        </m:r>
+        <m:r>
+          <m:rPr>
+            <m:sty m:val="p"/>
+          </m:rPr>
+          <m:t>−</m:t>
+        </m:r>
+        <m:r>
+          <m:t>1.23</m:t>
+        </m:r>
+      </m:oMath>
+      <w:r>
+        <w:t xml:space="preserve"> </w:t>
+      </w:r>
+      <w:r>
+        <w:t xml:space="preserve">and</w:t>
+      </w:r>
+      <w:r>
+        <w:t xml:space="preserve"> </w:t>
+      </w:r>
+      <m:oMath>
+        <m:sSub>
+          <m:e>
+            <m:r>
+              <m:t>β</m:t>
+            </m:r>
+          </m:e>
+          <m:sub>
+            <m:r>
+              <m:t>1</m:t>
+            </m:r>
+          </m:sub>
+        </m:sSub>
+        <m:d>
+          <m:dPr>
+            <m:begChr m:val="("/>
+            <m:endChr m:val=")"/>
+            <m:sepChr m:val=""/>
+            <m:grow/>
+          </m:dPr>
+          <m:e>
+            <m:r>
+              <m:rPr>
+                <m:nor/>
+                <m:sty m:val="p"/>
+              </m:rPr>
+              <m:t>Slope</m:t>
+            </m:r>
+          </m:e>
+        </m:d>
+        <m:r>
+          <m:rPr>
+            <m:sty m:val="p"/>
+          </m:rPr>
+          <m:t>=</m:t>
+        </m:r>
+        <m:r>
+          <m:t>3.46</m:t>
+        </m:r>
+      </m:oMath>
+      <w:r>
+        <w:t xml:space="preserve">), resulting in fairly different lines being drawn here. This isn’t great, because an arbitrary decision is having an impact in how we understand the system. We can see a more extreme (but not uncommon) example below.</w:t>
       </w:r>
     </w:p>
     <w:p>
       <w:pPr>
         <w:pStyle w:val="BodyText"/>
-      </w:pPr>
-      <w:r>
-        <w:t xml:space="preserve">For starters, we’re going to make a</w:t>
-      </w:r>
-      <w:r>
-        <w:t xml:space="preserve"> </w:t>
-      </w:r>
-      <w:r>
-        <w:rPr>
-          <w:iCs/>
-          <w:i/>
-        </w:rPr>
-        <w:t xml:space="preserve">fake</w:t>
-      </w:r>
-      <w:r>
-        <w:t xml:space="preserve"> </w:t>
-      </w:r>
-      <w:r>
-        <w:t xml:space="preserve">dataset. This dataset is going to contain, initially, just one variable;</w:t>
-      </w:r>
-      <w:r>
-        <w:t xml:space="preserve"> </w:t>
-      </w:r>
-      <w:r>
-        <w:rPr>
-          <w:rStyle w:val="VerbatimChar"/>
-        </w:rPr>
-        <w:t xml:space="preserve">drought</w:t>
-      </w:r>
-      <w:r>
-        <w:t xml:space="preserve">, and we’re going to keep it as simple as we can. We just want drought values of 0, 1, 2, 3, 4, 5, 6, 7 and 8. We can create this kind of data super easily in</w:t>
-      </w:r>
-      <w:r>
-        <w:t xml:space="preserve"> </w:t>
-      </w:r>
-      <w:r>
-        <w:rPr>
-          <w:rStyle w:val="VerbatimChar"/>
-        </w:rPr>
-        <w:t xml:space="preserve">R</w:t>
-      </w:r>
-      <w:r>
-        <w:t xml:space="preserve"> </w:t>
-      </w:r>
-      <w:r>
-        <w:t xml:space="preserve">using</w:t>
-      </w:r>
-      <w:r>
-        <w:t xml:space="preserve"> </w:t>
-      </w:r>
-      <w:r>
-        <w:rPr>
-          <w:rStyle w:val="VerbatimChar"/>
-        </w:rPr>
-        <w:t xml:space="preserve">0:8</w:t>
-      </w:r>
-      <w:r>
-        <w:t xml:space="preserve">. Try entering</w:t>
-      </w:r>
-      <w:r>
-        <w:t xml:space="preserve"> </w:t>
-      </w:r>
-      <w:r>
-        <w:rPr>
-          <w:rStyle w:val="VerbatimChar"/>
-        </w:rPr>
-        <w:t xml:space="preserve">0:8</w:t>
-      </w:r>
-      <w:r>
-        <w:t xml:space="preserve"> </w:t>
-      </w:r>
-      <w:r>
-        <w:t xml:space="preserve">in the console to see what it does, if you’re unsure. To create the</w:t>
-      </w:r>
-      <w:r>
-        <w:t xml:space="preserve"> </w:t>
-      </w:r>
-      <w:r>
-        <w:rPr>
-          <w:rStyle w:val="VerbatimChar"/>
-        </w:rPr>
-        <w:t xml:space="preserve">fake</w:t>
-      </w:r>
-      <w:r>
-        <w:t xml:space="preserve"> </w:t>
-      </w:r>
-      <w:r>
-        <w:t xml:space="preserve">dataset we use the</w:t>
-      </w:r>
-      <w:r>
-        <w:t xml:space="preserve"> </w:t>
-      </w:r>
-      <w:r>
-        <w:rPr>
-          <w:rStyle w:val="VerbatimChar"/>
-        </w:rPr>
-        <w:t xml:space="preserve">data.frame()</w:t>
-      </w:r>
-      <w:r>
-        <w:t xml:space="preserve"> </w:t>
-      </w:r>
-      <w:r>
-        <w:t xml:space="preserve">function. Bringing this all together, we get:</w:t>
-      </w:r>
-    </w:p>
-    <w:p>
-      <w:pPr>
-        <w:pStyle w:val="SourceCode"/>
-      </w:pPr>
-      <w:r>
-        <w:rPr>
-          <w:rStyle w:val="NormalTok"/>
-        </w:rPr>
-        <w:t xml:space="preserve">fake </w:t>
-      </w:r>
-      <w:r>
-        <w:rPr>
-          <w:rStyle w:val="OtherTok"/>
-        </w:rPr>
-        <w:t xml:space="preserve">&lt;-</w:t>
-      </w:r>
-      <w:r>
-        <w:rPr>
-          <w:rStyle w:val="NormalTok"/>
-        </w:rPr>
-        <w:t xml:space="preserve"> </w:t>
-      </w:r>
-      <w:r>
-        <w:rPr>
-          <w:rStyle w:val="FunctionTok"/>
-        </w:rPr>
-        <w:t xml:space="preserve">data.frame</w:t>
-      </w:r>
-      <w:r>
-        <w:rPr>
-          <w:rStyle w:val="NormalTok"/>
-        </w:rPr>
-        <w:t xml:space="preserve">(</w:t>
-      </w:r>
-      <w:r>
-        <w:br/>
-      </w:r>
-      <w:r>
-        <w:rPr>
-          <w:rStyle w:val="NormalTok"/>
-        </w:rPr>
-        <w:t xml:space="preserve">  </w:t>
-      </w:r>
-      <w:r>
-        <w:rPr>
-          <w:rStyle w:val="AttributeTok"/>
-        </w:rPr>
-        <w:t xml:space="preserve">drought =</w:t>
-      </w:r>
-      <w:r>
-        <w:rPr>
-          <w:rStyle w:val="NormalTok"/>
-        </w:rPr>
-        <w:t xml:space="preserve"> </w:t>
-      </w:r>
-      <w:r>
-        <w:rPr>
-          <w:rStyle w:val="DecValTok"/>
-        </w:rPr>
-        <w:t xml:space="preserve">0</w:t>
-      </w:r>
-      <w:r>
-        <w:rPr>
-          <w:rStyle w:val="SpecialCharTok"/>
-        </w:rPr>
-        <w:t xml:space="preserve">:</w:t>
-      </w:r>
-      <w:r>
-        <w:rPr>
-          <w:rStyle w:val="DecValTok"/>
-        </w:rPr>
-        <w:t xml:space="preserve">8</w:t>
-      </w:r>
-      <w:r>
-        <w:br/>
-      </w:r>
-      <w:r>
-        <w:rPr>
-          <w:rStyle w:val="NormalTok"/>
-        </w:rPr>
-        <w:t xml:space="preserve">)</w:t>
-      </w:r>
-    </w:p>
-    <w:p>
-      <w:pPr>
-        <w:pStyle w:val="FirstParagraph"/>
-      </w:pPr>
-      <w:r>
-        <w:t xml:space="preserve">In Question Set Three, you specified values of drought and used your equation to predict boto length by hand. What we’re going to do next is</w:t>
-      </w:r>
-      <w:r>
-        <w:t xml:space="preserve"> </w:t>
-      </w:r>
-      <w:r>
-        <w:rPr>
-          <w:iCs/>
-          <w:i/>
-        </w:rPr>
-        <w:t xml:space="preserve">exactly</w:t>
-      </w:r>
-      <w:r>
-        <w:t xml:space="preserve"> </w:t>
-      </w:r>
-      <w:r>
-        <w:t xml:space="preserve">the same, we’re just going to be</w:t>
-      </w:r>
-      <w:r>
-        <w:t xml:space="preserve"> </w:t>
-      </w:r>
-      <w:r>
-        <w:t xml:space="preserve">“</w:t>
-      </w:r>
-      <w:r>
-        <w:t xml:space="preserve">lazy</w:t>
-      </w:r>
-      <w:r>
-        <w:t xml:space="preserve">”</w:t>
-      </w:r>
-      <w:r>
-        <w:t xml:space="preserve"> </w:t>
-      </w:r>
-      <w:r>
-        <w:t xml:space="preserve">and have</w:t>
-      </w:r>
-      <w:r>
-        <w:t xml:space="preserve"> </w:t>
-      </w:r>
-      <w:r>
-        <w:rPr>
-          <w:rStyle w:val="VerbatimChar"/>
-        </w:rPr>
-        <w:t xml:space="preserve">R</w:t>
-      </w:r>
-      <w:r>
-        <w:t xml:space="preserve"> </w:t>
-      </w:r>
-      <w:r>
-        <w:t xml:space="preserve">do it for us using the</w:t>
-      </w:r>
-      <w:r>
-        <w:t xml:space="preserve"> </w:t>
-      </w:r>
-      <w:r>
-        <w:rPr>
-          <w:rStyle w:val="VerbatimChar"/>
-        </w:rPr>
-        <w:t xml:space="preserve">predict()</w:t>
-      </w:r>
-      <w:r>
-        <w:t xml:space="preserve"> </w:t>
-      </w:r>
-      <w:r>
-        <w:t xml:space="preserve">function. To be clear, it’s doing</w:t>
-      </w:r>
-      <w:r>
-        <w:t xml:space="preserve"> </w:t>
-      </w:r>
-      <w:r>
-        <w:rPr>
-          <w:iCs/>
-          <w:i/>
-        </w:rPr>
-        <w:t xml:space="preserve">exactly</w:t>
-      </w:r>
-      <w:r>
-        <w:t xml:space="preserve"> </w:t>
-      </w:r>
-      <w:r>
-        <w:t xml:space="preserve">the same thing you did; just taking a value of drought and predicting boto length. As with</w:t>
-      </w:r>
-      <w:r>
-        <w:t xml:space="preserve"> </w:t>
-      </w:r>
-      <w:r>
-        <w:rPr>
-          <w:rStyle w:val="VerbatimChar"/>
-        </w:rPr>
-        <w:t xml:space="preserve">ggeffects</w:t>
-      </w:r>
-      <w:r>
-        <w:t xml:space="preserve"> </w:t>
-      </w:r>
-      <w:r>
-        <w:t xml:space="preserve">we say what the model was, but we’re also going to tell</w:t>
-      </w:r>
-      <w:r>
-        <w:t xml:space="preserve"> </w:t>
-      </w:r>
-      <w:r>
-        <w:rPr>
-          <w:rStyle w:val="VerbatimChar"/>
-        </w:rPr>
-        <w:t xml:space="preserve">predict()</w:t>
-      </w:r>
-      <w:r>
-        <w:t xml:space="preserve"> </w:t>
-      </w:r>
-      <w:r>
-        <w:t xml:space="preserve">to use a new dataset to make the predictions; our</w:t>
-      </w:r>
-      <w:r>
-        <w:t xml:space="preserve"> </w:t>
-      </w:r>
-      <w:r>
-        <w:rPr>
-          <w:rStyle w:val="VerbatimChar"/>
-        </w:rPr>
-        <w:t xml:space="preserve">fake</w:t>
-      </w:r>
-      <w:r>
-        <w:t xml:space="preserve"> </w:t>
-      </w:r>
-      <w:r>
-        <w:t xml:space="preserve">dataset. We’re then going to add these predictions into the</w:t>
-      </w:r>
-      <w:r>
-        <w:t xml:space="preserve"> </w:t>
-      </w:r>
-      <w:r>
-        <w:rPr>
-          <w:rStyle w:val="VerbatimChar"/>
-        </w:rPr>
-        <w:t xml:space="preserve">fake</w:t>
-      </w:r>
-      <w:r>
-        <w:t xml:space="preserve"> </w:t>
-      </w:r>
-      <w:r>
-        <w:t xml:space="preserve">dataset to make plotting easier for us.</w:t>
-      </w:r>
-    </w:p>
-    <w:p>
-      <w:pPr>
-        <w:pStyle w:val="SourceCode"/>
-      </w:pPr>
-      <w:r>
-        <w:rPr>
-          <w:rStyle w:val="NormalTok"/>
-        </w:rPr>
-        <w:t xml:space="preserve">fake</w:t>
-      </w:r>
-      <w:r>
-        <w:rPr>
-          <w:rStyle w:val="SpecialCharTok"/>
-        </w:rPr>
-        <w:t xml:space="preserve">$</w:t>
-      </w:r>
-      <w:r>
-        <w:rPr>
-          <w:rStyle w:val="NormalTok"/>
-        </w:rPr>
-        <w:t xml:space="preserve">fit </w:t>
-      </w:r>
-      <w:r>
-        <w:rPr>
-          <w:rStyle w:val="OtherTok"/>
-        </w:rPr>
-        <w:t xml:space="preserve">&lt;-</w:t>
-      </w:r>
-      <w:r>
-        <w:rPr>
-          <w:rStyle w:val="NormalTok"/>
-        </w:rPr>
-        <w:t xml:space="preserve"> </w:t>
-      </w:r>
-      <w:r>
-        <w:rPr>
-          <w:rStyle w:val="FunctionTok"/>
-        </w:rPr>
-        <w:t xml:space="preserve">predict</w:t>
-      </w:r>
-      <w:r>
-        <w:rPr>
-          <w:rStyle w:val="NormalTok"/>
-        </w:rPr>
-        <w:t xml:space="preserve">(boto_model, </w:t>
-      </w:r>
-      <w:r>
-        <w:rPr>
-          <w:rStyle w:val="AttributeTok"/>
-        </w:rPr>
-        <w:t xml:space="preserve">newdata =</w:t>
-      </w:r>
-      <w:r>
-        <w:rPr>
-          <w:rStyle w:val="NormalTok"/>
-        </w:rPr>
-        <w:t xml:space="preserve"> fake)</w:t>
-      </w:r>
-    </w:p>
-    <w:p>
-      <w:pPr>
-        <w:pStyle w:val="FirstParagraph"/>
-      </w:pPr>
-      <w:r>
-        <w:t xml:space="preserve">Now we have a dataset that contains all values of</w:t>
-      </w:r>
-      <w:r>
-        <w:t xml:space="preserve"> </w:t>
-      </w:r>
-      <w:r>
-        <w:rPr>
-          <w:rStyle w:val="VerbatimChar"/>
-        </w:rPr>
-        <w:t xml:space="preserve">drought</w:t>
-      </w:r>
-      <w:r>
-        <w:t xml:space="preserve"> </w:t>
-      </w:r>
-      <w:r>
-        <w:t xml:space="preserve">we’re interested in, as well as the predicted length (called</w:t>
-      </w:r>
-      <w:r>
-        <w:t xml:space="preserve"> </w:t>
-      </w:r>
-      <w:r>
-        <w:rPr>
-          <w:rStyle w:val="VerbatimChar"/>
-        </w:rPr>
-        <w:t xml:space="preserve">fit</w:t>
-      </w:r>
-      <w:r>
-        <w:t xml:space="preserve"> </w:t>
-      </w:r>
-      <w:r>
-        <w:t xml:space="preserve">in my code above). So we have a dataset (</w:t>
-      </w:r>
-      <w:r>
-        <w:rPr>
-          <w:rStyle w:val="VerbatimChar"/>
-        </w:rPr>
-        <w:t xml:space="preserve">fake</w:t>
-      </w:r>
-      <w:r>
-        <w:t xml:space="preserve">) and we want to make a plot. You guys know how to do this, using</w:t>
-      </w:r>
-      <w:r>
-        <w:t xml:space="preserve"> </w:t>
-      </w:r>
-      <w:r>
-        <w:rPr>
-          <w:rStyle w:val="VerbatimChar"/>
-        </w:rPr>
-        <w:t xml:space="preserve">ggplot2</w:t>
-      </w:r>
-      <w:r>
-        <w:t xml:space="preserve">!</w:t>
-      </w:r>
-    </w:p>
-    <w:p>
-      <w:pPr>
-        <w:pStyle w:val="SourceCode"/>
-      </w:pPr>
-      <w:r>
-        <w:rPr>
-          <w:rStyle w:val="FunctionTok"/>
-        </w:rPr>
-        <w:t xml:space="preserve">ggplot</w:t>
-      </w:r>
-      <w:r>
-        <w:rPr>
-          <w:rStyle w:val="NormalTok"/>
-        </w:rPr>
-        <w:t xml:space="preserve">(fake) </w:t>
-      </w:r>
-      <w:r>
-        <w:rPr>
-          <w:rStyle w:val="SpecialCharTok"/>
-        </w:rPr>
-        <w:t xml:space="preserve">+</w:t>
-      </w:r>
-      <w:r>
-        <w:br/>
-      </w:r>
-      <w:r>
-        <w:rPr>
-          <w:rStyle w:val="NormalTok"/>
-        </w:rPr>
-        <w:t xml:space="preserve">  </w:t>
-      </w:r>
-      <w:r>
-        <w:rPr>
-          <w:rStyle w:val="FunctionTok"/>
-        </w:rPr>
-        <w:t xml:space="preserve">geom_line</w:t>
-      </w:r>
-      <w:r>
-        <w:rPr>
-          <w:rStyle w:val="NormalTok"/>
-        </w:rPr>
-        <w:t xml:space="preserve">(</w:t>
-      </w:r>
-      <w:r>
-        <w:rPr>
-          <w:rStyle w:val="FunctionTok"/>
-        </w:rPr>
-        <w:t xml:space="preserve">aes</w:t>
-      </w:r>
-      <w:r>
-        <w:rPr>
-          <w:rStyle w:val="NormalTok"/>
-        </w:rPr>
-        <w:t xml:space="preserve">(</w:t>
-      </w:r>
-      <w:r>
-        <w:rPr>
-          <w:rStyle w:val="AttributeTok"/>
-        </w:rPr>
-        <w:t xml:space="preserve">x =</w:t>
-      </w:r>
-      <w:r>
-        <w:rPr>
-          <w:rStyle w:val="NormalTok"/>
-        </w:rPr>
-        <w:t xml:space="preserve"> drought, </w:t>
-      </w:r>
-      <w:r>
-        <w:rPr>
-          <w:rStyle w:val="AttributeTok"/>
-        </w:rPr>
-        <w:t xml:space="preserve">y =</w:t>
-      </w:r>
-      <w:r>
-        <w:rPr>
-          <w:rStyle w:val="NormalTok"/>
-        </w:rPr>
-        <w:t xml:space="preserve"> fit)) </w:t>
-      </w:r>
-      <w:r>
-        <w:rPr>
-          <w:rStyle w:val="SpecialCharTok"/>
-        </w:rPr>
-        <w:t xml:space="preserve">+</w:t>
-      </w:r>
-      <w:r>
-        <w:br/>
-      </w:r>
-      <w:r>
-        <w:rPr>
-          <w:rStyle w:val="NormalTok"/>
-        </w:rPr>
-        <w:t xml:space="preserve">  </w:t>
-      </w:r>
-      <w:r>
-        <w:rPr>
-          <w:rStyle w:val="FunctionTok"/>
-        </w:rPr>
-        <w:t xml:space="preserve">labs</w:t>
-      </w:r>
-      <w:r>
-        <w:rPr>
-          <w:rStyle w:val="NormalTok"/>
-        </w:rPr>
-        <w:t xml:space="preserve">(</w:t>
-      </w:r>
-      <w:r>
-        <w:rPr>
-          <w:rStyle w:val="AttributeTok"/>
-        </w:rPr>
-        <w:t xml:space="preserve">x =</w:t>
-      </w:r>
-      <w:r>
-        <w:rPr>
-          <w:rStyle w:val="NormalTok"/>
-        </w:rPr>
-        <w:t xml:space="preserve"> </w:t>
-      </w:r>
-      <w:r>
-        <w:rPr>
-          <w:rStyle w:val="StringTok"/>
-        </w:rPr>
-        <w:t xml:space="preserve">"Number of drought years"</w:t>
-      </w:r>
-      <w:r>
-        <w:rPr>
-          <w:rStyle w:val="NormalTok"/>
-        </w:rPr>
-        <w:t xml:space="preserve">,</w:t>
-      </w:r>
-      <w:r>
-        <w:br/>
-      </w:r>
-      <w:r>
-        <w:rPr>
-          <w:rStyle w:val="NormalTok"/>
-        </w:rPr>
-        <w:t xml:space="preserve">       </w:t>
-      </w:r>
-      <w:r>
-        <w:rPr>
-          <w:rStyle w:val="AttributeTok"/>
-        </w:rPr>
-        <w:t xml:space="preserve">y =</w:t>
-      </w:r>
-      <w:r>
-        <w:rPr>
-          <w:rStyle w:val="NormalTok"/>
-        </w:rPr>
-        <w:t xml:space="preserve"> </w:t>
-      </w:r>
-      <w:r>
-        <w:rPr>
-          <w:rStyle w:val="StringTok"/>
-        </w:rPr>
-        <w:t xml:space="preserve">"Predicted length of boto (cm)"</w:t>
-      </w:r>
-      <w:r>
-        <w:rPr>
-          <w:rStyle w:val="NormalTok"/>
-        </w:rPr>
-        <w:t xml:space="preserve">,</w:t>
-      </w:r>
-      <w:r>
-        <w:br/>
-      </w:r>
-      <w:r>
-        <w:rPr>
-          <w:rStyle w:val="NormalTok"/>
-        </w:rPr>
-        <w:t xml:space="preserve">       </w:t>
-      </w:r>
-      <w:r>
-        <w:rPr>
-          <w:rStyle w:val="AttributeTok"/>
-        </w:rPr>
-        <w:t xml:space="preserve">title =</w:t>
-      </w:r>
-      <w:r>
-        <w:rPr>
-          <w:rStyle w:val="NormalTok"/>
-        </w:rPr>
-        <w:t xml:space="preserve"> </w:t>
-      </w:r>
-      <w:r>
-        <w:rPr>
-          <w:rStyle w:val="StringTok"/>
-        </w:rPr>
-        <w:t xml:space="preserve">"Estimated association between boto length and drought"</w:t>
-      </w:r>
-      <w:r>
-        <w:rPr>
-          <w:rStyle w:val="NormalTok"/>
-        </w:rPr>
-        <w:t xml:space="preserve">) </w:t>
-      </w:r>
-      <w:r>
-        <w:rPr>
-          <w:rStyle w:val="SpecialCharTok"/>
-        </w:rPr>
-        <w:t xml:space="preserve">+</w:t>
-      </w:r>
-      <w:r>
-        <w:br/>
-      </w:r>
-      <w:r>
-        <w:rPr>
-          <w:rStyle w:val="NormalTok"/>
-        </w:rPr>
-        <w:t xml:space="preserve">  </w:t>
-      </w:r>
-      <w:r>
-        <w:rPr>
-          <w:rStyle w:val="FunctionTok"/>
-        </w:rPr>
-        <w:t xml:space="preserve">theme_minimal</w:t>
-      </w:r>
-      <w:r>
-        <w:rPr>
-          <w:rStyle w:val="NormalTok"/>
-        </w:rPr>
-        <w:t xml:space="preserve">()</w:t>
-      </w:r>
-    </w:p>
-    <w:p>
-      <w:pPr>
-        <w:pStyle w:val="FirstParagraph"/>
       </w:pPr>
       <w:r>
         <w:drawing>
           <wp:inline>
             <wp:extent cx="4620126" cy="3696101"/>
             <wp:effectExtent b="0" l="0" r="0" t="0"/>
-            <wp:docPr descr="" title="" id="41" name="Picture"/>
+            <wp:docPr descr="" title="" id="40" name="Picture"/>
             <a:graphic>
               <a:graphicData uri="http://schemas.openxmlformats.org/drawingml/2006/picture">
                 <pic:pic>
                   <pic:nvPicPr>
-                    <pic:cNvPr descr="Workshop-3---LM-with-a-continuous-predictor--with-answers-_files/figure-docx/unnamed-chunk-22-1.png" id="42" name="Picture"/>
+                    <pic:cNvPr descr="Workshop-3---LM-with-a-continuous-predictor--with-answers-_files/figure-docx/unnamed-chunk-17-1.png" id="41" name="Picture"/>
                     <pic:cNvPicPr>
                       <a:picLocks noChangeArrowheads="1" noChangeAspect="1"/>
                     </pic:cNvPicPr>
                   </pic:nvPicPr>
                   <pic:blipFill>
-                    <a:blip r:embed="rId40"/>
+                    <a:blip r:embed="rId39"/>
                     <a:stretch>
                       <a:fillRect/>
                     </a:stretch>
@@ -5064,12 +4370,1384 @@
           </wp:inline>
         </w:drawing>
       </w:r>
+      <w:r>
+        <w:t xml:space="preserve"> </w:t>
+      </w:r>
+      <w:r>
+        <w:t xml:space="preserve">Note that in the above figure the explanatory variable values are much larger than the first example. Here we’re going up one million</w:t>
+      </w:r>
+      <w:r>
+        <w:t xml:space="preserve"> </w:t>
+      </w:r>
+      <w:r>
+        <w:t xml:space="preserve">“</w:t>
+      </w:r>
+      <w:r>
+        <w:t xml:space="preserve">explanatory variable units</w:t>
+      </w:r>
+      <w:r>
+        <w:t xml:space="preserve">”</w:t>
+      </w:r>
+      <w:r>
+        <w:t xml:space="preserve"> </w:t>
+      </w:r>
+      <w:r>
+        <w:t xml:space="preserve">(whatever this might be, e.g. CO2 emmissions), which means that our parameter estimates are, in this case, tiny;</w:t>
+      </w:r>
+      <w:r>
+        <w:t xml:space="preserve"> </w:t>
+      </w:r>
+      <m:oMath>
+        <m:sSub>
+          <m:e>
+            <m:r>
+              <m:t>β</m:t>
+            </m:r>
+          </m:e>
+          <m:sub>
+            <m:r>
+              <m:t>0</m:t>
+            </m:r>
+          </m:sub>
+        </m:sSub>
+        <m:d>
+          <m:dPr>
+            <m:begChr m:val="("/>
+            <m:endChr m:val=")"/>
+            <m:sepChr m:val=""/>
+            <m:grow/>
+          </m:dPr>
+          <m:e>
+            <m:r>
+              <m:rPr>
+                <m:nor/>
+                <m:sty m:val="p"/>
+              </m:rPr>
+              <m:t>Intercept</m:t>
+            </m:r>
+          </m:e>
+        </m:d>
+        <m:r>
+          <m:rPr>
+            <m:sty m:val="p"/>
+          </m:rPr>
+          <m:t>=</m:t>
+        </m:r>
+        <m:r>
+          <m:t>0.0000000652</m:t>
+        </m:r>
+      </m:oMath>
+      <w:r>
+        <w:t xml:space="preserve"> </w:t>
+      </w:r>
+      <w:r>
+        <w:t xml:space="preserve">and</w:t>
+      </w:r>
+      <w:r>
+        <w:t xml:space="preserve"> </w:t>
+      </w:r>
+      <m:oMath>
+        <m:sSub>
+          <m:e>
+            <m:r>
+              <m:t>β</m:t>
+            </m:r>
+          </m:e>
+          <m:sub>
+            <m:r>
+              <m:t>1</m:t>
+            </m:r>
+          </m:sub>
+        </m:sSub>
+        <m:d>
+          <m:dPr>
+            <m:begChr m:val="("/>
+            <m:endChr m:val=")"/>
+            <m:sepChr m:val=""/>
+            <m:grow/>
+          </m:dPr>
+          <m:e>
+            <m:r>
+              <m:rPr>
+                <m:nor/>
+                <m:sty m:val="p"/>
+              </m:rPr>
+              <m:t>Slope</m:t>
+            </m:r>
+          </m:e>
+        </m:d>
+        <m:r>
+          <m:rPr>
+            <m:sty m:val="p"/>
+          </m:rPr>
+          <m:t>=</m:t>
+        </m:r>
+        <m:r>
+          <m:t>0.0005161519</m:t>
+        </m:r>
+      </m:oMath>
+      <w:r>
+        <w:t xml:space="preserve">. Meaning that when we round these two two decimal places, we get</w:t>
+      </w:r>
+      <w:r>
+        <w:t xml:space="preserve"> </w:t>
+      </w:r>
+      <m:oMath>
+        <m:sSub>
+          <m:e>
+            <m:r>
+              <m:t>β</m:t>
+            </m:r>
+          </m:e>
+          <m:sub>
+            <m:r>
+              <m:t>0</m:t>
+            </m:r>
+          </m:sub>
+        </m:sSub>
+        <m:d>
+          <m:dPr>
+            <m:begChr m:val="("/>
+            <m:endChr m:val=")"/>
+            <m:sepChr m:val=""/>
+            <m:grow/>
+          </m:dPr>
+          <m:e>
+            <m:r>
+              <m:rPr>
+                <m:nor/>
+                <m:sty m:val="p"/>
+              </m:rPr>
+              <m:t>Intercept</m:t>
+            </m:r>
+          </m:e>
+        </m:d>
+        <m:r>
+          <m:rPr>
+            <m:sty m:val="p"/>
+          </m:rPr>
+          <m:t>=</m:t>
+        </m:r>
+        <m:r>
+          <m:t>0.00</m:t>
+        </m:r>
+      </m:oMath>
+      <w:r>
+        <w:t xml:space="preserve"> </w:t>
+      </w:r>
+      <w:r>
+        <w:t xml:space="preserve">and</w:t>
+      </w:r>
+      <w:r>
+        <w:t xml:space="preserve"> </w:t>
+      </w:r>
+      <m:oMath>
+        <m:sSub>
+          <m:e>
+            <m:r>
+              <m:t>β</m:t>
+            </m:r>
+          </m:e>
+          <m:sub>
+            <m:r>
+              <m:t>1</m:t>
+            </m:r>
+          </m:sub>
+        </m:sSub>
+        <m:d>
+          <m:dPr>
+            <m:begChr m:val="("/>
+            <m:endChr m:val=")"/>
+            <m:sepChr m:val=""/>
+            <m:grow/>
+          </m:dPr>
+          <m:e>
+            <m:r>
+              <m:rPr>
+                <m:nor/>
+                <m:sty m:val="p"/>
+              </m:rPr>
+              <m:t>Slope</m:t>
+            </m:r>
+          </m:e>
+        </m:d>
+        <m:r>
+          <m:rPr>
+            <m:sty m:val="p"/>
+          </m:rPr>
+          <m:t>=</m:t>
+        </m:r>
+        <m:r>
+          <m:t>0.00</m:t>
+        </m:r>
+      </m:oMath>
+      <w:r>
+        <w:t xml:space="preserve">.</w:t>
+      </w:r>
     </w:p>
     <w:p>
       <w:pPr>
         <w:pStyle w:val="BodyText"/>
       </w:pPr>
       <w:r>
+        <w:t xml:space="preserve">So in the first example, rounding to two decimal points is perfect. In the second, it’s terrible. The point here is that when you round numbers for a something like a report or thesis, then you need to think about it. How much does the number change if I round to zero decimal points? What about to five decimal points? What is the range of the explanatory variable? Does it go to billions, or just a handful? All of these are important features to consider, particularly when working with parameter estimates.</w:t>
+      </w:r>
+    </w:p>
+    <w:p>
+      <w:pPr>
+        <w:pStyle w:val="BlockText"/>
+      </w:pPr>
+      <w:r>
+        <w:t xml:space="preserve">In the tests for BI3010 we will always state how many decimal points you should report values to.</w:t>
+      </w:r>
+    </w:p>
+    <w:bookmarkEnd w:id="42"/>
+    <w:bookmarkStart w:id="51" w:name="summarise-the-results."/>
+    <w:p>
+      <w:pPr>
+        <w:pStyle w:val="Heading1"/>
+      </w:pPr>
+      <w:r>
+        <w:t xml:space="preserve">6. Summarise the results.</w:t>
+      </w:r>
+    </w:p>
+    <w:p>
+      <w:pPr>
+        <w:pStyle w:val="FirstParagraph"/>
+      </w:pPr>
+      <w:r>
+        <w:t xml:space="preserve">We’ll come back to</w:t>
+      </w:r>
+      <w:r>
+        <w:t xml:space="preserve"> </w:t>
+      </w:r>
+      <w:r>
+        <w:t xml:space="preserve">“</w:t>
+      </w:r>
+      <w:r>
+        <w:t xml:space="preserve">5. Diagnose the model and check assumptions.</w:t>
+      </w:r>
+      <w:r>
+        <w:t xml:space="preserve">”</w:t>
+      </w:r>
+      <w:r>
+        <w:t xml:space="preserve"> </w:t>
+      </w:r>
+      <w:r>
+        <w:t xml:space="preserve">on Friday. For today we’ll go through how to take these results and convert them into a figure.</w:t>
+      </w:r>
+    </w:p>
+    <w:p>
+      <w:pPr>
+        <w:pStyle w:val="BodyText"/>
+      </w:pPr>
+      <w:r>
+        <w:t xml:space="preserve">To do so we’ll show you two options.</w:t>
+      </w:r>
+    </w:p>
+    <w:p>
+      <w:pPr>
+        <w:numPr>
+          <w:ilvl w:val="0"/>
+          <w:numId w:val="1016"/>
+        </w:numPr>
+      </w:pPr>
+      <w:r>
+        <w:t xml:space="preserve">Option 1: Use an</w:t>
+      </w:r>
+      <w:r>
+        <w:t xml:space="preserve"> </w:t>
+      </w:r>
+      <w:r>
+        <w:rPr>
+          <w:rStyle w:val="VerbatimChar"/>
+        </w:rPr>
+        <w:t xml:space="preserve">R</w:t>
+      </w:r>
+      <w:r>
+        <w:t xml:space="preserve"> </w:t>
+      </w:r>
+      <w:r>
+        <w:t xml:space="preserve">package to create the figure for you.</w:t>
+      </w:r>
+    </w:p>
+    <w:p>
+      <w:pPr>
+        <w:numPr>
+          <w:ilvl w:val="0"/>
+          <w:numId w:val="1016"/>
+        </w:numPr>
+      </w:pPr>
+      <w:r>
+        <w:t xml:space="preserve">Option 2: Create the prediction and figure yourself.</w:t>
+      </w:r>
+    </w:p>
+    <w:p>
+      <w:pPr>
+        <w:pStyle w:val="FirstParagraph"/>
+      </w:pPr>
+      <w:r>
+        <w:t xml:space="preserve">Option 1 is nice because it’s really quick and easy. The downside, though, is that you don’t get much control in what the figure looks like, and these packages can often obscure what’s going on, leading to confusion (e.g. </w:t>
+      </w:r>
+      <w:r>
+        <w:t xml:space="preserve">“</w:t>
+      </w:r>
+      <w:r>
+        <w:t xml:space="preserve">How did you make this figure?</w:t>
+      </w:r>
+      <w:r>
+        <w:t xml:space="preserve">”</w:t>
+      </w:r>
+      <w:r>
+        <w:t xml:space="preserve">.</w:t>
+      </w:r>
+      <w:r>
+        <w:t xml:space="preserve"> </w:t>
+      </w:r>
+      <w:r>
+        <w:rPr>
+          <w:iCs/>
+          <w:i/>
+        </w:rPr>
+        <w:t xml:space="preserve">shrug</w:t>
+      </w:r>
+      <w:r>
+        <w:t xml:space="preserve">.).</w:t>
+      </w:r>
+    </w:p>
+    <w:p>
+      <w:pPr>
+        <w:pStyle w:val="BodyText"/>
+      </w:pPr>
+      <w:r>
+        <w:t xml:space="preserve">Option 2, on the other hand, can be more fiddly, but has the benefit of giving you flexibility, and makes the underlying process pretty transparent.</w:t>
+      </w:r>
+    </w:p>
+    <w:p>
+      <w:pPr>
+        <w:pStyle w:val="BodyText"/>
+      </w:pPr>
+      <w:r>
+        <w:t xml:space="preserve">We’ll start with Option 1.</w:t>
+      </w:r>
+    </w:p>
+    <w:bookmarkStart w:id="46" w:name="X904265fd1c38f657b0a0512398af9fee0fe9262"/>
+    <w:p>
+      <w:pPr>
+        <w:pStyle w:val="Heading2"/>
+      </w:pPr>
+      <w:r>
+        <w:t xml:space="preserve">Use an</w:t>
+      </w:r>
+      <w:r>
+        <w:t xml:space="preserve"> </w:t>
+      </w:r>
+      <w:r>
+        <w:rPr>
+          <w:rStyle w:val="VerbatimChar"/>
+        </w:rPr>
+        <w:t xml:space="preserve">R</w:t>
+      </w:r>
+      <w:r>
+        <w:t xml:space="preserve"> </w:t>
+      </w:r>
+      <w:r>
+        <w:t xml:space="preserve">package to create the figure for you.</w:t>
+      </w:r>
+    </w:p>
+    <w:p>
+      <w:pPr>
+        <w:pStyle w:val="FirstParagraph"/>
+      </w:pPr>
+      <w:r>
+        <w:t xml:space="preserve">First, install a package called</w:t>
+      </w:r>
+      <w:r>
+        <w:t xml:space="preserve"> </w:t>
+      </w:r>
+      <w:r>
+        <w:rPr>
+          <w:rStyle w:val="VerbatimChar"/>
+        </w:rPr>
+        <w:t xml:space="preserve">ggeffects</w:t>
+      </w:r>
+      <w:r>
+        <w:t xml:space="preserve">:</w:t>
+      </w:r>
+    </w:p>
+    <w:p>
+      <w:pPr>
+        <w:pStyle w:val="SourceCode"/>
+      </w:pPr>
+      <w:r>
+        <w:rPr>
+          <w:rStyle w:val="FunctionTok"/>
+        </w:rPr>
+        <w:t xml:space="preserve">install.packages</w:t>
+      </w:r>
+      <w:r>
+        <w:rPr>
+          <w:rStyle w:val="NormalTok"/>
+        </w:rPr>
+        <w:t xml:space="preserve">(</w:t>
+      </w:r>
+      <w:r>
+        <w:rPr>
+          <w:rStyle w:val="StringTok"/>
+        </w:rPr>
+        <w:t xml:space="preserve">"ggeffects"</w:t>
+      </w:r>
+      <w:r>
+        <w:rPr>
+          <w:rStyle w:val="NormalTok"/>
+        </w:rPr>
+        <w:t xml:space="preserve">)</w:t>
+      </w:r>
+    </w:p>
+    <w:p>
+      <w:pPr>
+        <w:pStyle w:val="FirstParagraph"/>
+      </w:pPr>
+      <w:r>
+        <w:t xml:space="preserve">As with other</w:t>
+      </w:r>
+      <w:r>
+        <w:t xml:space="preserve"> </w:t>
+      </w:r>
+      <w:r>
+        <w:rPr>
+          <w:rStyle w:val="VerbatimChar"/>
+        </w:rPr>
+        <w:t xml:space="preserve">R</w:t>
+      </w:r>
+      <w:r>
+        <w:t xml:space="preserve"> </w:t>
+      </w:r>
+      <w:r>
+        <w:t xml:space="preserve">packages, once it’s installed on your machine you shouldn’t need to install it again. When it’s finished loading, make sure to load it:</w:t>
+      </w:r>
+    </w:p>
+    <w:p>
+      <w:pPr>
+        <w:pStyle w:val="SourceCode"/>
+      </w:pPr>
+      <w:r>
+        <w:rPr>
+          <w:rStyle w:val="FunctionTok"/>
+        </w:rPr>
+        <w:t xml:space="preserve">library</w:t>
+      </w:r>
+      <w:r>
+        <w:rPr>
+          <w:rStyle w:val="NormalTok"/>
+        </w:rPr>
+        <w:t xml:space="preserve">(ggeffects)</w:t>
+      </w:r>
+    </w:p>
+    <w:p>
+      <w:pPr>
+        <w:pStyle w:val="FirstParagraph"/>
+      </w:pPr>
+      <w:r>
+        <w:t xml:space="preserve">Next, we’re going to use a function within</w:t>
+      </w:r>
+      <w:r>
+        <w:t xml:space="preserve"> </w:t>
+      </w:r>
+      <w:r>
+        <w:rPr>
+          <w:rStyle w:val="VerbatimChar"/>
+        </w:rPr>
+        <w:t xml:space="preserve">ggeffects</w:t>
+      </w:r>
+      <w:r>
+        <w:t xml:space="preserve"> </w:t>
+      </w:r>
+      <w:r>
+        <w:t xml:space="preserve">to create predictions from our model which we’ll store in a new object called</w:t>
+      </w:r>
+      <w:r>
+        <w:t xml:space="preserve"> </w:t>
+      </w:r>
+      <w:r>
+        <w:rPr>
+          <w:rStyle w:val="VerbatimChar"/>
+        </w:rPr>
+        <w:t xml:space="preserve">preds</w:t>
+      </w:r>
+      <w:r>
+        <w:t xml:space="preserve"> </w:t>
+      </w:r>
+      <w:r>
+        <w:t xml:space="preserve">(or whatever you prefer to call it), which we’ll plot subsequently. This is where storing the model output becomes really handy:</w:t>
+      </w:r>
+    </w:p>
+    <w:p>
+      <w:pPr>
+        <w:pStyle w:val="SourceCode"/>
+      </w:pPr>
+      <w:r>
+        <w:rPr>
+          <w:rStyle w:val="NormalTok"/>
+        </w:rPr>
+        <w:t xml:space="preserve">preds </w:t>
+      </w:r>
+      <w:r>
+        <w:rPr>
+          <w:rStyle w:val="OtherTok"/>
+        </w:rPr>
+        <w:t xml:space="preserve">&lt;-</w:t>
+      </w:r>
+      <w:r>
+        <w:rPr>
+          <w:rStyle w:val="NormalTok"/>
+        </w:rPr>
+        <w:t xml:space="preserve"> </w:t>
+      </w:r>
+      <w:r>
+        <w:rPr>
+          <w:rStyle w:val="FunctionTok"/>
+        </w:rPr>
+        <w:t xml:space="preserve">ggpredict</w:t>
+      </w:r>
+      <w:r>
+        <w:rPr>
+          <w:rStyle w:val="NormalTok"/>
+        </w:rPr>
+        <w:t xml:space="preserve">(boto_model)</w:t>
+      </w:r>
+    </w:p>
+    <w:p>
+      <w:pPr>
+        <w:pStyle w:val="FirstParagraph"/>
+      </w:pPr>
+      <w:r>
+        <w:t xml:space="preserve">Now we just need to plot it:</w:t>
+      </w:r>
+    </w:p>
+    <w:p>
+      <w:pPr>
+        <w:pStyle w:val="SourceCode"/>
+      </w:pPr>
+      <w:r>
+        <w:rPr>
+          <w:rStyle w:val="FunctionTok"/>
+        </w:rPr>
+        <w:t xml:space="preserve">plot</w:t>
+      </w:r>
+      <w:r>
+        <w:rPr>
+          <w:rStyle w:val="NormalTok"/>
+        </w:rPr>
+        <w:t xml:space="preserve">(preds)</w:t>
+      </w:r>
+    </w:p>
+    <w:p>
+      <w:pPr>
+        <w:pStyle w:val="FirstParagraph"/>
+      </w:pPr>
+      <w:r>
+        <w:drawing>
+          <wp:inline>
+            <wp:extent cx="4620126" cy="3696101"/>
+            <wp:effectExtent b="0" l="0" r="0" t="0"/>
+            <wp:docPr descr="" title="" id="44" name="Picture"/>
+            <a:graphic>
+              <a:graphicData uri="http://schemas.openxmlformats.org/drawingml/2006/picture">
+                <pic:pic>
+                  <pic:nvPicPr>
+                    <pic:cNvPr descr="Workshop-3---LM-with-a-continuous-predictor--with-answers-_files/figure-docx/unnamed-chunk-21-1.png" id="45" name="Picture"/>
+                    <pic:cNvPicPr>
+                      <a:picLocks noChangeArrowheads="1" noChangeAspect="1"/>
+                    </pic:cNvPicPr>
+                  </pic:nvPicPr>
+                  <pic:blipFill>
+                    <a:blip r:embed="rId43"/>
+                    <a:stretch>
+                      <a:fillRect/>
+                    </a:stretch>
+                  </pic:blipFill>
+                  <pic:spPr bwMode="auto">
+                    <a:xfrm>
+                      <a:off x="0" y="0"/>
+                      <a:ext cx="4620126" cy="3696101"/>
+                    </a:xfrm>
+                    <a:prstGeom prst="rect">
+                      <a:avLst/>
+                    </a:prstGeom>
+                    <a:noFill/>
+                    <a:ln w="9525">
+                      <a:noFill/>
+                      <a:headEnd/>
+                      <a:tailEnd/>
+                    </a:ln>
+                  </pic:spPr>
+                </pic:pic>
+              </a:graphicData>
+            </a:graphic>
+          </wp:inline>
+        </w:drawing>
+      </w:r>
+    </w:p>
+    <w:p>
+      <w:pPr>
+        <w:pStyle w:val="BodyText"/>
+      </w:pPr>
+      <w:r>
+        <w:t xml:space="preserve">And there we have it - with 95% confidence thrown in as a bonus! (We’ll cover 95% CI and what they mean next week). As easy as that. Buuuuut…. there are stylistic choices that I, personally and subjectively, don’t like. I wanna decide what’s going on, not some automated software!</w:t>
+      </w:r>
+    </w:p>
+    <w:bookmarkEnd w:id="46"/>
+    <w:bookmarkStart w:id="50" w:name="X7edb65d87e4270dc90baec660bef0aa39b5f258"/>
+    <w:p>
+      <w:pPr>
+        <w:pStyle w:val="Heading2"/>
+      </w:pPr>
+      <w:r>
+        <w:t xml:space="preserve">Create the prediction and figure yourself.</w:t>
+      </w:r>
+    </w:p>
+    <w:p>
+      <w:pPr>
+        <w:pStyle w:val="FirstParagraph"/>
+      </w:pPr>
+      <w:r>
+        <w:t xml:space="preserve">It’s actually not much harder to make the figure ourselves. We’ve actually already learnt all of the techniques we need to do so. Let’s get to it.</w:t>
+      </w:r>
+    </w:p>
+    <w:p>
+      <w:pPr>
+        <w:pStyle w:val="BodyText"/>
+      </w:pPr>
+      <w:r>
+        <w:t xml:space="preserve">For starters, we’re going to make a</w:t>
+      </w:r>
+      <w:r>
+        <w:t xml:space="preserve"> </w:t>
+      </w:r>
+      <w:r>
+        <w:rPr>
+          <w:iCs/>
+          <w:i/>
+        </w:rPr>
+        <w:t xml:space="preserve">fake</w:t>
+      </w:r>
+      <w:r>
+        <w:t xml:space="preserve"> </w:t>
+      </w:r>
+      <w:r>
+        <w:t xml:space="preserve">dataset. This dataset is going to contain, initially, just one variable;</w:t>
+      </w:r>
+      <w:r>
+        <w:t xml:space="preserve"> </w:t>
+      </w:r>
+      <w:r>
+        <w:rPr>
+          <w:rStyle w:val="VerbatimChar"/>
+        </w:rPr>
+        <w:t xml:space="preserve">drought</w:t>
+      </w:r>
+      <w:r>
+        <w:t xml:space="preserve">, and we’re going to keep it as simple as we can. We just want drought values of 0, 1, 2, 3, 4, 5, 6, 7 and 8. We can create this kind of data super easily in</w:t>
+      </w:r>
+      <w:r>
+        <w:t xml:space="preserve"> </w:t>
+      </w:r>
+      <w:r>
+        <w:rPr>
+          <w:rStyle w:val="VerbatimChar"/>
+        </w:rPr>
+        <w:t xml:space="preserve">R</w:t>
+      </w:r>
+      <w:r>
+        <w:t xml:space="preserve"> </w:t>
+      </w:r>
+      <w:r>
+        <w:t xml:space="preserve">using</w:t>
+      </w:r>
+      <w:r>
+        <w:t xml:space="preserve"> </w:t>
+      </w:r>
+      <w:r>
+        <w:rPr>
+          <w:rStyle w:val="VerbatimChar"/>
+        </w:rPr>
+        <w:t xml:space="preserve">0:8</w:t>
+      </w:r>
+      <w:r>
+        <w:t xml:space="preserve">. Try entering</w:t>
+      </w:r>
+      <w:r>
+        <w:t xml:space="preserve"> </w:t>
+      </w:r>
+      <w:r>
+        <w:rPr>
+          <w:rStyle w:val="VerbatimChar"/>
+        </w:rPr>
+        <w:t xml:space="preserve">0:8</w:t>
+      </w:r>
+      <w:r>
+        <w:t xml:space="preserve"> </w:t>
+      </w:r>
+      <w:r>
+        <w:t xml:space="preserve">in the console to see what it does, if you’re unsure. To create the</w:t>
+      </w:r>
+      <w:r>
+        <w:t xml:space="preserve"> </w:t>
+      </w:r>
+      <w:r>
+        <w:rPr>
+          <w:rStyle w:val="VerbatimChar"/>
+        </w:rPr>
+        <w:t xml:space="preserve">fake</w:t>
+      </w:r>
+      <w:r>
+        <w:t xml:space="preserve"> </w:t>
+      </w:r>
+      <w:r>
+        <w:t xml:space="preserve">dataset we use the</w:t>
+      </w:r>
+      <w:r>
+        <w:t xml:space="preserve"> </w:t>
+      </w:r>
+      <w:r>
+        <w:rPr>
+          <w:rStyle w:val="VerbatimChar"/>
+        </w:rPr>
+        <w:t xml:space="preserve">data.frame()</w:t>
+      </w:r>
+      <w:r>
+        <w:t xml:space="preserve"> </w:t>
+      </w:r>
+      <w:r>
+        <w:t xml:space="preserve">function. Bringing this all together, we get:</w:t>
+      </w:r>
+    </w:p>
+    <w:p>
+      <w:pPr>
+        <w:pStyle w:val="SourceCode"/>
+      </w:pPr>
+      <w:r>
+        <w:rPr>
+          <w:rStyle w:val="NormalTok"/>
+        </w:rPr>
+        <w:t xml:space="preserve">fake </w:t>
+      </w:r>
+      <w:r>
+        <w:rPr>
+          <w:rStyle w:val="OtherTok"/>
+        </w:rPr>
+        <w:t xml:space="preserve">&lt;-</w:t>
+      </w:r>
+      <w:r>
+        <w:rPr>
+          <w:rStyle w:val="NormalTok"/>
+        </w:rPr>
+        <w:t xml:space="preserve"> </w:t>
+      </w:r>
+      <w:r>
+        <w:rPr>
+          <w:rStyle w:val="FunctionTok"/>
+        </w:rPr>
+        <w:t xml:space="preserve">data.frame</w:t>
+      </w:r>
+      <w:r>
+        <w:rPr>
+          <w:rStyle w:val="NormalTok"/>
+        </w:rPr>
+        <w:t xml:space="preserve">(</w:t>
+      </w:r>
+      <w:r>
+        <w:br/>
+      </w:r>
+      <w:r>
+        <w:rPr>
+          <w:rStyle w:val="NormalTok"/>
+        </w:rPr>
+        <w:t xml:space="preserve">  </w:t>
+      </w:r>
+      <w:r>
+        <w:rPr>
+          <w:rStyle w:val="AttributeTok"/>
+        </w:rPr>
+        <w:t xml:space="preserve">drought =</w:t>
+      </w:r>
+      <w:r>
+        <w:rPr>
+          <w:rStyle w:val="NormalTok"/>
+        </w:rPr>
+        <w:t xml:space="preserve"> </w:t>
+      </w:r>
+      <w:r>
+        <w:rPr>
+          <w:rStyle w:val="DecValTok"/>
+        </w:rPr>
+        <w:t xml:space="preserve">0</w:t>
+      </w:r>
+      <w:r>
+        <w:rPr>
+          <w:rStyle w:val="SpecialCharTok"/>
+        </w:rPr>
+        <w:t xml:space="preserve">:</w:t>
+      </w:r>
+      <w:r>
+        <w:rPr>
+          <w:rStyle w:val="DecValTok"/>
+        </w:rPr>
+        <w:t xml:space="preserve">8</w:t>
+      </w:r>
+      <w:r>
+        <w:br/>
+      </w:r>
+      <w:r>
+        <w:rPr>
+          <w:rStyle w:val="NormalTok"/>
+        </w:rPr>
+        <w:t xml:space="preserve">)</w:t>
+      </w:r>
+    </w:p>
+    <w:p>
+      <w:pPr>
+        <w:pStyle w:val="FirstParagraph"/>
+      </w:pPr>
+      <w:r>
+        <w:t xml:space="preserve">In Question Set Three, you specified values of drought and used your equation to predict boto length by hand. What we’re going to do next is</w:t>
+      </w:r>
+      <w:r>
+        <w:t xml:space="preserve"> </w:t>
+      </w:r>
+      <w:r>
+        <w:rPr>
+          <w:iCs/>
+          <w:i/>
+        </w:rPr>
+        <w:t xml:space="preserve">exactly</w:t>
+      </w:r>
+      <w:r>
+        <w:t xml:space="preserve"> </w:t>
+      </w:r>
+      <w:r>
+        <w:t xml:space="preserve">the same, we’re just going to be</w:t>
+      </w:r>
+      <w:r>
+        <w:t xml:space="preserve"> </w:t>
+      </w:r>
+      <w:r>
+        <w:t xml:space="preserve">“</w:t>
+      </w:r>
+      <w:r>
+        <w:t xml:space="preserve">lazy</w:t>
+      </w:r>
+      <w:r>
+        <w:t xml:space="preserve">”</w:t>
+      </w:r>
+      <w:r>
+        <w:t xml:space="preserve"> </w:t>
+      </w:r>
+      <w:r>
+        <w:t xml:space="preserve">and have</w:t>
+      </w:r>
+      <w:r>
+        <w:t xml:space="preserve"> </w:t>
+      </w:r>
+      <w:r>
+        <w:rPr>
+          <w:rStyle w:val="VerbatimChar"/>
+        </w:rPr>
+        <w:t xml:space="preserve">R</w:t>
+      </w:r>
+      <w:r>
+        <w:t xml:space="preserve"> </w:t>
+      </w:r>
+      <w:r>
+        <w:t xml:space="preserve">do it for us using the</w:t>
+      </w:r>
+      <w:r>
+        <w:t xml:space="preserve"> </w:t>
+      </w:r>
+      <w:r>
+        <w:rPr>
+          <w:rStyle w:val="VerbatimChar"/>
+        </w:rPr>
+        <w:t xml:space="preserve">predict()</w:t>
+      </w:r>
+      <w:r>
+        <w:t xml:space="preserve"> </w:t>
+      </w:r>
+      <w:r>
+        <w:t xml:space="preserve">function. To be clear, it’s doing</w:t>
+      </w:r>
+      <w:r>
+        <w:t xml:space="preserve"> </w:t>
+      </w:r>
+      <w:r>
+        <w:rPr>
+          <w:iCs/>
+          <w:i/>
+        </w:rPr>
+        <w:t xml:space="preserve">exactly</w:t>
+      </w:r>
+      <w:r>
+        <w:t xml:space="preserve"> </w:t>
+      </w:r>
+      <w:r>
+        <w:t xml:space="preserve">the same thing you did; just taking a value of drought and predicting boto length. As with</w:t>
+      </w:r>
+      <w:r>
+        <w:t xml:space="preserve"> </w:t>
+      </w:r>
+      <w:r>
+        <w:rPr>
+          <w:rStyle w:val="VerbatimChar"/>
+        </w:rPr>
+        <w:t xml:space="preserve">ggeffects</w:t>
+      </w:r>
+      <w:r>
+        <w:t xml:space="preserve"> </w:t>
+      </w:r>
+      <w:r>
+        <w:t xml:space="preserve">we say what the model was, but we’re also going to tell</w:t>
+      </w:r>
+      <w:r>
+        <w:t xml:space="preserve"> </w:t>
+      </w:r>
+      <w:r>
+        <w:rPr>
+          <w:rStyle w:val="VerbatimChar"/>
+        </w:rPr>
+        <w:t xml:space="preserve">predict()</w:t>
+      </w:r>
+      <w:r>
+        <w:t xml:space="preserve"> </w:t>
+      </w:r>
+      <w:r>
+        <w:t xml:space="preserve">to use a new dataset to make the predictions; our</w:t>
+      </w:r>
+      <w:r>
+        <w:t xml:space="preserve"> </w:t>
+      </w:r>
+      <w:r>
+        <w:rPr>
+          <w:rStyle w:val="VerbatimChar"/>
+        </w:rPr>
+        <w:t xml:space="preserve">fake</w:t>
+      </w:r>
+      <w:r>
+        <w:t xml:space="preserve"> </w:t>
+      </w:r>
+      <w:r>
+        <w:t xml:space="preserve">dataset. We’re then going to add these predictions into the</w:t>
+      </w:r>
+      <w:r>
+        <w:t xml:space="preserve"> </w:t>
+      </w:r>
+      <w:r>
+        <w:rPr>
+          <w:rStyle w:val="VerbatimChar"/>
+        </w:rPr>
+        <w:t xml:space="preserve">fake</w:t>
+      </w:r>
+      <w:r>
+        <w:t xml:space="preserve"> </w:t>
+      </w:r>
+      <w:r>
+        <w:t xml:space="preserve">dataset to make plotting easier for us.</w:t>
+      </w:r>
+    </w:p>
+    <w:p>
+      <w:pPr>
+        <w:pStyle w:val="SourceCode"/>
+      </w:pPr>
+      <w:r>
+        <w:rPr>
+          <w:rStyle w:val="NormalTok"/>
+        </w:rPr>
+        <w:t xml:space="preserve">fake</w:t>
+      </w:r>
+      <w:r>
+        <w:rPr>
+          <w:rStyle w:val="SpecialCharTok"/>
+        </w:rPr>
+        <w:t xml:space="preserve">$</w:t>
+      </w:r>
+      <w:r>
+        <w:rPr>
+          <w:rStyle w:val="NormalTok"/>
+        </w:rPr>
+        <w:t xml:space="preserve">fit </w:t>
+      </w:r>
+      <w:r>
+        <w:rPr>
+          <w:rStyle w:val="OtherTok"/>
+        </w:rPr>
+        <w:t xml:space="preserve">&lt;-</w:t>
+      </w:r>
+      <w:r>
+        <w:rPr>
+          <w:rStyle w:val="NormalTok"/>
+        </w:rPr>
+        <w:t xml:space="preserve"> </w:t>
+      </w:r>
+      <w:r>
+        <w:rPr>
+          <w:rStyle w:val="FunctionTok"/>
+        </w:rPr>
+        <w:t xml:space="preserve">predict</w:t>
+      </w:r>
+      <w:r>
+        <w:rPr>
+          <w:rStyle w:val="NormalTok"/>
+        </w:rPr>
+        <w:t xml:space="preserve">(boto_model, </w:t>
+      </w:r>
+      <w:r>
+        <w:rPr>
+          <w:rStyle w:val="AttributeTok"/>
+        </w:rPr>
+        <w:t xml:space="preserve">newdata =</w:t>
+      </w:r>
+      <w:r>
+        <w:rPr>
+          <w:rStyle w:val="NormalTok"/>
+        </w:rPr>
+        <w:t xml:space="preserve"> fake)</w:t>
+      </w:r>
+    </w:p>
+    <w:p>
+      <w:pPr>
+        <w:pStyle w:val="FirstParagraph"/>
+      </w:pPr>
+      <w:r>
+        <w:t xml:space="preserve">Now we have a dataset that contains all values of</w:t>
+      </w:r>
+      <w:r>
+        <w:t xml:space="preserve"> </w:t>
+      </w:r>
+      <w:r>
+        <w:rPr>
+          <w:rStyle w:val="VerbatimChar"/>
+        </w:rPr>
+        <w:t xml:space="preserve">drought</w:t>
+      </w:r>
+      <w:r>
+        <w:t xml:space="preserve"> </w:t>
+      </w:r>
+      <w:r>
+        <w:t xml:space="preserve">we’re interested in, as well as the predicted length (called</w:t>
+      </w:r>
+      <w:r>
+        <w:t xml:space="preserve"> </w:t>
+      </w:r>
+      <w:r>
+        <w:rPr>
+          <w:rStyle w:val="VerbatimChar"/>
+        </w:rPr>
+        <w:t xml:space="preserve">fit</w:t>
+      </w:r>
+      <w:r>
+        <w:t xml:space="preserve"> </w:t>
+      </w:r>
+      <w:r>
+        <w:t xml:space="preserve">in my code above). So we have a dataset (</w:t>
+      </w:r>
+      <w:r>
+        <w:rPr>
+          <w:rStyle w:val="VerbatimChar"/>
+        </w:rPr>
+        <w:t xml:space="preserve">fake</w:t>
+      </w:r>
+      <w:r>
+        <w:t xml:space="preserve">) and we want to make a plot. You guys know how to do this, using</w:t>
+      </w:r>
+      <w:r>
+        <w:t xml:space="preserve"> </w:t>
+      </w:r>
+      <w:r>
+        <w:rPr>
+          <w:rStyle w:val="VerbatimChar"/>
+        </w:rPr>
+        <w:t xml:space="preserve">ggplot2</w:t>
+      </w:r>
+      <w:r>
+        <w:t xml:space="preserve">!</w:t>
+      </w:r>
+    </w:p>
+    <w:p>
+      <w:pPr>
+        <w:pStyle w:val="SourceCode"/>
+      </w:pPr>
+      <w:r>
+        <w:rPr>
+          <w:rStyle w:val="FunctionTok"/>
+        </w:rPr>
+        <w:t xml:space="preserve">ggplot</w:t>
+      </w:r>
+      <w:r>
+        <w:rPr>
+          <w:rStyle w:val="NormalTok"/>
+        </w:rPr>
+        <w:t xml:space="preserve">(fake) </w:t>
+      </w:r>
+      <w:r>
+        <w:rPr>
+          <w:rStyle w:val="SpecialCharTok"/>
+        </w:rPr>
+        <w:t xml:space="preserve">+</w:t>
+      </w:r>
+      <w:r>
+        <w:br/>
+      </w:r>
+      <w:r>
+        <w:rPr>
+          <w:rStyle w:val="NormalTok"/>
+        </w:rPr>
+        <w:t xml:space="preserve">  </w:t>
+      </w:r>
+      <w:r>
+        <w:rPr>
+          <w:rStyle w:val="FunctionTok"/>
+        </w:rPr>
+        <w:t xml:space="preserve">geom_line</w:t>
+      </w:r>
+      <w:r>
+        <w:rPr>
+          <w:rStyle w:val="NormalTok"/>
+        </w:rPr>
+        <w:t xml:space="preserve">(</w:t>
+      </w:r>
+      <w:r>
+        <w:rPr>
+          <w:rStyle w:val="FunctionTok"/>
+        </w:rPr>
+        <w:t xml:space="preserve">aes</w:t>
+      </w:r>
+      <w:r>
+        <w:rPr>
+          <w:rStyle w:val="NormalTok"/>
+        </w:rPr>
+        <w:t xml:space="preserve">(</w:t>
+      </w:r>
+      <w:r>
+        <w:rPr>
+          <w:rStyle w:val="AttributeTok"/>
+        </w:rPr>
+        <w:t xml:space="preserve">x =</w:t>
+      </w:r>
+      <w:r>
+        <w:rPr>
+          <w:rStyle w:val="NormalTok"/>
+        </w:rPr>
+        <w:t xml:space="preserve"> drought, </w:t>
+      </w:r>
+      <w:r>
+        <w:rPr>
+          <w:rStyle w:val="AttributeTok"/>
+        </w:rPr>
+        <w:t xml:space="preserve">y =</w:t>
+      </w:r>
+      <w:r>
+        <w:rPr>
+          <w:rStyle w:val="NormalTok"/>
+        </w:rPr>
+        <w:t xml:space="preserve"> fit)) </w:t>
+      </w:r>
+      <w:r>
+        <w:rPr>
+          <w:rStyle w:val="SpecialCharTok"/>
+        </w:rPr>
+        <w:t xml:space="preserve">+</w:t>
+      </w:r>
+      <w:r>
+        <w:br/>
+      </w:r>
+      <w:r>
+        <w:rPr>
+          <w:rStyle w:val="NormalTok"/>
+        </w:rPr>
+        <w:t xml:space="preserve">  </w:t>
+      </w:r>
+      <w:r>
+        <w:rPr>
+          <w:rStyle w:val="FunctionTok"/>
+        </w:rPr>
+        <w:t xml:space="preserve">labs</w:t>
+      </w:r>
+      <w:r>
+        <w:rPr>
+          <w:rStyle w:val="NormalTok"/>
+        </w:rPr>
+        <w:t xml:space="preserve">(</w:t>
+      </w:r>
+      <w:r>
+        <w:rPr>
+          <w:rStyle w:val="AttributeTok"/>
+        </w:rPr>
+        <w:t xml:space="preserve">x =</w:t>
+      </w:r>
+      <w:r>
+        <w:rPr>
+          <w:rStyle w:val="NormalTok"/>
+        </w:rPr>
+        <w:t xml:space="preserve"> </w:t>
+      </w:r>
+      <w:r>
+        <w:rPr>
+          <w:rStyle w:val="StringTok"/>
+        </w:rPr>
+        <w:t xml:space="preserve">"Number of drought years"</w:t>
+      </w:r>
+      <w:r>
+        <w:rPr>
+          <w:rStyle w:val="NormalTok"/>
+        </w:rPr>
+        <w:t xml:space="preserve">,</w:t>
+      </w:r>
+      <w:r>
+        <w:br/>
+      </w:r>
+      <w:r>
+        <w:rPr>
+          <w:rStyle w:val="NormalTok"/>
+        </w:rPr>
+        <w:t xml:space="preserve">       </w:t>
+      </w:r>
+      <w:r>
+        <w:rPr>
+          <w:rStyle w:val="AttributeTok"/>
+        </w:rPr>
+        <w:t xml:space="preserve">y =</w:t>
+      </w:r>
+      <w:r>
+        <w:rPr>
+          <w:rStyle w:val="NormalTok"/>
+        </w:rPr>
+        <w:t xml:space="preserve"> </w:t>
+      </w:r>
+      <w:r>
+        <w:rPr>
+          <w:rStyle w:val="StringTok"/>
+        </w:rPr>
+        <w:t xml:space="preserve">"Predicted length of boto (cm)"</w:t>
+      </w:r>
+      <w:r>
+        <w:rPr>
+          <w:rStyle w:val="NormalTok"/>
+        </w:rPr>
+        <w:t xml:space="preserve">,</w:t>
+      </w:r>
+      <w:r>
+        <w:br/>
+      </w:r>
+      <w:r>
+        <w:rPr>
+          <w:rStyle w:val="NormalTok"/>
+        </w:rPr>
+        <w:t xml:space="preserve">       </w:t>
+      </w:r>
+      <w:r>
+        <w:rPr>
+          <w:rStyle w:val="AttributeTok"/>
+        </w:rPr>
+        <w:t xml:space="preserve">title =</w:t>
+      </w:r>
+      <w:r>
+        <w:rPr>
+          <w:rStyle w:val="NormalTok"/>
+        </w:rPr>
+        <w:t xml:space="preserve"> </w:t>
+      </w:r>
+      <w:r>
+        <w:rPr>
+          <w:rStyle w:val="StringTok"/>
+        </w:rPr>
+        <w:t xml:space="preserve">"Estimated association between boto length and drought"</w:t>
+      </w:r>
+      <w:r>
+        <w:rPr>
+          <w:rStyle w:val="NormalTok"/>
+        </w:rPr>
+        <w:t xml:space="preserve">) </w:t>
+      </w:r>
+      <w:r>
+        <w:rPr>
+          <w:rStyle w:val="SpecialCharTok"/>
+        </w:rPr>
+        <w:t xml:space="preserve">+</w:t>
+      </w:r>
+      <w:r>
+        <w:br/>
+      </w:r>
+      <w:r>
+        <w:rPr>
+          <w:rStyle w:val="NormalTok"/>
+        </w:rPr>
+        <w:t xml:space="preserve">  </w:t>
+      </w:r>
+      <w:r>
+        <w:rPr>
+          <w:rStyle w:val="FunctionTok"/>
+        </w:rPr>
+        <w:t xml:space="preserve">theme_minimal</w:t>
+      </w:r>
+      <w:r>
+        <w:rPr>
+          <w:rStyle w:val="NormalTok"/>
+        </w:rPr>
+        <w:t xml:space="preserve">()</w:t>
+      </w:r>
+    </w:p>
+    <w:p>
+      <w:pPr>
+        <w:pStyle w:val="FirstParagraph"/>
+      </w:pPr>
+      <w:r>
+        <w:drawing>
+          <wp:inline>
+            <wp:extent cx="4620126" cy="3696101"/>
+            <wp:effectExtent b="0" l="0" r="0" t="0"/>
+            <wp:docPr descr="" title="" id="48" name="Picture"/>
+            <a:graphic>
+              <a:graphicData uri="http://schemas.openxmlformats.org/drawingml/2006/picture">
+                <pic:pic>
+                  <pic:nvPicPr>
+                    <pic:cNvPr descr="Workshop-3---LM-with-a-continuous-predictor--with-answers-_files/figure-docx/unnamed-chunk-24-1.png" id="49" name="Picture"/>
+                    <pic:cNvPicPr>
+                      <a:picLocks noChangeArrowheads="1" noChangeAspect="1"/>
+                    </pic:cNvPicPr>
+                  </pic:nvPicPr>
+                  <pic:blipFill>
+                    <a:blip r:embed="rId47"/>
+                    <a:stretch>
+                      <a:fillRect/>
+                    </a:stretch>
+                  </pic:blipFill>
+                  <pic:spPr bwMode="auto">
+                    <a:xfrm>
+                      <a:off x="0" y="0"/>
+                      <a:ext cx="4620126" cy="3696101"/>
+                    </a:xfrm>
+                    <a:prstGeom prst="rect">
+                      <a:avLst/>
+                    </a:prstGeom>
+                    <a:noFill/>
+                    <a:ln w="9525">
+                      <a:noFill/>
+                      <a:headEnd/>
+                      <a:tailEnd/>
+                    </a:ln>
+                  </pic:spPr>
+                </pic:pic>
+              </a:graphicData>
+            </a:graphic>
+          </wp:inline>
+        </w:drawing>
+      </w:r>
+    </w:p>
+    <w:p>
+      <w:pPr>
+        <w:pStyle w:val="BodyText"/>
+      </w:pPr>
+      <w:r>
         <w:t xml:space="preserve">The full process here, from loading a dataset to getting a figure that enables us to see the association between drought and boto length can be done in a surprisingly few lines of code. Here’s my how I’d code this:</w:t>
       </w:r>
     </w:p>
@@ -6087,9 +6765,9 @@
         <w:t xml:space="preserve">script had something like 1,000 lines of code. It wasn’t because I was doing anything particularly complicated (my analysis was more or less equivalent to the model you just ran) but because I didn’t really know what I was doing, so I threw everything I could find at it. Often less is more in coding.</w:t>
       </w:r>
     </w:p>
-    <w:bookmarkEnd w:id="43"/>
-    <w:bookmarkEnd w:id="44"/>
-    <w:bookmarkStart w:id="45" w:name="a-new-challenger"/>
+    <w:bookmarkEnd w:id="50"/>
+    <w:bookmarkEnd w:id="51"/>
+    <w:bookmarkStart w:id="52" w:name="a-new-challenger"/>
     <w:p>
       <w:pPr>
         <w:pStyle w:val="Heading1"/>
@@ -7212,8 +7890,8 @@
         <w:t xml:space="preserve"># (But given you don't know how to do that, we should stop here and advice/insist the results are not interpreted)</w:t>
       </w:r>
     </w:p>
-    <w:bookmarkEnd w:id="45"/>
-    <w:bookmarkStart w:id="46" w:name="assumption-table"/>
+    <w:bookmarkEnd w:id="52"/>
+    <w:bookmarkStart w:id="53" w:name="assumption-table"/>
     <w:p>
       <w:pPr>
         <w:pStyle w:val="Heading1"/>
@@ -7636,7 +8314,7 @@
         </w:tc>
       </w:tr>
     </w:tbl>
-    <w:bookmarkEnd w:id="46"/>
+    <w:bookmarkEnd w:id="53"/>
     <w:sectPr>
       <w:pgSz w:h="15840" w:w="12240"/>
       <w:pgMar w:bottom="1440" w:footer="720" w:gutter="0" w:header="720" w:left="1440" w:right="1440" w:top="1440"/>

--- a/Workshops/Workshop 3 - LM with continuous predictor/Workshop-3---LM-with-a-continuous-predictor--with-answers-.docx
+++ b/Workshops/Workshop 3 - LM with continuous predictor/Workshop-3---LM-with-a-continuous-predictor--with-answers-.docx
@@ -95,7 +95,7 @@
         <w:t xml:space="preserve"> </w:t>
       </w:r>
       <w:r>
-        <w:t xml:space="preserve">2025-09-04</w:t>
+        <w:t xml:space="preserve">2025-09-05</w:t>
       </w:r>
     </w:p>
     <w:sdt>
@@ -143,83 +143,83 @@
     </w:p>
     <w:p>
       <w:pPr>
+        <w:pStyle w:val="Compact"/>
         <w:numPr>
           <w:ilvl w:val="0"/>
           <w:numId w:val="1001"/>
         </w:numPr>
+      </w:pPr>
+      <w:r>
+        <w:t xml:space="preserve">Formulate a research question.</w:t>
+      </w:r>
+    </w:p>
+    <w:p>
+      <w:pPr>
         <w:pStyle w:val="Compact"/>
-      </w:pPr>
-      <w:r>
-        <w:t xml:space="preserve">Formulate a research question.</w:t>
-      </w:r>
-    </w:p>
-    <w:p>
-      <w:pPr>
         <w:numPr>
           <w:ilvl w:val="0"/>
           <w:numId w:val="1001"/>
         </w:numPr>
+      </w:pPr>
+      <w:r>
+        <w:t xml:space="preserve">Perform exploratory data analysis.</w:t>
+      </w:r>
+    </w:p>
+    <w:p>
+      <w:pPr>
         <w:pStyle w:val="Compact"/>
-      </w:pPr>
-      <w:r>
-        <w:t xml:space="preserve">Perform exploratory data analysis.</w:t>
-      </w:r>
-    </w:p>
-    <w:p>
-      <w:pPr>
         <w:numPr>
           <w:ilvl w:val="0"/>
           <w:numId w:val="1001"/>
         </w:numPr>
+      </w:pPr>
+      <w:r>
+        <w:t xml:space="preserve">Identify any hidden assumptions.</w:t>
+      </w:r>
+    </w:p>
+    <w:p>
+      <w:pPr>
         <w:pStyle w:val="Compact"/>
-      </w:pPr>
-      <w:r>
-        <w:t xml:space="preserve">Identify any hidden assumptions.</w:t>
-      </w:r>
-    </w:p>
-    <w:p>
-      <w:pPr>
         <w:numPr>
           <w:ilvl w:val="0"/>
           <w:numId w:val="1001"/>
         </w:numPr>
+      </w:pPr>
+      <w:r>
+        <w:t xml:space="preserve">Fit an appropriate model [Focus of today].</w:t>
+      </w:r>
+    </w:p>
+    <w:p>
+      <w:pPr>
         <w:pStyle w:val="Compact"/>
-      </w:pPr>
-      <w:r>
-        <w:t xml:space="preserve">Fit an appropriate model [Focus of today].</w:t>
-      </w:r>
-    </w:p>
-    <w:p>
-      <w:pPr>
         <w:numPr>
           <w:ilvl w:val="0"/>
           <w:numId w:val="1001"/>
         </w:numPr>
+      </w:pPr>
+      <w:r>
+        <w:t xml:space="preserve">Diagnose the model and check assumptions.</w:t>
+      </w:r>
+    </w:p>
+    <w:p>
+      <w:pPr>
         <w:pStyle w:val="Compact"/>
-      </w:pPr>
-      <w:r>
-        <w:t xml:space="preserve">Diagnose the model and check assumptions.</w:t>
-      </w:r>
-    </w:p>
-    <w:p>
-      <w:pPr>
         <w:numPr>
           <w:ilvl w:val="0"/>
           <w:numId w:val="1001"/>
         </w:numPr>
+      </w:pPr>
+      <w:r>
+        <w:t xml:space="preserve">Summarise the results.</w:t>
+      </w:r>
+    </w:p>
+    <w:p>
+      <w:pPr>
         <w:pStyle w:val="Compact"/>
-      </w:pPr>
-      <w:r>
-        <w:t xml:space="preserve">Summarise the results.</w:t>
-      </w:r>
-    </w:p>
-    <w:p>
-      <w:pPr>
         <w:numPr>
           <w:ilvl w:val="0"/>
           <w:numId w:val="1001"/>
         </w:numPr>
-        <w:pStyle w:val="Compact"/>
       </w:pPr>
       <w:r>
         <w:t xml:space="preserve">Interpret and provide inferences.</w:t>
@@ -268,47 +268,47 @@
     </w:p>
     <w:p>
       <w:pPr>
+        <w:pStyle w:val="Compact"/>
         <w:numPr>
           <w:ilvl w:val="0"/>
           <w:numId w:val="1002"/>
         </w:numPr>
+      </w:pPr>
+      <w:r>
+        <w:rPr>
+          <w:rStyle w:val="VerbatimChar"/>
+        </w:rPr>
+        <w:t xml:space="preserve">sex</w:t>
+      </w:r>
+      <w:r>
+        <w:t xml:space="preserve">: The sex of the boto dolphin.</w:t>
+      </w:r>
+    </w:p>
+    <w:p>
+      <w:pPr>
         <w:pStyle w:val="Compact"/>
-      </w:pPr>
-      <w:r>
-        <w:rPr>
-          <w:rStyle w:val="VerbatimChar"/>
-        </w:rPr>
-        <w:t xml:space="preserve">sex</w:t>
-      </w:r>
-      <w:r>
-        <w:t xml:space="preserve">: The sex of the boto dolphin.</w:t>
-      </w:r>
-    </w:p>
-    <w:p>
-      <w:pPr>
         <w:numPr>
           <w:ilvl w:val="0"/>
           <w:numId w:val="1002"/>
         </w:numPr>
+      </w:pPr>
+      <w:r>
+        <w:rPr>
+          <w:rStyle w:val="VerbatimChar"/>
+        </w:rPr>
+        <w:t xml:space="preserve">drought</w:t>
+      </w:r>
+      <w:r>
+        <w:t xml:space="preserve">: The number of years out of the past 20 where drought was observed in the region where the dolphin was recorded.</w:t>
+      </w:r>
+    </w:p>
+    <w:p>
+      <w:pPr>
         <w:pStyle w:val="Compact"/>
-      </w:pPr>
-      <w:r>
-        <w:rPr>
-          <w:rStyle w:val="VerbatimChar"/>
-        </w:rPr>
-        <w:t xml:space="preserve">drought</w:t>
-      </w:r>
-      <w:r>
-        <w:t xml:space="preserve">: The number of years out of the past 20 where drought was observed in the region where the dolphin was recorded.</w:t>
-      </w:r>
-    </w:p>
-    <w:p>
-      <w:pPr>
         <w:numPr>
           <w:ilvl w:val="0"/>
           <w:numId w:val="1002"/>
         </w:numPr>
-        <w:pStyle w:val="Compact"/>
       </w:pPr>
       <w:r>
         <w:rPr>
@@ -737,8 +737,8 @@
       </w:r>
       <w:r>
         <w:rPr>
+          <w:i/>
           <w:iCs/>
-          <w:i/>
         </w:rPr>
         <w:t xml:space="preserve">only</w:t>
       </w:r>
@@ -1166,8 +1166,8 @@
       </w:pPr>
       <w:r>
         <w:rPr>
+          <w:b/>
           <w:bCs/>
-          <w:b/>
         </w:rPr>
         <w:t xml:space="preserve">Note</w:t>
       </w:r>
@@ -1220,251 +1220,251 @@
     </w:p>
     <w:p>
       <w:pPr>
+        <w:pStyle w:val="Compact"/>
         <w:numPr>
           <w:ilvl w:val="0"/>
           <w:numId w:val="1003"/>
         </w:numPr>
+      </w:pPr>
+      <w:r>
+        <w:t xml:space="preserve">Does a</w:t>
+      </w:r>
+      <w:r>
+        <w:t xml:space="preserve"> </w:t>
+      </w:r>
+      <m:oMath>
+        <m:r>
+          <m:t>N</m:t>
+        </m:r>
+        <m:r>
+          <m:t>o</m:t>
+        </m:r>
+        <m:r>
+          <m:t>r</m:t>
+        </m:r>
+        <m:r>
+          <m:t>m</m:t>
+        </m:r>
+        <m:r>
+          <m:t>a</m:t>
+        </m:r>
+        <m:r>
+          <m:t>l</m:t>
+        </m:r>
+      </m:oMath>
+      <w:r>
+        <w:t xml:space="preserve"> </w:t>
+      </w:r>
+      <w:r>
+        <w:t xml:space="preserve">distribution generate discrete or continuous values?</w:t>
+      </w:r>
+    </w:p>
+    <w:p>
+      <w:pPr>
+        <w:pStyle w:val="SourceCode"/>
+      </w:pPr>
+      <w:r>
+        <w:rPr>
+          <w:rStyle w:val="CommentTok"/>
+        </w:rPr>
+        <w:t xml:space="preserve"># A Normal distribution generates continuous values. While these values might subsequently be rounded in a dataset (e.g., to the nearest cm), the underlying process is still generating continuous values.</w:t>
+      </w:r>
+    </w:p>
+    <w:p>
+      <w:pPr>
         <w:pStyle w:val="Compact"/>
-      </w:pPr>
-      <w:r>
-        <w:t xml:space="preserve">Does a</w:t>
-      </w:r>
-      <w:r>
-        <w:t xml:space="preserve"> </w:t>
-      </w:r>
-      <m:oMath>
-        <m:r>
-          <m:t>N</m:t>
-        </m:r>
-        <m:r>
-          <m:t>o</m:t>
-        </m:r>
-        <m:r>
-          <m:t>r</m:t>
-        </m:r>
-        <m:r>
-          <m:t>m</m:t>
-        </m:r>
-        <m:r>
-          <m:t>a</m:t>
-        </m:r>
-        <m:r>
-          <m:t>l</m:t>
-        </m:r>
-      </m:oMath>
-      <w:r>
-        <w:t xml:space="preserve"> </w:t>
-      </w:r>
-      <w:r>
-        <w:t xml:space="preserve">distribution generate discrete or continuous values?</w:t>
-      </w:r>
-    </w:p>
-    <w:p>
-      <w:pPr>
-        <w:pStyle w:val="SourceCode"/>
-      </w:pPr>
-      <w:r>
-        <w:rPr>
-          <w:rStyle w:val="CommentTok"/>
-        </w:rPr>
-        <w:t xml:space="preserve"># A Normal distribution generates continuous values. While these values might subsequently be rounded in a dataset (e.g., to the nearest cm), the underlying process is still generating continuous values.</w:t>
-      </w:r>
-    </w:p>
-    <w:p>
-      <w:pPr>
         <w:numPr>
           <w:ilvl w:val="0"/>
           <w:numId w:val="1004"/>
         </w:numPr>
+      </w:pPr>
+      <w:r>
+        <w:t xml:space="preserve">Using</w:t>
+      </w:r>
+      <w:r>
+        <w:t xml:space="preserve"> </w:t>
+      </w:r>
+      <w:r>
+        <w:rPr>
+          <w:rStyle w:val="VerbatimChar"/>
+        </w:rPr>
+        <w:t xml:space="preserve">rnorm(n = 100, mean = 50, sd = 20)</w:t>
+      </w:r>
+      <w:r>
+        <w:t xml:space="preserve"> </w:t>
+      </w:r>
+      <w:r>
+        <w:t xml:space="preserve">that randomly generates</w:t>
+      </w:r>
+      <w:r>
+        <w:t xml:space="preserve"> </w:t>
+      </w:r>
+      <m:oMath>
+        <m:r>
+          <m:t>N</m:t>
+        </m:r>
+        <m:r>
+          <m:t>o</m:t>
+        </m:r>
+        <m:r>
+          <m:t>r</m:t>
+        </m:r>
+        <m:r>
+          <m:t>m</m:t>
+        </m:r>
+        <m:r>
+          <m:t>a</m:t>
+        </m:r>
+        <m:r>
+          <m:t>l</m:t>
+        </m:r>
+      </m:oMath>
+      <w:r>
+        <w:t xml:space="preserve"> </w:t>
+      </w:r>
+      <w:r>
+        <w:t xml:space="preserve">data, what’s the smallest value you generate when running it? Try changing the standard deviation (</w:t>
+      </w:r>
+      <w:r>
+        <w:rPr>
+          <w:rStyle w:val="VerbatimChar"/>
+        </w:rPr>
+        <w:t xml:space="preserve">sd =</w:t>
+      </w:r>
+      <w:r>
+        <w:t xml:space="preserve">) to see what impact this has.</w:t>
+      </w:r>
+    </w:p>
+    <w:p>
+      <w:pPr>
+        <w:pStyle w:val="SourceCode"/>
+      </w:pPr>
+      <w:r>
+        <w:rPr>
+          <w:rStyle w:val="CommentTok"/>
+        </w:rPr>
+        <w:t xml:space="preserve"># Because this involves randomly generated numbers, your results will vary each time you run the code. However, there's a good chance that some of your generated values will be below zero, especially if you increase the standard deviation. </w:t>
+      </w:r>
+      <w:r>
+        <w:br/>
+      </w:r>
+      <w:r>
+        <w:br/>
+      </w:r>
+      <w:r>
+        <w:rPr>
+          <w:rStyle w:val="CommentTok"/>
+        </w:rPr>
+        <w:t xml:space="preserve"># The point of this question is to emphasize that a Normal distribution can produce values below zero. This is important because it means that, in theory, our model could predict that botos are zero or even negative centimeters long, which is biologically impossible.</w:t>
+      </w:r>
+      <w:r>
+        <w:br/>
+      </w:r>
+      <w:r>
+        <w:br/>
+      </w:r>
+      <w:r>
+        <w:rPr>
+          <w:rStyle w:val="CommentTok"/>
+        </w:rPr>
+        <w:t xml:space="preserve"># You can quickly find the minimum value using the `min()` function:</w:t>
+      </w:r>
+      <w:r>
+        <w:br/>
+      </w:r>
+      <w:r>
+        <w:rPr>
+          <w:rStyle w:val="CommentTok"/>
+        </w:rPr>
+        <w:t xml:space="preserve"># min(rnorm(n = 100, mean = 50, sd = 20))</w:t>
+      </w:r>
+    </w:p>
+    <w:p>
+      <w:pPr>
         <w:pStyle w:val="Compact"/>
-      </w:pPr>
-      <w:r>
-        <w:t xml:space="preserve">Using</w:t>
-      </w:r>
-      <w:r>
-        <w:t xml:space="preserve"> </w:t>
-      </w:r>
-      <w:r>
-        <w:rPr>
-          <w:rStyle w:val="VerbatimChar"/>
-        </w:rPr>
-        <w:t xml:space="preserve">rnorm(n = 100, mean = 50, sd = 20)</w:t>
-      </w:r>
-      <w:r>
-        <w:t xml:space="preserve"> </w:t>
-      </w:r>
-      <w:r>
-        <w:t xml:space="preserve">that randomly generates</w:t>
-      </w:r>
-      <w:r>
-        <w:t xml:space="preserve"> </w:t>
-      </w:r>
-      <m:oMath>
-        <m:r>
-          <m:t>N</m:t>
-        </m:r>
-        <m:r>
-          <m:t>o</m:t>
-        </m:r>
-        <m:r>
-          <m:t>r</m:t>
-        </m:r>
-        <m:r>
-          <m:t>m</m:t>
-        </m:r>
-        <m:r>
-          <m:t>a</m:t>
-        </m:r>
-        <m:r>
-          <m:t>l</m:t>
-        </m:r>
-      </m:oMath>
-      <w:r>
-        <w:t xml:space="preserve"> </w:t>
-      </w:r>
-      <w:r>
-        <w:t xml:space="preserve">data, what’s the smallest value you generate when running it? Try changing the standard deviation (</w:t>
-      </w:r>
-      <w:r>
-        <w:rPr>
-          <w:rStyle w:val="VerbatimChar"/>
-        </w:rPr>
-        <w:t xml:space="preserve">sd =</w:t>
-      </w:r>
-      <w:r>
-        <w:t xml:space="preserve">) to see what impact this has.</w:t>
-      </w:r>
-    </w:p>
-    <w:p>
-      <w:pPr>
-        <w:pStyle w:val="SourceCode"/>
-      </w:pPr>
-      <w:r>
-        <w:rPr>
-          <w:rStyle w:val="CommentTok"/>
-        </w:rPr>
-        <w:t xml:space="preserve"># Because this involves randomly generated numbers, your results will vary each time you run the code. However, there's a good chance that some of your generated values will be below zero, especially if you increase the standard deviation. </w:t>
-      </w:r>
-      <w:r>
-        <w:br/>
-      </w:r>
-      <w:r>
-        <w:br/>
-      </w:r>
-      <w:r>
-        <w:rPr>
-          <w:rStyle w:val="CommentTok"/>
-        </w:rPr>
-        <w:t xml:space="preserve"># The point of this question is to emphasize that a Normal distribution can produce values below zero. This is important because it means that, in theory, our model could predict that botos are zero or even negative centimeters long, which is biologically impossible.</w:t>
-      </w:r>
-      <w:r>
-        <w:br/>
-      </w:r>
-      <w:r>
-        <w:br/>
-      </w:r>
-      <w:r>
-        <w:rPr>
-          <w:rStyle w:val="CommentTok"/>
-        </w:rPr>
-        <w:t xml:space="preserve"># You can quickly find the minimum value using the `min()` function:</w:t>
-      </w:r>
-      <w:r>
-        <w:br/>
-      </w:r>
-      <w:r>
-        <w:rPr>
-          <w:rStyle w:val="CommentTok"/>
-        </w:rPr>
-        <w:t xml:space="preserve"># min(rnorm(n = 100, mean = 50, sd = 20))</w:t>
-      </w:r>
-    </w:p>
-    <w:p>
-      <w:pPr>
         <w:numPr>
           <w:ilvl w:val="0"/>
           <w:numId w:val="1005"/>
         </w:numPr>
+      </w:pPr>
+      <w:r>
+        <w:t xml:space="preserve">If the values generated by</w:t>
+      </w:r>
+      <w:r>
+        <w:t xml:space="preserve"> </w:t>
+      </w:r>
+      <w:r>
+        <w:rPr>
+          <w:rStyle w:val="VerbatimChar"/>
+        </w:rPr>
+        <w:t xml:space="preserve">rnorm(n = 100, mean = 50, sd = 20)</w:t>
+      </w:r>
+      <w:r>
+        <w:t xml:space="preserve"> </w:t>
+      </w:r>
+      <w:r>
+        <w:t xml:space="preserve">were your response variable, would it be reasonable to assume a</w:t>
+      </w:r>
+      <w:r>
+        <w:t xml:space="preserve"> </w:t>
+      </w:r>
+      <m:oMath>
+        <m:r>
+          <m:t>N</m:t>
+        </m:r>
+        <m:r>
+          <m:t>o</m:t>
+        </m:r>
+        <m:r>
+          <m:t>r</m:t>
+        </m:r>
+        <m:r>
+          <m:t>m</m:t>
+        </m:r>
+        <m:r>
+          <m:t>a</m:t>
+        </m:r>
+        <m:r>
+          <m:t>l</m:t>
+        </m:r>
+      </m:oMath>
+      <w:r>
+        <w:t xml:space="preserve"> </w:t>
+      </w:r>
+      <w:r>
+        <w:t xml:space="preserve">distribution in your analysis?</w:t>
+      </w:r>
+    </w:p>
+    <w:p>
+      <w:pPr>
+        <w:pStyle w:val="SourceCode"/>
+      </w:pPr>
+      <w:r>
+        <w:rPr>
+          <w:rStyle w:val="CommentTok"/>
+        </w:rPr>
+        <w:t xml:space="preserve"># Yes. We used a Normal distribution to generate the data, so a model that  assumes a Normal distribution (like a linear model) is entirely appropriate. </w:t>
+      </w:r>
+      <w:r>
+        <w:br/>
+      </w:r>
+      <w:r>
+        <w:br/>
+      </w:r>
+      <w:r>
+        <w:rPr>
+          <w:rStyle w:val="CommentTok"/>
+        </w:rPr>
+        <w:t xml:space="preserve"># This question is intended to be straightforward, but I'm also trying to highlight that there is a challenge in the boto example, where we're balancing biology with statistics; Botos cannot be 0 or negative cm long, yet a Normal distribution technically allows for such values, but we can probably get away with using a Normal distribution in this case because none of our observed values are particularly close to zero.</w:t>
+      </w:r>
+    </w:p>
+    <w:p>
+      <w:pPr>
         <w:pStyle w:val="Compact"/>
-      </w:pPr>
-      <w:r>
-        <w:t xml:space="preserve">If the values generated by</w:t>
-      </w:r>
-      <w:r>
-        <w:t xml:space="preserve"> </w:t>
-      </w:r>
-      <w:r>
-        <w:rPr>
-          <w:rStyle w:val="VerbatimChar"/>
-        </w:rPr>
-        <w:t xml:space="preserve">rnorm(n = 100, mean = 50, sd = 20)</w:t>
-      </w:r>
-      <w:r>
-        <w:t xml:space="preserve"> </w:t>
-      </w:r>
-      <w:r>
-        <w:t xml:space="preserve">were your response variable, would it be reasonable to assume a</w:t>
-      </w:r>
-      <w:r>
-        <w:t xml:space="preserve"> </w:t>
-      </w:r>
-      <m:oMath>
-        <m:r>
-          <m:t>N</m:t>
-        </m:r>
-        <m:r>
-          <m:t>o</m:t>
-        </m:r>
-        <m:r>
-          <m:t>r</m:t>
-        </m:r>
-        <m:r>
-          <m:t>m</m:t>
-        </m:r>
-        <m:r>
-          <m:t>a</m:t>
-        </m:r>
-        <m:r>
-          <m:t>l</m:t>
-        </m:r>
-      </m:oMath>
-      <w:r>
-        <w:t xml:space="preserve"> </w:t>
-      </w:r>
-      <w:r>
-        <w:t xml:space="preserve">distribution in your analysis?</w:t>
-      </w:r>
-    </w:p>
-    <w:p>
-      <w:pPr>
-        <w:pStyle w:val="SourceCode"/>
-      </w:pPr>
-      <w:r>
-        <w:rPr>
-          <w:rStyle w:val="CommentTok"/>
-        </w:rPr>
-        <w:t xml:space="preserve"># Yes. We used a Normal distribution to generate the data, so a model that  assumes a Normal distribution (like a linear model) is entirely appropriate. </w:t>
-      </w:r>
-      <w:r>
-        <w:br/>
-      </w:r>
-      <w:r>
-        <w:br/>
-      </w:r>
-      <w:r>
-        <w:rPr>
-          <w:rStyle w:val="CommentTok"/>
-        </w:rPr>
-        <w:t xml:space="preserve"># This question is intended to be straightforward, but I'm also trying to highlight that there is a challenge in the boto example, where we're balancing biology with statistics; Botos cannot be 0 or negative cm long, yet a Normal distribution technically allows for such values, but we can probably get away with using a Normal distribution in this case because none of our observed values are particularly close to zero.</w:t>
-      </w:r>
-    </w:p>
-    <w:p>
-      <w:pPr>
         <w:numPr>
           <w:ilvl w:val="0"/>
           <w:numId w:val="1006"/>
         </w:numPr>
-        <w:pStyle w:val="Compact"/>
       </w:pPr>
       <w:r>
         <w:t xml:space="preserve">If your data is generated according to a</w:t>
@@ -1593,34 +1593,34 @@
     </w:p>
     <w:p>
       <w:pPr>
+        <w:pStyle w:val="Compact"/>
         <w:numPr>
           <w:ilvl w:val="0"/>
           <w:numId w:val="1007"/>
         </w:numPr>
+      </w:pPr>
+      <w:r>
+        <w:t xml:space="preserve">Which assumptions do you believe are very likely to be violated?</w:t>
+      </w:r>
+    </w:p>
+    <w:p>
+      <w:pPr>
+        <w:pStyle w:val="SourceCode"/>
+      </w:pPr>
+      <w:r>
+        <w:rPr>
+          <w:rStyle w:val="CommentTok"/>
+        </w:rPr>
+        <w:t xml:space="preserve"># One potential issue could be the assumption of additivity. Last week, we saw that different sexes might be affected differently by drought, suggesting an it is the overlap between sex and drought. In instances where you have "overlap" between two or more variables, the assumption of addivity is likely to be broken.</w:t>
+      </w:r>
+    </w:p>
+    <w:p>
+      <w:pPr>
         <w:pStyle w:val="Compact"/>
-      </w:pPr>
-      <w:r>
-        <w:t xml:space="preserve">Which assumptions do you believe are very likely to be violated?</w:t>
-      </w:r>
-    </w:p>
-    <w:p>
-      <w:pPr>
-        <w:pStyle w:val="SourceCode"/>
-      </w:pPr>
-      <w:r>
-        <w:rPr>
-          <w:rStyle w:val="CommentTok"/>
-        </w:rPr>
-        <w:t xml:space="preserve"># One potential issue could be the assumption of additivity. Last week, we saw that different sexes might be affected differently by drought, suggesting an it is the overlap between sex and drought. In instances where you have "overlap" between two or more variables, the assumption of addivity is likely to be broken.</w:t>
-      </w:r>
-    </w:p>
-    <w:p>
-      <w:pPr>
         <w:numPr>
           <w:ilvl w:val="0"/>
           <w:numId w:val="1008"/>
         </w:numPr>
-        <w:pStyle w:val="Compact"/>
       </w:pPr>
       <w:r>
         <w:t xml:space="preserve">Which assumptions could we check</w:t>
@@ -1630,8 +1630,8 @@
       </w:r>
       <w:r>
         <w:rPr>
+          <w:i/>
           <w:iCs/>
-          <w:i/>
         </w:rPr>
         <w:t xml:space="preserve">after</w:t>
       </w:r>
@@ -1874,11 +1874,11 @@
     </w:p>
     <w:p>
       <w:pPr>
+        <w:pStyle w:val="Compact"/>
         <w:numPr>
           <w:ilvl w:val="0"/>
           <w:numId w:val="1009"/>
         </w:numPr>
-        <w:pStyle w:val="Compact"/>
       </w:pPr>
       <m:oMath>
         <m:r>
@@ -2003,11 +2003,11 @@
     </w:p>
     <w:p>
       <w:pPr>
+        <w:pStyle w:val="Compact"/>
         <w:numPr>
           <w:ilvl w:val="0"/>
           <w:numId w:val="1009"/>
         </w:numPr>
-        <w:pStyle w:val="Compact"/>
       </w:pPr>
       <m:oMath>
         <m:sSub>
@@ -2073,11 +2073,11 @@
     </w:p>
     <w:p>
       <w:pPr>
+        <w:pStyle w:val="Compact"/>
         <w:numPr>
           <w:ilvl w:val="1"/>
           <w:numId w:val="1010"/>
         </w:numPr>
-        <w:pStyle w:val="Compact"/>
       </w:pPr>
       <m:oMath>
         <m:sSub>
@@ -2099,11 +2099,11 @@
     </w:p>
     <w:p>
       <w:pPr>
+        <w:pStyle w:val="Compact"/>
         <w:numPr>
           <w:ilvl w:val="1"/>
           <w:numId w:val="1010"/>
         </w:numPr>
-        <w:pStyle w:val="Compact"/>
       </w:pPr>
       <m:oMath>
         <m:sSub>
@@ -2261,76 +2261,76 @@
     </w:p>
     <w:p>
       <w:pPr>
+        <w:pStyle w:val="Compact"/>
         <w:numPr>
           <w:ilvl w:val="0"/>
           <w:numId w:val="1011"/>
         </w:numPr>
+      </w:pPr>
+      <w:r>
+        <w:rPr>
+          <w:rStyle w:val="VerbatimChar"/>
+        </w:rPr>
+        <w:t xml:space="preserve">lm()</w:t>
+      </w:r>
+      <w:r>
+        <w:t xml:space="preserve"> </w:t>
+      </w:r>
+      <w:r>
+        <w:t xml:space="preserve">tells</w:t>
+      </w:r>
+      <w:r>
+        <w:t xml:space="preserve"> </w:t>
+      </w:r>
+      <w:r>
+        <w:rPr>
+          <w:rStyle w:val="VerbatimChar"/>
+        </w:rPr>
+        <w:t xml:space="preserve">R</w:t>
+      </w:r>
+      <w:r>
+        <w:t xml:space="preserve"> </w:t>
+      </w:r>
+      <w:r>
+        <w:t xml:space="preserve">that we are fitting a linear model, which, by default, means that we assume the response variable follows a</w:t>
+      </w:r>
+      <w:r>
+        <w:t xml:space="preserve"> </w:t>
+      </w:r>
+      <m:oMath>
+        <m:r>
+          <m:t>N</m:t>
+        </m:r>
+        <m:r>
+          <m:t>o</m:t>
+        </m:r>
+        <m:r>
+          <m:t>r</m:t>
+        </m:r>
+        <m:r>
+          <m:t>m</m:t>
+        </m:r>
+        <m:r>
+          <m:t>a</m:t>
+        </m:r>
+        <m:r>
+          <m:t>l</m:t>
+        </m:r>
+      </m:oMath>
+      <w:r>
+        <w:t xml:space="preserve"> </w:t>
+      </w:r>
+      <w:r>
+        <w:t xml:space="preserve">distribution.</w:t>
+      </w:r>
+    </w:p>
+    <w:p>
+      <w:pPr>
         <w:pStyle w:val="Compact"/>
-      </w:pPr>
-      <w:r>
-        <w:rPr>
-          <w:rStyle w:val="VerbatimChar"/>
-        </w:rPr>
-        <w:t xml:space="preserve">lm()</w:t>
-      </w:r>
-      <w:r>
-        <w:t xml:space="preserve"> </w:t>
-      </w:r>
-      <w:r>
-        <w:t xml:space="preserve">tells</w:t>
-      </w:r>
-      <w:r>
-        <w:t xml:space="preserve"> </w:t>
-      </w:r>
-      <w:r>
-        <w:rPr>
-          <w:rStyle w:val="VerbatimChar"/>
-        </w:rPr>
-        <w:t xml:space="preserve">R</w:t>
-      </w:r>
-      <w:r>
-        <w:t xml:space="preserve"> </w:t>
-      </w:r>
-      <w:r>
-        <w:t xml:space="preserve">that we are fitting a linear model, which, by default, means that we assume the response variable follows a</w:t>
-      </w:r>
-      <w:r>
-        <w:t xml:space="preserve"> </w:t>
-      </w:r>
-      <m:oMath>
-        <m:r>
-          <m:t>N</m:t>
-        </m:r>
-        <m:r>
-          <m:t>o</m:t>
-        </m:r>
-        <m:r>
-          <m:t>r</m:t>
-        </m:r>
-        <m:r>
-          <m:t>m</m:t>
-        </m:r>
-        <m:r>
-          <m:t>a</m:t>
-        </m:r>
-        <m:r>
-          <m:t>l</m:t>
-        </m:r>
-      </m:oMath>
-      <w:r>
-        <w:t xml:space="preserve"> </w:t>
-      </w:r>
-      <w:r>
-        <w:t xml:space="preserve">distribution.</w:t>
-      </w:r>
-    </w:p>
-    <w:p>
-      <w:pPr>
         <w:numPr>
           <w:ilvl w:val="0"/>
           <w:numId w:val="1011"/>
         </w:numPr>
-        <w:pStyle w:val="Compact"/>
       </w:pPr>
       <w:r>
         <w:t xml:space="preserve">The formula</w:t>
@@ -3456,11 +3456,11 @@
     </w:p>
     <w:p>
       <w:pPr>
+        <w:pStyle w:val="Compact"/>
         <w:numPr>
           <w:ilvl w:val="0"/>
           <w:numId w:val="1012"/>
         </w:numPr>
-        <w:pStyle w:val="Compact"/>
       </w:pPr>
       <w:r>
         <w:t xml:space="preserve">Replace the blank areas of the equation with the values that have now been estimated by the model.</w:t>
@@ -3585,7 +3585,7 @@
           <m:e>
             <m:phant>
               <m:phantPr>
-                <m:show m:val="0"/>
+                <m:show m:val="off"/>
               </m:phantPr>
               <m:e>
                 <m:sSub>
@@ -3617,7 +3617,7 @@
           <m:e>
             <m:phant>
               <m:phantPr>
-                <m:show m:val="0"/>
+                <m:show m:val="off"/>
               </m:phantPr>
               <m:e>
                 <m:sSub>
@@ -3696,135 +3696,135 @@
     </w:p>
     <w:p>
       <w:pPr>
+        <w:pStyle w:val="Compact"/>
         <w:numPr>
           <w:ilvl w:val="0"/>
           <w:numId w:val="1013"/>
         </w:numPr>
+      </w:pPr>
+      <w:r>
+        <w:t xml:space="preserve">Using your completed equation from 1., what value of</w:t>
+      </w:r>
+      <w:r>
+        <w:t xml:space="preserve"> </w:t>
+      </w:r>
+      <m:oMath>
+        <m:r>
+          <m:t>μ</m:t>
+        </m:r>
+      </m:oMath>
+      <w:r>
+        <w:t xml:space="preserve"> </w:t>
+      </w:r>
+      <w:r>
+        <w:t xml:space="preserve">(or boto length), would you predict if there had been</w:t>
+      </w:r>
+      <w:r>
+        <w:t xml:space="preserve"> </w:t>
+      </w:r>
+      <w:r>
+        <w:rPr>
+          <w:i/>
+          <w:iCs/>
+        </w:rPr>
+        <w:t xml:space="preserve">zero</w:t>
+      </w:r>
+      <w:r>
+        <w:t xml:space="preserve"> </w:t>
+      </w:r>
+      <w:r>
+        <w:t xml:space="preserve">years of drought?</w:t>
+      </w:r>
+    </w:p>
+    <w:p>
+      <w:pPr>
+        <w:pStyle w:val="SourceCode"/>
+      </w:pPr>
+      <w:r>
+        <w:rPr>
+          <w:rStyle w:val="CommentTok"/>
+        </w:rPr>
+        <w:t xml:space="preserve"># We can just replace the drought from the above equation with zero:</w:t>
+      </w:r>
+      <w:r>
+        <w:br/>
+      </w:r>
+      <w:r>
+        <w:rPr>
+          <w:rStyle w:val="CommentTok"/>
+        </w:rPr>
+        <w:t xml:space="preserve"># 213.3 + -5.3 * 0 = 213.3</w:t>
+      </w:r>
+    </w:p>
+    <w:p>
+      <w:pPr>
         <w:pStyle w:val="Compact"/>
-      </w:pPr>
-      <w:r>
-        <w:t xml:space="preserve">Using your completed equation from 1., what value of</w:t>
-      </w:r>
-      <w:r>
-        <w:t xml:space="preserve"> </w:t>
-      </w:r>
-      <m:oMath>
-        <m:r>
-          <m:t>μ</m:t>
-        </m:r>
-      </m:oMath>
-      <w:r>
-        <w:t xml:space="preserve"> </w:t>
-      </w:r>
-      <w:r>
-        <w:t xml:space="preserve">(or boto length), would you predict if there had been</w:t>
-      </w:r>
-      <w:r>
-        <w:t xml:space="preserve"> </w:t>
-      </w:r>
-      <w:r>
-        <w:rPr>
-          <w:iCs/>
-          <w:i/>
-        </w:rPr>
-        <w:t xml:space="preserve">zero</w:t>
-      </w:r>
-      <w:r>
-        <w:t xml:space="preserve"> </w:t>
-      </w:r>
-      <w:r>
-        <w:t xml:space="preserve">years of drought?</w:t>
-      </w:r>
-    </w:p>
-    <w:p>
-      <w:pPr>
-        <w:pStyle w:val="SourceCode"/>
-      </w:pPr>
-      <w:r>
-        <w:rPr>
-          <w:rStyle w:val="CommentTok"/>
-        </w:rPr>
-        <w:t xml:space="preserve"># We can just replace the drought from the above equation with zero:</w:t>
-      </w:r>
-      <w:r>
-        <w:br/>
-      </w:r>
-      <w:r>
-        <w:rPr>
-          <w:rStyle w:val="CommentTok"/>
-        </w:rPr>
-        <w:t xml:space="preserve"># 213.3 + -5.3 * 0 = 213.3</w:t>
-      </w:r>
-    </w:p>
-    <w:p>
-      <w:pPr>
         <w:numPr>
           <w:ilvl w:val="0"/>
           <w:numId w:val="1014"/>
         </w:numPr>
+      </w:pPr>
+      <w:r>
+        <w:t xml:space="preserve">Using your completed equation from 1., what value of</w:t>
+      </w:r>
+      <w:r>
+        <w:t xml:space="preserve"> </w:t>
+      </w:r>
+      <m:oMath>
+        <m:r>
+          <m:t>μ</m:t>
+        </m:r>
+      </m:oMath>
+      <w:r>
+        <w:t xml:space="preserve"> </w:t>
+      </w:r>
+      <w:r>
+        <w:t xml:space="preserve">(or boto length), would you predict if there had been</w:t>
+      </w:r>
+      <w:r>
+        <w:t xml:space="preserve"> </w:t>
+      </w:r>
+      <w:r>
+        <w:rPr>
+          <w:i/>
+          <w:iCs/>
+        </w:rPr>
+        <w:t xml:space="preserve">eight</w:t>
+      </w:r>
+      <w:r>
+        <w:t xml:space="preserve"> </w:t>
+      </w:r>
+      <w:r>
+        <w:t xml:space="preserve">years of drought?</w:t>
+      </w:r>
+    </w:p>
+    <w:p>
+      <w:pPr>
+        <w:pStyle w:val="SourceCode"/>
+      </w:pPr>
+      <w:r>
+        <w:rPr>
+          <w:rStyle w:val="CommentTok"/>
+        </w:rPr>
+        <w:t xml:space="preserve"># We can just replace the drought from the above equation with eight:</w:t>
+      </w:r>
+      <w:r>
+        <w:br/>
+      </w:r>
+      <w:r>
+        <w:rPr>
+          <w:rStyle w:val="CommentTok"/>
+        </w:rPr>
+        <w:t xml:space="preserve"># 213.3 + -5.3 * 8 = 170.9</w:t>
+      </w:r>
+    </w:p>
+    <w:p>
+      <w:pPr>
         <w:pStyle w:val="Compact"/>
-      </w:pPr>
-      <w:r>
-        <w:t xml:space="preserve">Using your completed equation from 1., what value of</w:t>
-      </w:r>
-      <w:r>
-        <w:t xml:space="preserve"> </w:t>
-      </w:r>
-      <m:oMath>
-        <m:r>
-          <m:t>μ</m:t>
-        </m:r>
-      </m:oMath>
-      <w:r>
-        <w:t xml:space="preserve"> </w:t>
-      </w:r>
-      <w:r>
-        <w:t xml:space="preserve">(or boto length), would you predict if there had been</w:t>
-      </w:r>
-      <w:r>
-        <w:t xml:space="preserve"> </w:t>
-      </w:r>
-      <w:r>
-        <w:rPr>
-          <w:iCs/>
-          <w:i/>
-        </w:rPr>
-        <w:t xml:space="preserve">eight</w:t>
-      </w:r>
-      <w:r>
-        <w:t xml:space="preserve"> </w:t>
-      </w:r>
-      <w:r>
-        <w:t xml:space="preserve">years of drought?</w:t>
-      </w:r>
-    </w:p>
-    <w:p>
-      <w:pPr>
-        <w:pStyle w:val="SourceCode"/>
-      </w:pPr>
-      <w:r>
-        <w:rPr>
-          <w:rStyle w:val="CommentTok"/>
-        </w:rPr>
-        <w:t xml:space="preserve"># We can just replace the drought from the above equation with eight:</w:t>
-      </w:r>
-      <w:r>
-        <w:br/>
-      </w:r>
-      <w:r>
-        <w:rPr>
-          <w:rStyle w:val="CommentTok"/>
-        </w:rPr>
-        <w:t xml:space="preserve"># 213.3 + -5.3 * 8 = 170.9</w:t>
-      </w:r>
-    </w:p>
-    <w:p>
-      <w:pPr>
         <w:numPr>
           <w:ilvl w:val="0"/>
           <w:numId w:val="1015"/>
         </w:numPr>
-        <w:pStyle w:val="Compact"/>
       </w:pPr>
       <w:r>
         <w:t xml:space="preserve">What would you predict the difference in length be for a boto that had experienced two years of drought, and another than had experienced seven years of drought?</w:t>
@@ -3945,8 +3945,8 @@
       </w:r>
       <w:r>
         <w:rPr>
+          <w:i/>
           <w:iCs/>
-          <w:i/>
         </w:rPr>
         <w:t xml:space="preserve">floating</w:t>
       </w:r>
@@ -4706,8 +4706,8 @@
       </w:r>
       <w:r>
         <w:rPr>
+          <w:i/>
           <w:iCs/>
-          <w:i/>
         </w:rPr>
         <w:t xml:space="preserve">shrug</w:t>
       </w:r>
@@ -5027,16 +5027,225 @@
       </w:r>
       <w:r>
         <w:rPr>
+          <w:i/>
           <w:iCs/>
+        </w:rPr>
+        <w:t xml:space="preserve">fake</w:t>
+      </w:r>
+      <w:r>
+        <w:t xml:space="preserve"> </w:t>
+      </w:r>
+      <w:r>
+        <w:t xml:space="preserve">dataset. This dataset is going to contain, initially, just one variable;</w:t>
+      </w:r>
+      <w:r>
+        <w:t xml:space="preserve"> </w:t>
+      </w:r>
+      <w:r>
+        <w:rPr>
+          <w:rStyle w:val="VerbatimChar"/>
+        </w:rPr>
+        <w:t xml:space="preserve">drought</w:t>
+      </w:r>
+      <w:r>
+        <w:t xml:space="preserve">, and we’re going to keep it as simple as we can. We just want drought values of 0, 1, 2, 3, 4, 5, 6, 7 and 8. We can create this kind of data super easily in</w:t>
+      </w:r>
+      <w:r>
+        <w:t xml:space="preserve"> </w:t>
+      </w:r>
+      <w:r>
+        <w:rPr>
+          <w:rStyle w:val="VerbatimChar"/>
+        </w:rPr>
+        <w:t xml:space="preserve">R</w:t>
+      </w:r>
+      <w:r>
+        <w:t xml:space="preserve"> </w:t>
+      </w:r>
+      <w:r>
+        <w:t xml:space="preserve">using</w:t>
+      </w:r>
+      <w:r>
+        <w:t xml:space="preserve"> </w:t>
+      </w:r>
+      <w:r>
+        <w:rPr>
+          <w:rStyle w:val="VerbatimChar"/>
+        </w:rPr>
+        <w:t xml:space="preserve">0:8</w:t>
+      </w:r>
+      <w:r>
+        <w:t xml:space="preserve">. Try entering</w:t>
+      </w:r>
+      <w:r>
+        <w:t xml:space="preserve"> </w:t>
+      </w:r>
+      <w:r>
+        <w:rPr>
+          <w:rStyle w:val="VerbatimChar"/>
+        </w:rPr>
+        <w:t xml:space="preserve">0:8</w:t>
+      </w:r>
+      <w:r>
+        <w:t xml:space="preserve"> </w:t>
+      </w:r>
+      <w:r>
+        <w:t xml:space="preserve">in the console to see what it does, if you’re unsure. To create the</w:t>
+      </w:r>
+      <w:r>
+        <w:t xml:space="preserve"> </w:t>
+      </w:r>
+      <w:r>
+        <w:rPr>
+          <w:rStyle w:val="VerbatimChar"/>
+        </w:rPr>
+        <w:t xml:space="preserve">fake</w:t>
+      </w:r>
+      <w:r>
+        <w:t xml:space="preserve"> </w:t>
+      </w:r>
+      <w:r>
+        <w:t xml:space="preserve">dataset we use the</w:t>
+      </w:r>
+      <w:r>
+        <w:t xml:space="preserve"> </w:t>
+      </w:r>
+      <w:r>
+        <w:rPr>
+          <w:rStyle w:val="VerbatimChar"/>
+        </w:rPr>
+        <w:t xml:space="preserve">data.frame()</w:t>
+      </w:r>
+      <w:r>
+        <w:t xml:space="preserve"> </w:t>
+      </w:r>
+      <w:r>
+        <w:t xml:space="preserve">function. Bringing this all together, we get:</w:t>
+      </w:r>
+    </w:p>
+    <w:p>
+      <w:pPr>
+        <w:pStyle w:val="SourceCode"/>
+      </w:pPr>
+      <w:r>
+        <w:rPr>
+          <w:rStyle w:val="NormalTok"/>
+        </w:rPr>
+        <w:t xml:space="preserve">fake </w:t>
+      </w:r>
+      <w:r>
+        <w:rPr>
+          <w:rStyle w:val="OtherTok"/>
+        </w:rPr>
+        <w:t xml:space="preserve">&lt;-</w:t>
+      </w:r>
+      <w:r>
+        <w:rPr>
+          <w:rStyle w:val="NormalTok"/>
+        </w:rPr>
+        <w:t xml:space="preserve"> </w:t>
+      </w:r>
+      <w:r>
+        <w:rPr>
+          <w:rStyle w:val="FunctionTok"/>
+        </w:rPr>
+        <w:t xml:space="preserve">data.frame</w:t>
+      </w:r>
+      <w:r>
+        <w:rPr>
+          <w:rStyle w:val="NormalTok"/>
+        </w:rPr>
+        <w:t xml:space="preserve">(</w:t>
+      </w:r>
+      <w:r>
+        <w:br/>
+      </w:r>
+      <w:r>
+        <w:rPr>
+          <w:rStyle w:val="NormalTok"/>
+        </w:rPr>
+        <w:t xml:space="preserve">  </w:t>
+      </w:r>
+      <w:r>
+        <w:rPr>
+          <w:rStyle w:val="AttributeTok"/>
+        </w:rPr>
+        <w:t xml:space="preserve">drought =</w:t>
+      </w:r>
+      <w:r>
+        <w:rPr>
+          <w:rStyle w:val="NormalTok"/>
+        </w:rPr>
+        <w:t xml:space="preserve"> </w:t>
+      </w:r>
+      <w:r>
+        <w:rPr>
+          <w:rStyle w:val="DecValTok"/>
+        </w:rPr>
+        <w:t xml:space="preserve">0</w:t>
+      </w:r>
+      <w:r>
+        <w:rPr>
+          <w:rStyle w:val="SpecialCharTok"/>
+        </w:rPr>
+        <w:t xml:space="preserve">:</w:t>
+      </w:r>
+      <w:r>
+        <w:rPr>
+          <w:rStyle w:val="DecValTok"/>
+        </w:rPr>
+        <w:t xml:space="preserve">8</w:t>
+      </w:r>
+      <w:r>
+        <w:br/>
+      </w:r>
+      <w:r>
+        <w:rPr>
+          <w:rStyle w:val="NormalTok"/>
+        </w:rPr>
+        <w:t xml:space="preserve">)</w:t>
+      </w:r>
+    </w:p>
+    <w:p>
+      <w:pPr>
+        <w:pStyle w:val="FirstParagraph"/>
+      </w:pPr>
+      <w:r>
+        <w:t xml:space="preserve">In Question Set Three, you specified values of drought and used your equation to predict boto length by hand. What we’re going to do next is</w:t>
+      </w:r>
+      <w:r>
+        <w:t xml:space="preserve"> </w:t>
+      </w:r>
+      <w:r>
+        <w:rPr>
           <w:i/>
-        </w:rPr>
-        <w:t xml:space="preserve">fake</w:t>
-      </w:r>
-      <w:r>
-        <w:t xml:space="preserve"> </w:t>
-      </w:r>
-      <w:r>
-        <w:t xml:space="preserve">dataset. This dataset is going to contain, initially, just one variable;</w:t>
+          <w:iCs/>
+        </w:rPr>
+        <w:t xml:space="preserve">exactly</w:t>
+      </w:r>
+      <w:r>
+        <w:t xml:space="preserve"> </w:t>
+      </w:r>
+      <w:r>
+        <w:t xml:space="preserve">the same, we’re just going to be</w:t>
+      </w:r>
+      <w:r>
+        <w:t xml:space="preserve"> </w:t>
+      </w:r>
+      <w:r>
+        <w:t xml:space="preserve">“</w:t>
+      </w:r>
+      <w:r>
+        <w:t xml:space="preserve">lazy</w:t>
+      </w:r>
+      <w:r>
+        <w:t xml:space="preserve">”</w:t>
+      </w:r>
+      <w:r>
+        <w:t xml:space="preserve"> </w:t>
+      </w:r>
+      <w:r>
+        <w:t xml:space="preserve">and have</w:t>
       </w:r>
       <w:r>
         <w:t xml:space="preserve"> </w:t>
@@ -5045,10 +5254,13 @@
         <w:rPr>
           <w:rStyle w:val="VerbatimChar"/>
         </w:rPr>
-        <w:t xml:space="preserve">drought</w:t>
-      </w:r>
-      <w:r>
-        <w:t xml:space="preserve">, and we’re going to keep it as simple as we can. We just want drought values of 0, 1, 2, 3, 4, 5, 6, 7 and 8. We can create this kind of data super easily in</w:t>
+        <w:t xml:space="preserve">R</w:t>
+      </w:r>
+      <w:r>
+        <w:t xml:space="preserve"> </w:t>
+      </w:r>
+      <w:r>
+        <w:t xml:space="preserve">do it for us using the</w:t>
       </w:r>
       <w:r>
         <w:t xml:space="preserve"> </w:t>
@@ -5057,233 +5269,21 @@
         <w:rPr>
           <w:rStyle w:val="VerbatimChar"/>
         </w:rPr>
-        <w:t xml:space="preserve">R</w:t>
-      </w:r>
-      <w:r>
-        <w:t xml:space="preserve"> </w:t>
-      </w:r>
-      <w:r>
-        <w:t xml:space="preserve">using</w:t>
-      </w:r>
-      <w:r>
-        <w:t xml:space="preserve"> </w:t>
-      </w:r>
-      <w:r>
-        <w:rPr>
-          <w:rStyle w:val="VerbatimChar"/>
-        </w:rPr>
-        <w:t xml:space="preserve">0:8</w:t>
-      </w:r>
-      <w:r>
-        <w:t xml:space="preserve">. Try entering</w:t>
-      </w:r>
-      <w:r>
-        <w:t xml:space="preserve"> </w:t>
-      </w:r>
-      <w:r>
-        <w:rPr>
-          <w:rStyle w:val="VerbatimChar"/>
-        </w:rPr>
-        <w:t xml:space="preserve">0:8</w:t>
-      </w:r>
-      <w:r>
-        <w:t xml:space="preserve"> </w:t>
-      </w:r>
-      <w:r>
-        <w:t xml:space="preserve">in the console to see what it does, if you’re unsure. To create the</w:t>
-      </w:r>
-      <w:r>
-        <w:t xml:space="preserve"> </w:t>
-      </w:r>
-      <w:r>
-        <w:rPr>
-          <w:rStyle w:val="VerbatimChar"/>
-        </w:rPr>
-        <w:t xml:space="preserve">fake</w:t>
-      </w:r>
-      <w:r>
-        <w:t xml:space="preserve"> </w:t>
-      </w:r>
-      <w:r>
-        <w:t xml:space="preserve">dataset we use the</w:t>
-      </w:r>
-      <w:r>
-        <w:t xml:space="preserve"> </w:t>
-      </w:r>
-      <w:r>
-        <w:rPr>
-          <w:rStyle w:val="VerbatimChar"/>
-        </w:rPr>
-        <w:t xml:space="preserve">data.frame()</w:t>
-      </w:r>
-      <w:r>
-        <w:t xml:space="preserve"> </w:t>
-      </w:r>
-      <w:r>
-        <w:t xml:space="preserve">function. Bringing this all together, we get:</w:t>
-      </w:r>
-    </w:p>
-    <w:p>
-      <w:pPr>
-        <w:pStyle w:val="SourceCode"/>
-      </w:pPr>
-      <w:r>
-        <w:rPr>
-          <w:rStyle w:val="NormalTok"/>
-        </w:rPr>
-        <w:t xml:space="preserve">fake </w:t>
-      </w:r>
-      <w:r>
-        <w:rPr>
-          <w:rStyle w:val="OtherTok"/>
-        </w:rPr>
-        <w:t xml:space="preserve">&lt;-</w:t>
-      </w:r>
-      <w:r>
-        <w:rPr>
-          <w:rStyle w:val="NormalTok"/>
-        </w:rPr>
-        <w:t xml:space="preserve"> </w:t>
-      </w:r>
-      <w:r>
-        <w:rPr>
-          <w:rStyle w:val="FunctionTok"/>
-        </w:rPr>
-        <w:t xml:space="preserve">data.frame</w:t>
-      </w:r>
-      <w:r>
-        <w:rPr>
-          <w:rStyle w:val="NormalTok"/>
-        </w:rPr>
-        <w:t xml:space="preserve">(</w:t>
-      </w:r>
-      <w:r>
-        <w:br/>
-      </w:r>
-      <w:r>
-        <w:rPr>
-          <w:rStyle w:val="NormalTok"/>
-        </w:rPr>
-        <w:t xml:space="preserve">  </w:t>
-      </w:r>
-      <w:r>
-        <w:rPr>
-          <w:rStyle w:val="AttributeTok"/>
-        </w:rPr>
-        <w:t xml:space="preserve">drought =</w:t>
-      </w:r>
-      <w:r>
-        <w:rPr>
-          <w:rStyle w:val="NormalTok"/>
-        </w:rPr>
-        <w:t xml:space="preserve"> </w:t>
-      </w:r>
-      <w:r>
-        <w:rPr>
-          <w:rStyle w:val="DecValTok"/>
-        </w:rPr>
-        <w:t xml:space="preserve">0</w:t>
-      </w:r>
-      <w:r>
-        <w:rPr>
-          <w:rStyle w:val="SpecialCharTok"/>
-        </w:rPr>
-        <w:t xml:space="preserve">:</w:t>
-      </w:r>
-      <w:r>
-        <w:rPr>
-          <w:rStyle w:val="DecValTok"/>
-        </w:rPr>
-        <w:t xml:space="preserve">8</w:t>
-      </w:r>
-      <w:r>
-        <w:br/>
-      </w:r>
-      <w:r>
-        <w:rPr>
-          <w:rStyle w:val="NormalTok"/>
-        </w:rPr>
-        <w:t xml:space="preserve">)</w:t>
-      </w:r>
-    </w:p>
-    <w:p>
-      <w:pPr>
-        <w:pStyle w:val="FirstParagraph"/>
-      </w:pPr>
-      <w:r>
-        <w:t xml:space="preserve">In Question Set Three, you specified values of drought and used your equation to predict boto length by hand. What we’re going to do next is</w:t>
-      </w:r>
-      <w:r>
-        <w:t xml:space="preserve"> </w:t>
-      </w:r>
-      <w:r>
-        <w:rPr>
+        <w:t xml:space="preserve">predict()</w:t>
+      </w:r>
+      <w:r>
+        <w:t xml:space="preserve"> </w:t>
+      </w:r>
+      <w:r>
+        <w:t xml:space="preserve">function. To be clear, it’s doing</w:t>
+      </w:r>
+      <w:r>
+        <w:t xml:space="preserve"> </w:t>
+      </w:r>
+      <w:r>
+        <w:rPr>
+          <w:i/>
           <w:iCs/>
-          <w:i/>
-        </w:rPr>
-        <w:t xml:space="preserve">exactly</w:t>
-      </w:r>
-      <w:r>
-        <w:t xml:space="preserve"> </w:t>
-      </w:r>
-      <w:r>
-        <w:t xml:space="preserve">the same, we’re just going to be</w:t>
-      </w:r>
-      <w:r>
-        <w:t xml:space="preserve"> </w:t>
-      </w:r>
-      <w:r>
-        <w:t xml:space="preserve">“</w:t>
-      </w:r>
-      <w:r>
-        <w:t xml:space="preserve">lazy</w:t>
-      </w:r>
-      <w:r>
-        <w:t xml:space="preserve">”</w:t>
-      </w:r>
-      <w:r>
-        <w:t xml:space="preserve"> </w:t>
-      </w:r>
-      <w:r>
-        <w:t xml:space="preserve">and have</w:t>
-      </w:r>
-      <w:r>
-        <w:t xml:space="preserve"> </w:t>
-      </w:r>
-      <w:r>
-        <w:rPr>
-          <w:rStyle w:val="VerbatimChar"/>
-        </w:rPr>
-        <w:t xml:space="preserve">R</w:t>
-      </w:r>
-      <w:r>
-        <w:t xml:space="preserve"> </w:t>
-      </w:r>
-      <w:r>
-        <w:t xml:space="preserve">do it for us using the</w:t>
-      </w:r>
-      <w:r>
-        <w:t xml:space="preserve"> </w:t>
-      </w:r>
-      <w:r>
-        <w:rPr>
-          <w:rStyle w:val="VerbatimChar"/>
-        </w:rPr>
-        <w:t xml:space="preserve">predict()</w:t>
-      </w:r>
-      <w:r>
-        <w:t xml:space="preserve"> </w:t>
-      </w:r>
-      <w:r>
-        <w:t xml:space="preserve">function. To be clear, it’s doing</w:t>
-      </w:r>
-      <w:r>
-        <w:t xml:space="preserve"> </w:t>
-      </w:r>
-      <w:r>
-        <w:rPr>
-          <w:iCs/>
-          <w:i/>
         </w:rPr>
         <w:t xml:space="preserve">exactly</w:t>
       </w:r>
@@ -6800,8 +6800,8 @@
       </w:r>
       <w:r>
         <w:rPr>
+          <w:i/>
           <w:iCs/>
-          <w:i/>
         </w:rPr>
         <w:t xml:space="preserve">Nicrophorus vespilloides</w:t>
       </w:r>
@@ -6819,32 +6819,32 @@
     </w:p>
     <w:p>
       <w:pPr>
+        <w:pStyle w:val="Compact"/>
         <w:numPr>
           <w:ilvl w:val="0"/>
           <w:numId w:val="1017"/>
         </w:numPr>
+      </w:pPr>
+      <w:r>
+        <w:rPr>
+          <w:rStyle w:val="VerbatimChar"/>
+        </w:rPr>
+        <w:t xml:space="preserve">offspring</w:t>
+      </w:r>
+      <w:r>
+        <w:t xml:space="preserve"> </w:t>
+      </w:r>
+      <w:r>
+        <w:t xml:space="preserve">- the number of offspring produced by the beetles</w:t>
+      </w:r>
+    </w:p>
+    <w:p>
+      <w:pPr>
         <w:pStyle w:val="Compact"/>
-      </w:pPr>
-      <w:r>
-        <w:rPr>
-          <w:rStyle w:val="VerbatimChar"/>
-        </w:rPr>
-        <w:t xml:space="preserve">offspring</w:t>
-      </w:r>
-      <w:r>
-        <w:t xml:space="preserve"> </w:t>
-      </w:r>
-      <w:r>
-        <w:t xml:space="preserve">- the number of offspring produced by the beetles</w:t>
-      </w:r>
-    </w:p>
-    <w:p>
-      <w:pPr>
         <w:numPr>
           <w:ilvl w:val="0"/>
           <w:numId w:val="1017"/>
         </w:numPr>
-        <w:pStyle w:val="Compact"/>
       </w:pPr>
       <w:r>
         <w:rPr>
@@ -7904,8 +7904,8 @@
       <w:tblPr>
         <w:tblStyle w:val="Table"/>
         <w:tblW w:type="pct" w:w="5000"/>
+        <w:tblLayout w:type="fixed"/>
         <w:tblLook w:firstRow="1" w:lastRow="0" w:firstColumn="0" w:lastColumn="0" w:noHBand="0" w:noVBand="0" w:val="0020"/>
-        <w:jc w:val="start"/>
       </w:tblPr>
       <w:tblGrid>
         <w:gridCol w:w="856"/>
@@ -7914,7 +7914,7 @@
       </w:tblGrid>
       <w:tr>
         <w:trPr>
-          <w:tblHeader w:val="true"/>
+          <w:tblHeader w:val="on"/>
         </w:trPr>
         <w:tc>
           <w:tcPr/>
@@ -7925,8 +7925,8 @@
             </w:pPr>
             <w:r>
               <w:rPr>
+                <w:b/>
                 <w:bCs/>
-                <w:b/>
               </w:rPr>
               <w:t xml:space="preserve">Assumption</w:t>
             </w:r>
@@ -7941,8 +7941,8 @@
             </w:pPr>
             <w:r>
               <w:rPr>
+                <w:b/>
                 <w:bCs/>
-                <w:b/>
               </w:rPr>
               <w:t xml:space="preserve">Description</w:t>
             </w:r>
@@ -7957,8 +7957,8 @@
             </w:pPr>
             <w:r>
               <w:rPr>
+                <w:b/>
                 <w:bCs/>
-                <w:b/>
               </w:rPr>
               <w:t xml:space="preserve">Example of Violation</w:t>
             </w:r>
@@ -7981,8 +7981,8 @@
             </w:r>
             <w:r>
               <w:rPr>
+                <w:b/>
                 <w:bCs/>
-                <w:b/>
               </w:rPr>
               <w:t xml:space="preserve">Validity</w:t>
             </w:r>
@@ -8029,8 +8029,8 @@
             </w:r>
             <w:r>
               <w:rPr>
+                <w:b/>
                 <w:bCs/>
-                <w:b/>
               </w:rPr>
               <w:t xml:space="preserve">Representativeness</w:t>
             </w:r>
@@ -8077,8 +8077,8 @@
             </w:r>
             <w:r>
               <w:rPr>
+                <w:b/>
                 <w:bCs/>
-                <w:b/>
               </w:rPr>
               <w:t xml:space="preserve">Additivity</w:t>
             </w:r>
@@ -8125,8 +8125,8 @@
             </w:r>
             <w:r>
               <w:rPr>
+                <w:b/>
                 <w:bCs/>
-                <w:b/>
               </w:rPr>
               <w:t xml:space="preserve">Linearity</w:t>
             </w:r>
@@ -8173,8 +8173,8 @@
             </w:r>
             <w:r>
               <w:rPr>
+                <w:b/>
                 <w:bCs/>
-                <w:b/>
               </w:rPr>
               <w:t xml:space="preserve">Independence of Errors</w:t>
             </w:r>
@@ -8221,8 +8221,8 @@
             </w:r>
             <w:r>
               <w:rPr>
+                <w:b/>
                 <w:bCs/>
-                <w:b/>
               </w:rPr>
               <w:t xml:space="preserve">Equal Variance of Errors</w:t>
             </w:r>
@@ -8281,8 +8281,8 @@
             </w:r>
             <w:r>
               <w:rPr>
+                <w:b/>
                 <w:bCs/>
-                <w:b/>
               </w:rPr>
               <w:t xml:space="preserve">Normality of Errors</w:t>
             </w:r>
@@ -8590,14 +8590,14 @@
     </w:lvl>
   </w:abstractNum>
   <w:abstractNum w:abstractNumId="990">
-    <w:nsid w:val="A990"/>
+    <w:nsid w:val="0000A990"/>
     <w:multiLevelType w:val="multilevel"/>
     <w:lvl w:ilvl="0">
       <w:numFmt w:val="bullet"/>
       <w:lvlText w:val=" "/>
       <w:lvlJc w:val="left"/>
       <w:pPr>
-        <w:ind w:left="720" w:hanging="480"/>
+        <w:ind w:left="720" w:hanging="360"/>
       </w:pPr>
     </w:lvl>
     <w:lvl w:ilvl="1">
@@ -8605,7 +8605,7 @@
       <w:lvlText w:val=" "/>
       <w:lvlJc w:val="left"/>
       <w:pPr>
-        <w:ind w:left="1440" w:hanging="480"/>
+        <w:ind w:left="1440" w:hanging="360"/>
       </w:pPr>
     </w:lvl>
     <w:lvl w:ilvl="2">
@@ -8613,7 +8613,7 @@
       <w:lvlText w:val=" "/>
       <w:lvlJc w:val="left"/>
       <w:pPr>
-        <w:ind w:left="2160" w:hanging="480"/>
+        <w:ind w:left="2160" w:hanging="360"/>
       </w:pPr>
     </w:lvl>
     <w:lvl w:ilvl="3">
@@ -8621,7 +8621,7 @@
       <w:lvlText w:val=" "/>
       <w:lvlJc w:val="left"/>
       <w:pPr>
-        <w:ind w:left="2880" w:hanging="480"/>
+        <w:ind w:left="2880" w:hanging="360"/>
       </w:pPr>
     </w:lvl>
     <w:lvl w:ilvl="4">
@@ -8629,7 +8629,7 @@
       <w:lvlText w:val=" "/>
       <w:lvlJc w:val="left"/>
       <w:pPr>
-        <w:ind w:left="3600" w:hanging="480"/>
+        <w:ind w:left="3600" w:hanging="360"/>
       </w:pPr>
     </w:lvl>
     <w:lvl w:ilvl="5">
@@ -8637,7 +8637,7 @@
       <w:lvlText w:val=" "/>
       <w:lvlJc w:val="left"/>
       <w:pPr>
-        <w:ind w:left="4320" w:hanging="480"/>
+        <w:ind w:left="4320" w:hanging="360"/>
       </w:pPr>
     </w:lvl>
     <w:lvl w:ilvl="6">
@@ -8645,7 +8645,7 @@
       <w:lvlText w:val=" "/>
       <w:lvlJc w:val="left"/>
       <w:pPr>
-        <w:ind w:left="5040" w:hanging="480"/>
+        <w:ind w:left="5040" w:hanging="360"/>
       </w:pPr>
     </w:lvl>
     <w:lvl w:ilvl="7">
@@ -8653,7 +8653,7 @@
       <w:lvlText w:val=" "/>
       <w:lvlJc w:val="left"/>
       <w:pPr>
-        <w:ind w:left="5760" w:hanging="480"/>
+        <w:ind w:left="5760" w:hanging="360"/>
       </w:pPr>
     </w:lvl>
     <w:lvl w:ilvl="8">
@@ -8661,12 +8661,12 @@
       <w:lvlText w:val=" "/>
       <w:lvlJc w:val="left"/>
       <w:pPr>
-        <w:ind w:left="6480" w:hanging="480"/>
+        <w:ind w:left="6480" w:hanging="360"/>
       </w:pPr>
     </w:lvl>
   </w:abstractNum>
   <w:abstractNum w:abstractNumId="99411">
-    <w:nsid w:val="A99411"/>
+    <w:nsid w:val="00A99411"/>
     <w:multiLevelType w:val="multilevel"/>
     <w:lvl w:ilvl="0">
       <w:start w:val="1"/>
@@ -8674,7 +8674,7 @@
       <w:lvlText w:val="%1."/>
       <w:lvlJc w:val="left"/>
       <w:pPr>
-        <w:ind w:left="720" w:hanging="480"/>
+        <w:ind w:left="720" w:hanging="360"/>
       </w:pPr>
     </w:lvl>
     <w:lvl w:ilvl="1">
@@ -8683,7 +8683,7 @@
       <w:lvlText w:val="%2."/>
       <w:lvlJc w:val="left"/>
       <w:pPr>
-        <w:ind w:left="1440" w:hanging="480"/>
+        <w:ind w:left="1440" w:hanging="360"/>
       </w:pPr>
     </w:lvl>
     <w:lvl w:ilvl="2">
@@ -8692,7 +8692,7 @@
       <w:lvlText w:val="%3."/>
       <w:lvlJc w:val="left"/>
       <w:pPr>
-        <w:ind w:left="2160" w:hanging="480"/>
+        <w:ind w:left="2160" w:hanging="360"/>
       </w:pPr>
     </w:lvl>
     <w:lvl w:ilvl="3">
@@ -8701,7 +8701,7 @@
       <w:lvlText w:val="%4."/>
       <w:lvlJc w:val="left"/>
       <w:pPr>
-        <w:ind w:left="2880" w:hanging="480"/>
+        <w:ind w:left="2880" w:hanging="360"/>
       </w:pPr>
     </w:lvl>
     <w:lvl w:ilvl="4">
@@ -8710,7 +8710,7 @@
       <w:lvlText w:val="%5."/>
       <w:lvlJc w:val="left"/>
       <w:pPr>
-        <w:ind w:left="3600" w:hanging="480"/>
+        <w:ind w:left="3600" w:hanging="360"/>
       </w:pPr>
     </w:lvl>
     <w:lvl w:ilvl="5">
@@ -8719,7 +8719,7 @@
       <w:lvlText w:val="%6."/>
       <w:lvlJc w:val="left"/>
       <w:pPr>
-        <w:ind w:left="4320" w:hanging="480"/>
+        <w:ind w:left="4320" w:hanging="360"/>
       </w:pPr>
     </w:lvl>
     <w:lvl w:ilvl="6">
@@ -8728,7 +8728,7 @@
       <w:lvlText w:val="%7."/>
       <w:lvlJc w:val="left"/>
       <w:pPr>
-        <w:ind w:left="5040" w:hanging="480"/>
+        <w:ind w:left="5040" w:hanging="360"/>
       </w:pPr>
     </w:lvl>
     <w:lvl w:ilvl="7">
@@ -8737,7 +8737,7 @@
       <w:lvlText w:val="%8."/>
       <w:lvlJc w:val="left"/>
       <w:pPr>
-        <w:ind w:left="5760" w:hanging="480"/>
+        <w:ind w:left="5760" w:hanging="360"/>
       </w:pPr>
     </w:lvl>
     <w:lvl w:ilvl="8">
@@ -8746,88 +8746,115 @@
       <w:lvlText w:val="%9."/>
       <w:lvlJc w:val="left"/>
       <w:pPr>
-        <w:ind w:left="6480" w:hanging="480"/>
+        <w:ind w:left="6480" w:hanging="360"/>
       </w:pPr>
     </w:lvl>
   </w:abstractNum>
   <w:abstractNum w:abstractNumId="991">
-    <w:nsid w:val="A991"/>
+    <w:nsid w:val="0000A991"/>
     <w:multiLevelType w:val="multilevel"/>
     <w:lvl w:ilvl="0">
       <w:numFmt w:val="bullet"/>
-      <w:lvlText w:val="•"/>
+      <w:lvlText w:val=""/>
       <w:lvlJc w:val="left"/>
       <w:pPr>
-        <w:ind w:left="720" w:hanging="480"/>
-      </w:pPr>
+        <w:ind w:left="720" w:hanging="360"/>
+      </w:pPr>
+      <w:rPr>
+        <w:rFonts w:ascii="Symbol" w:hAnsi="Symbol" w:cs="Symbol" w:hint="default"/>
+      </w:rPr>
     </w:lvl>
     <w:lvl w:ilvl="1">
       <w:numFmt w:val="bullet"/>
-      <w:lvlText w:val="–"/>
+      <w:lvlText w:val="o"/>
       <w:lvlJc w:val="left"/>
       <w:pPr>
-        <w:ind w:left="1440" w:hanging="480"/>
-      </w:pPr>
+        <w:ind w:left="1440" w:hanging="360"/>
+      </w:pPr>
+      <w:rPr>
+        <w:rFonts w:ascii="Courier New" w:hAnsi="Courier New" w:cs="Courier New" w:hint="default"/>
+      </w:rPr>
     </w:lvl>
     <w:lvl w:ilvl="2">
       <w:numFmt w:val="bullet"/>
-      <w:lvlText w:val="•"/>
+      <w:lvlText w:val=""/>
       <w:lvlJc w:val="left"/>
       <w:pPr>
-        <w:ind w:left="2160" w:hanging="480"/>
-      </w:pPr>
+        <w:ind w:left="2160" w:hanging="360"/>
+      </w:pPr>
+      <w:rPr>
+        <w:rFonts w:ascii="Wingdings" w:hAnsi="Wingdings" w:cs="Wingdings" w:hint="default"/>
+      </w:rPr>
     </w:lvl>
     <w:lvl w:ilvl="3">
       <w:numFmt w:val="bullet"/>
-      <w:lvlText w:val="–"/>
+      <w:lvlText w:val=""/>
       <w:lvlJc w:val="left"/>
       <w:pPr>
-        <w:ind w:left="2880" w:hanging="480"/>
-      </w:pPr>
+        <w:ind w:left="2880" w:hanging="360"/>
+      </w:pPr>
+      <w:rPr>
+        <w:rFonts w:ascii="Symbol" w:hAnsi="Symbol" w:cs="Symbol" w:hint="default"/>
+      </w:rPr>
     </w:lvl>
     <w:lvl w:ilvl="4">
       <w:numFmt w:val="bullet"/>
-      <w:lvlText w:val="•"/>
+      <w:lvlText w:val="o"/>
       <w:lvlJc w:val="left"/>
       <w:pPr>
-        <w:ind w:left="3600" w:hanging="480"/>
-      </w:pPr>
+        <w:ind w:left="3600" w:hanging="360"/>
+      </w:pPr>
+      <w:rPr>
+        <w:rFonts w:ascii="Courier New" w:hAnsi="Courier New" w:cs="Courier New" w:hint="default"/>
+      </w:rPr>
     </w:lvl>
     <w:lvl w:ilvl="5">
       <w:numFmt w:val="bullet"/>
-      <w:lvlText w:val="–"/>
+      <w:lvlText w:val=""/>
       <w:lvlJc w:val="left"/>
       <w:pPr>
-        <w:ind w:left="4320" w:hanging="480"/>
-      </w:pPr>
+        <w:ind w:left="4320" w:hanging="360"/>
+      </w:pPr>
+      <w:rPr>
+        <w:rFonts w:ascii="Wingdings" w:hAnsi="Wingdings" w:cs="Wingdings" w:hint="default"/>
+      </w:rPr>
     </w:lvl>
     <w:lvl w:ilvl="6">
       <w:numFmt w:val="bullet"/>
-      <w:lvlText w:val="•"/>
+      <w:lvlText w:val=""/>
       <w:lvlJc w:val="left"/>
       <w:pPr>
-        <w:ind w:left="5040" w:hanging="480"/>
-      </w:pPr>
+        <w:ind w:left="5040" w:hanging="360"/>
+      </w:pPr>
+      <w:rPr>
+        <w:rFonts w:ascii="Symbol" w:hAnsi="Symbol" w:cs="Symbol" w:hint="default"/>
+      </w:rPr>
     </w:lvl>
     <w:lvl w:ilvl="7">
       <w:numFmt w:val="bullet"/>
-      <w:lvlText w:val="–"/>
+      <w:lvlText w:val="o"/>
       <w:lvlJc w:val="left"/>
       <w:pPr>
-        <w:ind w:left="5760" w:hanging="480"/>
-      </w:pPr>
+        <w:ind w:left="5760" w:hanging="360"/>
+      </w:pPr>
+      <w:rPr>
+        <w:rFonts w:ascii="Courier New" w:hAnsi="Courier New" w:cs="Courier New" w:hint="default"/>
+      </w:rPr>
     </w:lvl>
     <w:lvl w:ilvl="8">
       <w:numFmt w:val="bullet"/>
-      <w:lvlText w:val="•"/>
+      <w:lvlText w:val=""/>
       <w:lvlJc w:val="left"/>
       <w:pPr>
-        <w:ind w:left="6480" w:hanging="480"/>
-      </w:pPr>
+        <w:ind w:left="6480" w:hanging="360"/>
+      </w:pPr>
+      <w:rPr>
+        <w:rFonts w:ascii="Wingdings" w:hAnsi="Wingdings" w:cs="Wingdings" w:hint="default"/>
+      </w:rPr>
     </w:lvl>
   </w:abstractNum>
   <w:abstractNum w:abstractNumId="99412">
-    <w:nsid w:val="A99412"/>
+    <w:nsid w:val="00A99412"/>
     <w:multiLevelType w:val="multilevel"/>
     <w:lvl w:ilvl="0">
       <w:start w:val="2"/>
@@ -8835,7 +8862,7 @@
       <w:lvlText w:val="%1."/>
       <w:lvlJc w:val="left"/>
       <w:pPr>
-        <w:ind w:left="720" w:hanging="480"/>
+        <w:ind w:left="720" w:hanging="360"/>
       </w:pPr>
     </w:lvl>
     <w:lvl w:ilvl="1">
@@ -8844,7 +8871,7 @@
       <w:lvlText w:val="%2."/>
       <w:lvlJc w:val="left"/>
       <w:pPr>
-        <w:ind w:left="1440" w:hanging="480"/>
+        <w:ind w:left="1440" w:hanging="360"/>
       </w:pPr>
     </w:lvl>
     <w:lvl w:ilvl="2">
@@ -8853,7 +8880,7 @@
       <w:lvlText w:val="%3."/>
       <w:lvlJc w:val="left"/>
       <w:pPr>
-        <w:ind w:left="2160" w:hanging="480"/>
+        <w:ind w:left="2160" w:hanging="360"/>
       </w:pPr>
     </w:lvl>
     <w:lvl w:ilvl="3">
@@ -8862,7 +8889,7 @@
       <w:lvlText w:val="%4."/>
       <w:lvlJc w:val="left"/>
       <w:pPr>
-        <w:ind w:left="2880" w:hanging="480"/>
+        <w:ind w:left="2880" w:hanging="360"/>
       </w:pPr>
     </w:lvl>
     <w:lvl w:ilvl="4">
@@ -8871,7 +8898,7 @@
       <w:lvlText w:val="%5."/>
       <w:lvlJc w:val="left"/>
       <w:pPr>
-        <w:ind w:left="3600" w:hanging="480"/>
+        <w:ind w:left="3600" w:hanging="360"/>
       </w:pPr>
     </w:lvl>
     <w:lvl w:ilvl="5">
@@ -8880,7 +8907,7 @@
       <w:lvlText w:val="%6."/>
       <w:lvlJc w:val="left"/>
       <w:pPr>
-        <w:ind w:left="4320" w:hanging="480"/>
+        <w:ind w:left="4320" w:hanging="360"/>
       </w:pPr>
     </w:lvl>
     <w:lvl w:ilvl="6">
@@ -8889,7 +8916,7 @@
       <w:lvlText w:val="%7."/>
       <w:lvlJc w:val="left"/>
       <w:pPr>
-        <w:ind w:left="5040" w:hanging="480"/>
+        <w:ind w:left="5040" w:hanging="360"/>
       </w:pPr>
     </w:lvl>
     <w:lvl w:ilvl="7">
@@ -8898,7 +8925,7 @@
       <w:lvlText w:val="%8."/>
       <w:lvlJc w:val="left"/>
       <w:pPr>
-        <w:ind w:left="5760" w:hanging="480"/>
+        <w:ind w:left="5760" w:hanging="360"/>
       </w:pPr>
     </w:lvl>
     <w:lvl w:ilvl="8">
@@ -8907,12 +8934,12 @@
       <w:lvlText w:val="%9."/>
       <w:lvlJc w:val="left"/>
       <w:pPr>
-        <w:ind w:left="6480" w:hanging="480"/>
+        <w:ind w:left="6480" w:hanging="360"/>
       </w:pPr>
     </w:lvl>
   </w:abstractNum>
   <w:abstractNum w:abstractNumId="99413">
-    <w:nsid w:val="A99413"/>
+    <w:nsid w:val="00A99413"/>
     <w:multiLevelType w:val="multilevel"/>
     <w:lvl w:ilvl="0">
       <w:start w:val="3"/>
@@ -8920,7 +8947,7 @@
       <w:lvlText w:val="%1."/>
       <w:lvlJc w:val="left"/>
       <w:pPr>
-        <w:ind w:left="720" w:hanging="480"/>
+        <w:ind w:left="720" w:hanging="360"/>
       </w:pPr>
     </w:lvl>
     <w:lvl w:ilvl="1">
@@ -8929,7 +8956,7 @@
       <w:lvlText w:val="%2."/>
       <w:lvlJc w:val="left"/>
       <w:pPr>
-        <w:ind w:left="1440" w:hanging="480"/>
+        <w:ind w:left="1440" w:hanging="360"/>
       </w:pPr>
     </w:lvl>
     <w:lvl w:ilvl="2">
@@ -8938,7 +8965,7 @@
       <w:lvlText w:val="%3."/>
       <w:lvlJc w:val="left"/>
       <w:pPr>
-        <w:ind w:left="2160" w:hanging="480"/>
+        <w:ind w:left="2160" w:hanging="360"/>
       </w:pPr>
     </w:lvl>
     <w:lvl w:ilvl="3">
@@ -8947,7 +8974,7 @@
       <w:lvlText w:val="%4."/>
       <w:lvlJc w:val="left"/>
       <w:pPr>
-        <w:ind w:left="2880" w:hanging="480"/>
+        <w:ind w:left="2880" w:hanging="360"/>
       </w:pPr>
     </w:lvl>
     <w:lvl w:ilvl="4">
@@ -8956,7 +8983,7 @@
       <w:lvlText w:val="%5."/>
       <w:lvlJc w:val="left"/>
       <w:pPr>
-        <w:ind w:left="3600" w:hanging="480"/>
+        <w:ind w:left="3600" w:hanging="360"/>
       </w:pPr>
     </w:lvl>
     <w:lvl w:ilvl="5">
@@ -8965,7 +8992,7 @@
       <w:lvlText w:val="%6."/>
       <w:lvlJc w:val="left"/>
       <w:pPr>
-        <w:ind w:left="4320" w:hanging="480"/>
+        <w:ind w:left="4320" w:hanging="360"/>
       </w:pPr>
     </w:lvl>
     <w:lvl w:ilvl="6">
@@ -8974,7 +9001,7 @@
       <w:lvlText w:val="%7."/>
       <w:lvlJc w:val="left"/>
       <w:pPr>
-        <w:ind w:left="5040" w:hanging="480"/>
+        <w:ind w:left="5040" w:hanging="360"/>
       </w:pPr>
     </w:lvl>
     <w:lvl w:ilvl="7">
@@ -8983,7 +9010,7 @@
       <w:lvlText w:val="%8."/>
       <w:lvlJc w:val="left"/>
       <w:pPr>
-        <w:ind w:left="5760" w:hanging="480"/>
+        <w:ind w:left="5760" w:hanging="360"/>
       </w:pPr>
     </w:lvl>
     <w:lvl w:ilvl="8">
@@ -8992,12 +9019,12 @@
       <w:lvlText w:val="%9."/>
       <w:lvlJc w:val="left"/>
       <w:pPr>
-        <w:ind w:left="6480" w:hanging="480"/>
+        <w:ind w:left="6480" w:hanging="360"/>
       </w:pPr>
     </w:lvl>
   </w:abstractNum>
   <w:abstractNum w:abstractNumId="99414">
-    <w:nsid w:val="A99414"/>
+    <w:nsid w:val="00A99414"/>
     <w:multiLevelType w:val="multilevel"/>
     <w:lvl w:ilvl="0">
       <w:start w:val="4"/>
@@ -9005,7 +9032,7 @@
       <w:lvlText w:val="%1."/>
       <w:lvlJc w:val="left"/>
       <w:pPr>
-        <w:ind w:left="720" w:hanging="480"/>
+        <w:ind w:left="720" w:hanging="360"/>
       </w:pPr>
     </w:lvl>
     <w:lvl w:ilvl="1">
@@ -9014,7 +9041,7 @@
       <w:lvlText w:val="%2."/>
       <w:lvlJc w:val="left"/>
       <w:pPr>
-        <w:ind w:left="1440" w:hanging="480"/>
+        <w:ind w:left="1440" w:hanging="360"/>
       </w:pPr>
     </w:lvl>
     <w:lvl w:ilvl="2">
@@ -9023,7 +9050,7 @@
       <w:lvlText w:val="%3."/>
       <w:lvlJc w:val="left"/>
       <w:pPr>
-        <w:ind w:left="2160" w:hanging="480"/>
+        <w:ind w:left="2160" w:hanging="360"/>
       </w:pPr>
     </w:lvl>
     <w:lvl w:ilvl="3">
@@ -9032,7 +9059,7 @@
       <w:lvlText w:val="%4."/>
       <w:lvlJc w:val="left"/>
       <w:pPr>
-        <w:ind w:left="2880" w:hanging="480"/>
+        <w:ind w:left="2880" w:hanging="360"/>
       </w:pPr>
     </w:lvl>
     <w:lvl w:ilvl="4">
@@ -9041,7 +9068,7 @@
       <w:lvlText w:val="%5."/>
       <w:lvlJc w:val="left"/>
       <w:pPr>
-        <w:ind w:left="3600" w:hanging="480"/>
+        <w:ind w:left="3600" w:hanging="360"/>
       </w:pPr>
     </w:lvl>
     <w:lvl w:ilvl="5">
@@ -9050,7 +9077,7 @@
       <w:lvlText w:val="%6."/>
       <w:lvlJc w:val="left"/>
       <w:pPr>
-        <w:ind w:left="4320" w:hanging="480"/>
+        <w:ind w:left="4320" w:hanging="360"/>
       </w:pPr>
     </w:lvl>
     <w:lvl w:ilvl="6">
@@ -9059,7 +9086,7 @@
       <w:lvlText w:val="%7."/>
       <w:lvlJc w:val="left"/>
       <w:pPr>
-        <w:ind w:left="5040" w:hanging="480"/>
+        <w:ind w:left="5040" w:hanging="360"/>
       </w:pPr>
     </w:lvl>
     <w:lvl w:ilvl="7">
@@ -9068,7 +9095,7 @@
       <w:lvlText w:val="%8."/>
       <w:lvlJc w:val="left"/>
       <w:pPr>
-        <w:ind w:left="5760" w:hanging="480"/>
+        <w:ind w:left="5760" w:hanging="360"/>
       </w:pPr>
     </w:lvl>
     <w:lvl w:ilvl="8">
@@ -9077,7 +9104,7 @@
       <w:lvlText w:val="%9."/>
       <w:lvlJc w:val="left"/>
       <w:pPr>
-        <w:ind w:left="6480" w:hanging="480"/>
+        <w:ind w:left="6480" w:hanging="360"/>
       </w:pPr>
     </w:lvl>
   </w:abstractNum>
